--- a/RAC/14장/14장_srvctl과crsctl명령체계.docx
+++ b/RAC/14장/14장_srvctl과crsctl명령체계.docx
@@ -16,7 +16,35 @@
           <w:rFonts w:ascii="맑은 고딕" w:hAnsi="맑은 고딕" w:eastAsia="맑은 고딕"/>
           <w:sz w:val="21"/>
         </w:rPr>
-        <w:t>12장에서 인스턴스를 올리고 내렸고 13장에서 스토리지를 다뤘다. 두 장 모두 `srvctl` 과 `crsctl` 을 썼지만 어느 것을 언제 쓰는지는 그때그때 알려 준 대로 따라 했을 뿐이다.</w:t>
+        <w:t xml:space="preserve">12장에서 인스턴스를 올리고 내렸고 13장에서 스토리지를 다뤘다. 두 장 모두 </w:t>
+      </w:r>
+      <w:r>
+        <w:rPr>
+          <w:rFonts w:ascii="Consolas" w:hAnsi="Consolas" w:eastAsia="Consolas" w:cs="Consolas"/>
+          <w:sz w:val="20"/>
+        </w:rPr>
+        <w:t xml:space="preserve">srvctl</w:t>
+      </w:r>
+      <w:r>
+        <w:rPr>
+          <w:rFonts w:ascii="맑은 고딕" w:hAnsi="맑은 고딕" w:eastAsia="맑은 고딕"/>
+          <w:sz w:val="21"/>
+        </w:rPr>
+        <w:t xml:space="preserve"> 과 </w:t>
+      </w:r>
+      <w:r>
+        <w:rPr>
+          <w:rFonts w:ascii="Consolas" w:hAnsi="Consolas" w:eastAsia="Consolas" w:cs="Consolas"/>
+          <w:sz w:val="20"/>
+        </w:rPr>
+        <w:t xml:space="preserve">crsctl</w:t>
+      </w:r>
+      <w:r>
+        <w:rPr>
+          <w:rFonts w:ascii="맑은 고딕" w:hAnsi="맑은 고딕" w:eastAsia="맑은 고딕"/>
+          <w:sz w:val="21"/>
+        </w:rPr>
+        <w:t xml:space="preserve"> 을 썼지만 어느 것을 언제 쓰는지는 그때그때 알려 준 대로 따라 했을 뿐이다.</w:t>
       </w:r>
     </w:p>
     <w:p>
@@ -59,7 +87,35 @@
           <w:rFonts w:ascii="맑은 고딕" w:hAnsi="맑은 고딕" w:eastAsia="맑은 고딕"/>
           <w:sz w:val="21"/>
         </w:rPr>
-        <w:t>한 문장으로 하면 이렇다. `srvctl` 은 오라클 제품 자원을, `crsctl` 은 클러스터 자체와 그 밖의 자원을 다룬다.</w:t>
+        <w:t xml:space="preserve">한 문장으로 하면 이렇다. </w:t>
+      </w:r>
+      <w:r>
+        <w:rPr>
+          <w:rFonts w:ascii="Consolas" w:hAnsi="Consolas" w:eastAsia="Consolas" w:cs="Consolas"/>
+          <w:sz w:val="20"/>
+        </w:rPr>
+        <w:t xml:space="preserve">srvctl</w:t>
+      </w:r>
+      <w:r>
+        <w:rPr>
+          <w:rFonts w:ascii="맑은 고딕" w:hAnsi="맑은 고딕" w:eastAsia="맑은 고딕"/>
+          <w:sz w:val="21"/>
+        </w:rPr>
+        <w:t xml:space="preserve"> 은 오라클 제품 자원을, </w:t>
+      </w:r>
+      <w:r>
+        <w:rPr>
+          <w:rFonts w:ascii="Consolas" w:hAnsi="Consolas" w:eastAsia="Consolas" w:cs="Consolas"/>
+          <w:sz w:val="20"/>
+        </w:rPr>
+        <w:t xml:space="preserve">crsctl</w:t>
+      </w:r>
+      <w:r>
+        <w:rPr>
+          <w:rFonts w:ascii="맑은 고딕" w:hAnsi="맑은 고딕" w:eastAsia="맑은 고딕"/>
+          <w:sz w:val="21"/>
+        </w:rPr>
+        <w:t xml:space="preserve"> 은 클러스터 자체와 그 밖의 자원을 다룬다.</w:t>
       </w:r>
     </w:p>
     <w:p>
@@ -68,7 +124,35 @@
           <w:rFonts w:ascii="맑은 고딕" w:hAnsi="맑은 고딕" w:eastAsia="맑은 고딕"/>
           <w:sz w:val="21"/>
         </w:rPr>
-        <w:t>데이터베이스·인스턴스·서비스·리스너·SCAN·ASM·VIP 는 `srvctl` 이다. Clusterware 스택 자체의 기동과 정지, 자원 정의의 조회와 수정, 사용자 자원의 등록은 `crsctl` 이다.</w:t>
+        <w:t xml:space="preserve">데이터베이스·인스턴스·서비스·리스너·SCAN·ASM·VIP 는 </w:t>
+      </w:r>
+      <w:r>
+        <w:rPr>
+          <w:rFonts w:ascii="Consolas" w:hAnsi="Consolas" w:eastAsia="Consolas" w:cs="Consolas"/>
+          <w:sz w:val="20"/>
+        </w:rPr>
+        <w:t xml:space="preserve">srvctl</w:t>
+      </w:r>
+      <w:r>
+        <w:rPr>
+          <w:rFonts w:ascii="맑은 고딕" w:hAnsi="맑은 고딕" w:eastAsia="맑은 고딕"/>
+          <w:sz w:val="21"/>
+        </w:rPr>
+        <w:t xml:space="preserve"> 이다. Clusterware 스택 자체의 기동과 정지, 자원 정의의 조회와 수정, 사용자 자원의 등록은 </w:t>
+      </w:r>
+      <w:r>
+        <w:rPr>
+          <w:rFonts w:ascii="Consolas" w:hAnsi="Consolas" w:eastAsia="Consolas" w:cs="Consolas"/>
+          <w:sz w:val="20"/>
+        </w:rPr>
+        <w:t xml:space="preserve">crsctl</w:t>
+      </w:r>
+      <w:r>
+        <w:rPr>
+          <w:rFonts w:ascii="맑은 고딕" w:hAnsi="맑은 고딕" w:eastAsia="맑은 고딕"/>
+          <w:sz w:val="21"/>
+        </w:rPr>
+        <w:t xml:space="preserve"> 이다.</w:t>
       </w:r>
     </w:p>
     <w:p>
@@ -77,7 +161,63 @@
           <w:rFonts w:ascii="맑은 고딕" w:hAnsi="맑은 고딕" w:eastAsia="맑은 고딕"/>
           <w:sz w:val="21"/>
         </w:rPr>
-        <w:t>실행 계정도 다르다. `srvctl` 은 대개 `oracle` 이 데이터베이스 홈에서 실행하고 `crsctl` 은 `grid` 가 Grid 홈에서 실행한다. 자원의 소유자가 다르기 때문이다.</w:t>
+        <w:t xml:space="preserve">실행 계정도 다르다. </w:t>
+      </w:r>
+      <w:r>
+        <w:rPr>
+          <w:rFonts w:ascii="Consolas" w:hAnsi="Consolas" w:eastAsia="Consolas" w:cs="Consolas"/>
+          <w:sz w:val="20"/>
+        </w:rPr>
+        <w:t xml:space="preserve">srvctl</w:t>
+      </w:r>
+      <w:r>
+        <w:rPr>
+          <w:rFonts w:ascii="맑은 고딕" w:hAnsi="맑은 고딕" w:eastAsia="맑은 고딕"/>
+          <w:sz w:val="21"/>
+        </w:rPr>
+        <w:t xml:space="preserve"> 은 대개 </w:t>
+      </w:r>
+      <w:r>
+        <w:rPr>
+          <w:rFonts w:ascii="Consolas" w:hAnsi="Consolas" w:eastAsia="Consolas" w:cs="Consolas"/>
+          <w:sz w:val="20"/>
+        </w:rPr>
+        <w:t xml:space="preserve">oracle</w:t>
+      </w:r>
+      <w:r>
+        <w:rPr>
+          <w:rFonts w:ascii="맑은 고딕" w:hAnsi="맑은 고딕" w:eastAsia="맑은 고딕"/>
+          <w:sz w:val="21"/>
+        </w:rPr>
+        <w:t xml:space="preserve"> 이 데이터베이스 홈에서 실행하고 </w:t>
+      </w:r>
+      <w:r>
+        <w:rPr>
+          <w:rFonts w:ascii="Consolas" w:hAnsi="Consolas" w:eastAsia="Consolas" w:cs="Consolas"/>
+          <w:sz w:val="20"/>
+        </w:rPr>
+        <w:t xml:space="preserve">crsctl</w:t>
+      </w:r>
+      <w:r>
+        <w:rPr>
+          <w:rFonts w:ascii="맑은 고딕" w:hAnsi="맑은 고딕" w:eastAsia="맑은 고딕"/>
+          <w:sz w:val="21"/>
+        </w:rPr>
+        <w:t xml:space="preserve"> 은 </w:t>
+      </w:r>
+      <w:r>
+        <w:rPr>
+          <w:rFonts w:ascii="Consolas" w:hAnsi="Consolas" w:eastAsia="Consolas" w:cs="Consolas"/>
+          <w:sz w:val="20"/>
+        </w:rPr>
+        <w:t xml:space="preserve">grid</w:t>
+      </w:r>
+      <w:r>
+        <w:rPr>
+          <w:rFonts w:ascii="맑은 고딕" w:hAnsi="맑은 고딕" w:eastAsia="맑은 고딕"/>
+          <w:sz w:val="21"/>
+        </w:rPr>
+        <w:t xml:space="preserve"> 가 Grid 홈에서 실행한다. 자원의 소유자가 다르기 때문이다.</w:t>
       </w:r>
     </w:p>
     <w:tbl>
@@ -209,7 +349,49 @@
           <w:rFonts w:ascii="맑은 고딕" w:hAnsi="맑은 고딕" w:eastAsia="맑은 고딕"/>
           <w:sz w:val="21"/>
         </w:rPr>
-        <w:t>명령과 대상이 나뉘어 있고 둘을 조합해서 쓴다. `srvctl status database`, `srvctl config listener`, `srvctl start instance` 같은 식이다.</w:t>
+        <w:t xml:space="preserve">명령과 대상이 나뉘어 있고 둘을 조합해서 쓴다. </w:t>
+      </w:r>
+      <w:r>
+        <w:rPr>
+          <w:rFonts w:ascii="Consolas" w:hAnsi="Consolas" w:eastAsia="Consolas" w:cs="Consolas"/>
+          <w:sz w:val="20"/>
+        </w:rPr>
+        <w:t xml:space="preserve">srvctl status database</w:t>
+      </w:r>
+      <w:r>
+        <w:rPr>
+          <w:rFonts w:ascii="맑은 고딕" w:hAnsi="맑은 고딕" w:eastAsia="맑은 고딕"/>
+          <w:sz w:val="21"/>
+        </w:rPr>
+        <w:t xml:space="preserve">, </w:t>
+      </w:r>
+      <w:r>
+        <w:rPr>
+          <w:rFonts w:ascii="Consolas" w:hAnsi="Consolas" w:eastAsia="Consolas" w:cs="Consolas"/>
+          <w:sz w:val="20"/>
+        </w:rPr>
+        <w:t xml:space="preserve">srvctl config listener</w:t>
+      </w:r>
+      <w:r>
+        <w:rPr>
+          <w:rFonts w:ascii="맑은 고딕" w:hAnsi="맑은 고딕" w:eastAsia="맑은 고딕"/>
+          <w:sz w:val="21"/>
+        </w:rPr>
+        <w:t xml:space="preserve">, </w:t>
+      </w:r>
+      <w:r>
+        <w:rPr>
+          <w:rFonts w:ascii="Consolas" w:hAnsi="Consolas" w:eastAsia="Consolas" w:cs="Consolas"/>
+          <w:sz w:val="20"/>
+        </w:rPr>
+        <w:t xml:space="preserve">srvctl start instance</w:t>
+      </w:r>
+      <w:r>
+        <w:rPr>
+          <w:rFonts w:ascii="맑은 고딕" w:hAnsi="맑은 고딕" w:eastAsia="맑은 고딕"/>
+          <w:sz w:val="21"/>
+        </w:rPr>
+        <w:t xml:space="preserve"> 같은 식이다.</w:t>
       </w:r>
     </w:p>
     <w:tbl>
@@ -286,10 +468,101 @@
     <w:p>
       <w:r>
         <w:rPr>
+          <w:rFonts w:ascii="Consolas" w:hAnsi="Consolas" w:eastAsia="Consolas" w:cs="Consolas"/>
+          <w:sz w:val="20"/>
+        </w:rPr>
+        <w:t xml:space="preserve">crsctl</w:t>
+      </w:r>
+      <w:r>
+        <w:rPr>
           <w:rFonts w:ascii="맑은 고딕" w:hAnsi="맑은 고딕" w:eastAsia="맑은 고딕"/>
           <w:sz w:val="21"/>
         </w:rPr>
-        <w:t>`crsctl` 은 대상 목록을 미리 보여 주지 않는다. `resource`·`type`·`crs`·`cluster`·`css`·`has` 같은 것이 온다.</w:t>
+        <w:t xml:space="preserve"> 은 대상 목록을 미리 보여 주지 않는다. </w:t>
+      </w:r>
+      <w:r>
+        <w:rPr>
+          <w:rFonts w:ascii="Consolas" w:hAnsi="Consolas" w:eastAsia="Consolas" w:cs="Consolas"/>
+          <w:sz w:val="20"/>
+        </w:rPr>
+        <w:t xml:space="preserve">resource</w:t>
+      </w:r>
+      <w:r>
+        <w:rPr>
+          <w:rFonts w:ascii="맑은 고딕" w:hAnsi="맑은 고딕" w:eastAsia="맑은 고딕"/>
+          <w:sz w:val="21"/>
+        </w:rPr>
+        <w:t xml:space="preserve">·</w:t>
+      </w:r>
+      <w:r>
+        <w:rPr>
+          <w:rFonts w:ascii="Consolas" w:hAnsi="Consolas" w:eastAsia="Consolas" w:cs="Consolas"/>
+          <w:sz w:val="20"/>
+        </w:rPr>
+        <w:t xml:space="preserve">type</w:t>
+      </w:r>
+      <w:r>
+        <w:rPr>
+          <w:rFonts w:ascii="맑은 고딕" w:hAnsi="맑은 고딕" w:eastAsia="맑은 고딕"/>
+          <w:sz w:val="21"/>
+        </w:rPr>
+        <w:t xml:space="preserve">·</w:t>
+      </w:r>
+      <w:r>
+        <w:rPr>
+          <w:rFonts w:ascii="Consolas" w:hAnsi="Consolas" w:eastAsia="Consolas" w:cs="Consolas"/>
+          <w:sz w:val="20"/>
+        </w:rPr>
+        <w:t xml:space="preserve">crs</w:t>
+      </w:r>
+      <w:r>
+        <w:rPr>
+          <w:rFonts w:ascii="맑은 고딕" w:hAnsi="맑은 고딕" w:eastAsia="맑은 고딕"/>
+          <w:sz w:val="21"/>
+        </w:rPr>
+        <w:t xml:space="preserve">·</w:t>
+      </w:r>
+      <w:r>
+        <w:rPr>
+          <w:rFonts w:ascii="Consolas" w:hAnsi="Consolas" w:eastAsia="Consolas" w:cs="Consolas"/>
+          <w:sz w:val="20"/>
+        </w:rPr>
+        <w:t xml:space="preserve">cluster</w:t>
+      </w:r>
+      <w:r>
+        <w:rPr>
+          <w:rFonts w:ascii="맑은 고딕" w:hAnsi="맑은 고딕" w:eastAsia="맑은 고딕"/>
+          <w:sz w:val="21"/>
+        </w:rPr>
+        <w:t xml:space="preserve">·</w:t>
+      </w:r>
+      <w:r>
+        <w:rPr>
+          <w:rFonts w:ascii="Consolas" w:hAnsi="Consolas" w:eastAsia="Consolas" w:cs="Consolas"/>
+          <w:sz w:val="20"/>
+        </w:rPr>
+        <w:t xml:space="preserve">css</w:t>
+      </w:r>
+      <w:r>
+        <w:rPr>
+          <w:rFonts w:ascii="맑은 고딕" w:hAnsi="맑은 고딕" w:eastAsia="맑은 고딕"/>
+          <w:sz w:val="21"/>
+        </w:rPr>
+        <w:t xml:space="preserve">·</w:t>
+      </w:r>
+      <w:r>
+        <w:rPr>
+          <w:rFonts w:ascii="Consolas" w:hAnsi="Consolas" w:eastAsia="Consolas" w:cs="Consolas"/>
+          <w:sz w:val="20"/>
+        </w:rPr>
+        <w:t xml:space="preserve">has</w:t>
+      </w:r>
+      <w:r>
+        <w:rPr>
+          <w:rFonts w:ascii="맑은 고딕" w:hAnsi="맑은 고딕" w:eastAsia="맑은 고딕"/>
+          <w:sz w:val="21"/>
+        </w:rPr>
+        <w:t xml:space="preserve"> 같은 것이 온다.</w:t>
       </w:r>
     </w:p>
     <w:p>
@@ -456,7 +729,21 @@
           <w:rFonts w:ascii="맑은 고딕" w:hAnsi="맑은 고딕" w:eastAsia="맑은 고딕"/>
           <w:sz w:val="21"/>
         </w:rPr>
-        <w:t>그런데 조회는 된다. `crsctl stat res ora.racdb.db -p` 는 잘 동작한다. 막히는 것은 상태를 바꾸는 명령뿐이다.</w:t>
+        <w:t xml:space="preserve">그런데 조회는 된다. </w:t>
+      </w:r>
+      <w:r>
+        <w:rPr>
+          <w:rFonts w:ascii="Consolas" w:hAnsi="Consolas" w:eastAsia="Consolas" w:cs="Consolas"/>
+          <w:sz w:val="20"/>
+        </w:rPr>
+        <w:t xml:space="preserve">crsctl stat res ora.racdb.db -p</w:t>
+      </w:r>
+      <w:r>
+        <w:rPr>
+          <w:rFonts w:ascii="맑은 고딕" w:hAnsi="맑은 고딕" w:eastAsia="맑은 고딕"/>
+          <w:sz w:val="21"/>
+        </w:rPr>
+        <w:t xml:space="preserve"> 는 잘 동작한다. 막히는 것은 상태를 바꾸는 명령뿐이다.</w:t>
       </w:r>
     </w:p>
     <w:tbl>
@@ -493,19 +780,75 @@
                 <w:rFonts w:ascii="맑은 고딕" w:hAnsi="맑은 고딕" w:eastAsia="맑은 고딕"/>
                 <w:sz w:val="20"/>
               </w:rPr>
-              <w:t>자원의 정의는 OCR 에 있고 `crsctl` 은 OCR 을 읽는 도구다. 데이터베이스 자원의 정의도 OCR 에 있으므로 읽는 것은 자연스럽다.</w:t>
-            </w:r>
-          </w:p>
-          <w:p>
-            <w:pPr>
-              <w:spacing w:after="20"/>
-            </w:pPr>
+              <w:t xml:space="preserve">자원의 정의는 OCR 에 있고 </w:t>
+            </w:r>
+            <w:r>
+              <w:rPr>
+                <w:rFonts w:ascii="Consolas" w:hAnsi="Consolas" w:eastAsia="Consolas" w:cs="Consolas"/>
+                <w:sz w:val="19"/>
+              </w:rPr>
+              <w:t xml:space="preserve">crsctl</w:t>
+            </w:r>
             <w:r>
               <w:rPr>
                 <w:rFonts w:ascii="맑은 고딕" w:hAnsi="맑은 고딕" w:eastAsia="맑은 고딕"/>
                 <w:sz w:val="20"/>
               </w:rPr>
-              <w:t>반면 데이터베이스를 정지하는 일은 세션 정리와 체크포인트를 포함하는 복잡한 절차다. `srvctl` 은 이것을 알고 `crsctl` 은 모른다. `crsctl` 이 자원 수준에서 강제로 내리면 12장에서 본 정상 종료와 비정상 종료의 구분이 무너진다.</w:t>
+              <w:t xml:space="preserve"> 은 OCR 을 읽는 도구다. 데이터베이스 자원의 정의도 OCR 에 있으므로 읽는 것은 자연스럽다.</w:t>
+            </w:r>
+          </w:p>
+          <w:p>
+            <w:pPr>
+              <w:spacing w:after="20"/>
+            </w:pPr>
+            <w:r>
+              <w:rPr>
+                <w:rFonts w:ascii="맑은 고딕" w:hAnsi="맑은 고딕" w:eastAsia="맑은 고딕"/>
+                <w:sz w:val="20"/>
+              </w:rPr>
+              <w:t xml:space="preserve">반면 데이터베이스를 정지하는 일은 세션 정리와 체크포인트를 포함하는 복잡한 절차다. </w:t>
+            </w:r>
+            <w:r>
+              <w:rPr>
+                <w:rFonts w:ascii="Consolas" w:hAnsi="Consolas" w:eastAsia="Consolas" w:cs="Consolas"/>
+                <w:sz w:val="19"/>
+              </w:rPr>
+              <w:t xml:space="preserve">srvctl</w:t>
+            </w:r>
+            <w:r>
+              <w:rPr>
+                <w:rFonts w:ascii="맑은 고딕" w:hAnsi="맑은 고딕" w:eastAsia="맑은 고딕"/>
+                <w:sz w:val="20"/>
+              </w:rPr>
+              <w:t xml:space="preserve"> 은 이것을 알고 </w:t>
+            </w:r>
+            <w:r>
+              <w:rPr>
+                <w:rFonts w:ascii="Consolas" w:hAnsi="Consolas" w:eastAsia="Consolas" w:cs="Consolas"/>
+                <w:sz w:val="19"/>
+              </w:rPr>
+              <w:t xml:space="preserve">crsctl</w:t>
+            </w:r>
+            <w:r>
+              <w:rPr>
+                <w:rFonts w:ascii="맑은 고딕" w:hAnsi="맑은 고딕" w:eastAsia="맑은 고딕"/>
+                <w:sz w:val="20"/>
+              </w:rPr>
+              <w:t xml:space="preserve"> 은 모른다. </w:t>
+            </w:r>
+            <w:r>
+              <w:rPr>
+                <w:rFonts w:ascii="Consolas" w:hAnsi="Consolas" w:eastAsia="Consolas" w:cs="Consolas"/>
+                <w:sz w:val="19"/>
+              </w:rPr>
+              <w:t xml:space="preserve">crsctl</w:t>
+            </w:r>
+            <w:r>
+              <w:rPr>
+                <w:rFonts w:ascii="맑은 고딕" w:hAnsi="맑은 고딕" w:eastAsia="맑은 고딕"/>
+                <w:sz w:val="20"/>
+              </w:rPr>
+              <w:t xml:space="preserve"> 이 자원 수준에서 강제로 내리면 12장에서 본 정상 종료와 비정상 종료의 구분이 무너진다.</w:t>
             </w:r>
           </w:p>
           <w:p>
@@ -535,10 +878,17 @@
     <w:p>
       <w:r>
         <w:rPr>
+          <w:rFonts w:ascii="Consolas" w:hAnsi="Consolas" w:eastAsia="Consolas" w:cs="Consolas"/>
+          <w:sz w:val="20"/>
+        </w:rPr>
+        <w:t xml:space="preserve">crsctl</w:t>
+      </w:r>
+      <w:r>
+        <w:rPr>
           <w:rFonts w:ascii="맑은 고딕" w:hAnsi="맑은 고딕" w:eastAsia="맑은 고딕"/>
           <w:sz w:val="21"/>
         </w:rPr>
-        <w:t>`crsctl` 로만 할 수 있는 대표적인 일이 스택 상태 확인이다.</w:t>
+        <w:t xml:space="preserve"> 로만 할 수 있는 대표적인 일이 스택 상태 확인이다.</w:t>
       </w:r>
     </w:p>
     <w:tbl>
@@ -800,7 +1150,35 @@
           <w:rFonts w:ascii="맑은 고딕" w:hAnsi="맑은 고딕" w:eastAsia="맑은 고딕"/>
           <w:sz w:val="21"/>
         </w:rPr>
-        <w:t>두 명령의 차이를 짚어 두자. `check crs` 는 실행한 노드의 스택을 보고 OHAS 를 포함해 넷을 보여 준다. `check cluster -all` 은 모든 노드를 돌며 셋만 보여 준다.</w:t>
+        <w:t xml:space="preserve">두 명령의 차이를 짚어 두자. </w:t>
+      </w:r>
+      <w:r>
+        <w:rPr>
+          <w:rFonts w:ascii="Consolas" w:hAnsi="Consolas" w:eastAsia="Consolas" w:cs="Consolas"/>
+          <w:sz w:val="20"/>
+        </w:rPr>
+        <w:t xml:space="preserve">check crs</w:t>
+      </w:r>
+      <w:r>
+        <w:rPr>
+          <w:rFonts w:ascii="맑은 고딕" w:hAnsi="맑은 고딕" w:eastAsia="맑은 고딕"/>
+          <w:sz w:val="21"/>
+        </w:rPr>
+        <w:t xml:space="preserve"> 는 실행한 노드의 스택을 보고 OHAS 를 포함해 넷을 보여 준다. </w:t>
+      </w:r>
+      <w:r>
+        <w:rPr>
+          <w:rFonts w:ascii="Consolas" w:hAnsi="Consolas" w:eastAsia="Consolas" w:cs="Consolas"/>
+          <w:sz w:val="20"/>
+        </w:rPr>
+        <w:t xml:space="preserve">check cluster -all</w:t>
+      </w:r>
+      <w:r>
+        <w:rPr>
+          <w:rFonts w:ascii="맑은 고딕" w:hAnsi="맑은 고딕" w:eastAsia="맑은 고딕"/>
+          <w:sz w:val="21"/>
+        </w:rPr>
+        <w:t xml:space="preserve"> 은 모든 노드를 돌며 셋만 보여 준다.</w:t>
       </w:r>
     </w:p>
     <w:p>
@@ -809,7 +1187,21 @@
           <w:rFonts w:ascii="맑은 고딕" w:hAnsi="맑은 고딕" w:eastAsia="맑은 고딕"/>
           <w:sz w:val="21"/>
         </w:rPr>
-        <w:t>OHAS 가 빠진 이유는 그것이 노드마다 독립적으로 뜨는 최하위 데몬이라 클러스터 관점의 조회 대상이 아니기 때문이다. `check cluster` 는 이미 클러스터가 형성된 뒤의 이야기다.</w:t>
+        <w:t xml:space="preserve">OHAS 가 빠진 이유는 그것이 노드마다 독립적으로 뜨는 최하위 데몬이라 클러스터 관점의 조회 대상이 아니기 때문이다. </w:t>
+      </w:r>
+      <w:r>
+        <w:rPr>
+          <w:rFonts w:ascii="Consolas" w:hAnsi="Consolas" w:eastAsia="Consolas" w:cs="Consolas"/>
+          <w:sz w:val="20"/>
+        </w:rPr>
+        <w:t xml:space="preserve">check cluster</w:t>
+      </w:r>
+      <w:r>
+        <w:rPr>
+          <w:rFonts w:ascii="맑은 고딕" w:hAnsi="맑은 고딕" w:eastAsia="맑은 고딕"/>
+          <w:sz w:val="21"/>
+        </w:rPr>
+        <w:t xml:space="preserve"> 는 이미 클러스터가 형성된 뒤의 이야기다.</w:t>
       </w:r>
     </w:p>
     <w:p>
@@ -831,10 +1223,31 @@
     <w:p>
       <w:r>
         <w:rPr>
+          <w:rFonts w:ascii="Consolas" w:hAnsi="Consolas" w:eastAsia="Consolas" w:cs="Consolas"/>
+          <w:sz w:val="20"/>
+        </w:rPr>
+        <w:t xml:space="preserve">srvctl</w:t>
+      </w:r>
+      <w:r>
+        <w:rPr>
           <w:rFonts w:ascii="맑은 고딕" w:hAnsi="맑은 고딕" w:eastAsia="맑은 고딕"/>
           <w:sz w:val="21"/>
         </w:rPr>
-        <w:t>`srvctl` 은 `srvctl &lt;명령&gt; &lt;대상&gt; &lt;옵션&gt;` 형태다. 이 구조를 알면 처음 보는 대상도 짐작해서 쓸 수 있다.</w:t>
+        <w:t xml:space="preserve"> 은 </w:t>
+      </w:r>
+      <w:r>
+        <w:rPr>
+          <w:rFonts w:ascii="Consolas" w:hAnsi="Consolas" w:eastAsia="Consolas" w:cs="Consolas"/>
+          <w:sz w:val="20"/>
+        </w:rPr>
+        <w:t xml:space="preserve">srvctl &lt;명령&gt; &lt;대상&gt; &lt;옵션&gt;</w:t>
+      </w:r>
+      <w:r>
+        <w:rPr>
+          <w:rFonts w:ascii="맑은 고딕" w:hAnsi="맑은 고딕" w:eastAsia="맑은 고딕"/>
+          <w:sz w:val="21"/>
+        </w:rPr>
+        <w:t xml:space="preserve"> 형태다. 이 구조를 알면 처음 보는 대상도 짐작해서 쓸 수 있다.</w:t>
       </w:r>
     </w:p>
     <w:p>
@@ -1132,19 +1545,173 @@
     <w:p>
       <w:r>
         <w:rPr>
+          <w:rFonts w:ascii="Consolas" w:hAnsi="Consolas" w:eastAsia="Consolas" w:cs="Consolas"/>
+          <w:sz w:val="20"/>
+        </w:rPr>
+        <w:t xml:space="preserve">status</w:t>
+      </w:r>
+      <w:r>
+        <w:rPr>
           <w:rFonts w:ascii="맑은 고딕" w:hAnsi="맑은 고딕" w:eastAsia="맑은 고딕"/>
           <w:sz w:val="21"/>
         </w:rPr>
-        <w:t>`status` 와 `config` 의 차이가 특히 중요하다. 12장에서 이미 봤듯 `status` 는 현실이고 `config` 는 정의다. 자원이 내려가 있으면 `status` 는 "내려가 있다" 만 말하지만 `config` 는 원래 어떤 자원인지를 그대로 보여 준다.</w:t>
+        <w:t xml:space="preserve"> 와 </w:t>
+      </w:r>
+      <w:r>
+        <w:rPr>
+          <w:rFonts w:ascii="Consolas" w:hAnsi="Consolas" w:eastAsia="Consolas" w:cs="Consolas"/>
+          <w:sz w:val="20"/>
+        </w:rPr>
+        <w:t xml:space="preserve">config</w:t>
+      </w:r>
+      <w:r>
+        <w:rPr>
+          <w:rFonts w:ascii="맑은 고딕" w:hAnsi="맑은 고딕" w:eastAsia="맑은 고딕"/>
+          <w:sz w:val="21"/>
+        </w:rPr>
+        <w:t xml:space="preserve"> 의 차이가 특히 중요하다. 12장에서 이미 봤듯 </w:t>
+      </w:r>
+      <w:r>
+        <w:rPr>
+          <w:rFonts w:ascii="Consolas" w:hAnsi="Consolas" w:eastAsia="Consolas" w:cs="Consolas"/>
+          <w:sz w:val="20"/>
+        </w:rPr>
+        <w:t xml:space="preserve">status</w:t>
+      </w:r>
+      <w:r>
+        <w:rPr>
+          <w:rFonts w:ascii="맑은 고딕" w:hAnsi="맑은 고딕" w:eastAsia="맑은 고딕"/>
+          <w:sz w:val="21"/>
+        </w:rPr>
+        <w:t xml:space="preserve"> 는 현실이고 </w:t>
+      </w:r>
+      <w:r>
+        <w:rPr>
+          <w:rFonts w:ascii="Consolas" w:hAnsi="Consolas" w:eastAsia="Consolas" w:cs="Consolas"/>
+          <w:sz w:val="20"/>
+        </w:rPr>
+        <w:t xml:space="preserve">config</w:t>
+      </w:r>
+      <w:r>
+        <w:rPr>
+          <w:rFonts w:ascii="맑은 고딕" w:hAnsi="맑은 고딕" w:eastAsia="맑은 고딕"/>
+          <w:sz w:val="21"/>
+        </w:rPr>
+        <w:t xml:space="preserve"> 는 정의다. 자원이 내려가 있으면 </w:t>
+      </w:r>
+      <w:r>
+        <w:rPr>
+          <w:rFonts w:ascii="Consolas" w:hAnsi="Consolas" w:eastAsia="Consolas" w:cs="Consolas"/>
+          <w:sz w:val="20"/>
+        </w:rPr>
+        <w:t xml:space="preserve">status</w:t>
+      </w:r>
+      <w:r>
+        <w:rPr>
+          <w:rFonts w:ascii="맑은 고딕" w:hAnsi="맑은 고딕" w:eastAsia="맑은 고딕"/>
+          <w:sz w:val="21"/>
+        </w:rPr>
+        <w:t xml:space="preserve"> 는 "내려가 있다" 만 말하지만 </w:t>
+      </w:r>
+      <w:r>
+        <w:rPr>
+          <w:rFonts w:ascii="Consolas" w:hAnsi="Consolas" w:eastAsia="Consolas" w:cs="Consolas"/>
+          <w:sz w:val="20"/>
+        </w:rPr>
+        <w:t xml:space="preserve">config</w:t>
+      </w:r>
+      <w:r>
+        <w:rPr>
+          <w:rFonts w:ascii="맑은 고딕" w:hAnsi="맑은 고딕" w:eastAsia="맑은 고딕"/>
+          <w:sz w:val="21"/>
+        </w:rPr>
+        <w:t xml:space="preserve"> 는 원래 어떤 자원인지를 그대로 보여 준다.</w:t>
       </w:r>
     </w:p>
     <w:p>
       <w:r>
         <w:rPr>
+          <w:rFonts w:ascii="Consolas" w:hAnsi="Consolas" w:eastAsia="Consolas" w:cs="Consolas"/>
+          <w:sz w:val="20"/>
+        </w:rPr>
+        <w:t xml:space="preserve">stop</w:t>
+      </w:r>
+      <w:r>
+        <w:rPr>
           <w:rFonts w:ascii="맑은 고딕" w:hAnsi="맑은 고딕" w:eastAsia="맑은 고딕"/>
           <w:sz w:val="21"/>
         </w:rPr>
-        <w:t>`stop` 과 `disable` 도 다르다. `stop` 은 지금 내리는 것이고 `disable` 은 앞으로 자동으로 올라오지 않게 하는 것이다. 유지보수 때는 둘을 함께 쓴다. `disable` 없이 `stop` 만 하면 노드를 재부팅할 때 다시 올라온다.</w:t>
+        <w:t xml:space="preserve"> 과 </w:t>
+      </w:r>
+      <w:r>
+        <w:rPr>
+          <w:rFonts w:ascii="Consolas" w:hAnsi="Consolas" w:eastAsia="Consolas" w:cs="Consolas"/>
+          <w:sz w:val="20"/>
+        </w:rPr>
+        <w:t xml:space="preserve">disable</w:t>
+      </w:r>
+      <w:r>
+        <w:rPr>
+          <w:rFonts w:ascii="맑은 고딕" w:hAnsi="맑은 고딕" w:eastAsia="맑은 고딕"/>
+          <w:sz w:val="21"/>
+        </w:rPr>
+        <w:t xml:space="preserve"> 도 다르다. </w:t>
+      </w:r>
+      <w:r>
+        <w:rPr>
+          <w:rFonts w:ascii="Consolas" w:hAnsi="Consolas" w:eastAsia="Consolas" w:cs="Consolas"/>
+          <w:sz w:val="20"/>
+        </w:rPr>
+        <w:t xml:space="preserve">stop</w:t>
+      </w:r>
+      <w:r>
+        <w:rPr>
+          <w:rFonts w:ascii="맑은 고딕" w:hAnsi="맑은 고딕" w:eastAsia="맑은 고딕"/>
+          <w:sz w:val="21"/>
+        </w:rPr>
+        <w:t xml:space="preserve"> 은 지금 내리는 것이고 </w:t>
+      </w:r>
+      <w:r>
+        <w:rPr>
+          <w:rFonts w:ascii="Consolas" w:hAnsi="Consolas" w:eastAsia="Consolas" w:cs="Consolas"/>
+          <w:sz w:val="20"/>
+        </w:rPr>
+        <w:t xml:space="preserve">disable</w:t>
+      </w:r>
+      <w:r>
+        <w:rPr>
+          <w:rFonts w:ascii="맑은 고딕" w:hAnsi="맑은 고딕" w:eastAsia="맑은 고딕"/>
+          <w:sz w:val="21"/>
+        </w:rPr>
+        <w:t xml:space="preserve"> 은 앞으로 자동으로 올라오지 않게 하는 것이다. 유지보수 때는 둘을 함께 쓴다. </w:t>
+      </w:r>
+      <w:r>
+        <w:rPr>
+          <w:rFonts w:ascii="Consolas" w:hAnsi="Consolas" w:eastAsia="Consolas" w:cs="Consolas"/>
+          <w:sz w:val="20"/>
+        </w:rPr>
+        <w:t xml:space="preserve">disable</w:t>
+      </w:r>
+      <w:r>
+        <w:rPr>
+          <w:rFonts w:ascii="맑은 고딕" w:hAnsi="맑은 고딕" w:eastAsia="맑은 고딕"/>
+          <w:sz w:val="21"/>
+        </w:rPr>
+        <w:t xml:space="preserve"> 없이 </w:t>
+      </w:r>
+      <w:r>
+        <w:rPr>
+          <w:rFonts w:ascii="Consolas" w:hAnsi="Consolas" w:eastAsia="Consolas" w:cs="Consolas"/>
+          <w:sz w:val="20"/>
+        </w:rPr>
+        <w:t xml:space="preserve">stop</w:t>
+      </w:r>
+      <w:r>
+        <w:rPr>
+          <w:rFonts w:ascii="맑은 고딕" w:hAnsi="맑은 고딕" w:eastAsia="맑은 고딕"/>
+          <w:sz w:val="21"/>
+        </w:rPr>
+        <w:t xml:space="preserve"> 만 하면 노드를 재부팅할 때 다시 올라온다.</w:t>
       </w:r>
     </w:p>
     <w:p>
@@ -1432,16 +1999,65 @@
           <w:rFonts w:ascii="맑은 고딕" w:hAnsi="맑은 고딕" w:eastAsia="맑은 고딕"/>
           <w:sz w:val="21"/>
         </w:rPr>
-        <w:t>공통점은 "enabled 인가" 와 "running 인가" 를 나눠 말한다는 것이다. 이것이 앞에서 말한 `disable` 과 `stop` 의 구분이다.</w:t>
+        <w:t xml:space="preserve">공통점은 "enabled 인가" 와 "running 인가" 를 나눠 말한다는 것이다. 이것이 앞에서 말한 </w:t>
+      </w:r>
+      <w:r>
+        <w:rPr>
+          <w:rFonts w:ascii="Consolas" w:hAnsi="Consolas" w:eastAsia="Consolas" w:cs="Consolas"/>
+          <w:sz w:val="20"/>
+        </w:rPr>
+        <w:t xml:space="preserve">disable</w:t>
+      </w:r>
+      <w:r>
+        <w:rPr>
+          <w:rFonts w:ascii="맑은 고딕" w:hAnsi="맑은 고딕" w:eastAsia="맑은 고딕"/>
+          <w:sz w:val="21"/>
+        </w:rPr>
+        <w:t xml:space="preserve"> 과 </w:t>
+      </w:r>
+      <w:r>
+        <w:rPr>
+          <w:rFonts w:ascii="Consolas" w:hAnsi="Consolas" w:eastAsia="Consolas" w:cs="Consolas"/>
+          <w:sz w:val="20"/>
+        </w:rPr>
+        <w:t xml:space="preserve">stop</w:t>
+      </w:r>
+      <w:r>
+        <w:rPr>
+          <w:rFonts w:ascii="맑은 고딕" w:hAnsi="맑은 고딕" w:eastAsia="맑은 고딕"/>
+          <w:sz w:val="21"/>
+        </w:rPr>
+        <w:t xml:space="preserve"> 의 구분이다.</w:t>
       </w:r>
     </w:p>
     <w:p>
       <w:r>
         <w:rPr>
+          <w:rFonts w:ascii="Consolas" w:hAnsi="Consolas" w:eastAsia="Consolas" w:cs="Consolas"/>
+          <w:sz w:val="20"/>
+        </w:rPr>
+        <w:t xml:space="preserve">scan</w:t>
+      </w:r>
+      <w:r>
+        <w:rPr>
           <w:rFonts w:ascii="맑은 고딕" w:hAnsi="맑은 고딕" w:eastAsia="맑은 고딕"/>
           <w:sz w:val="21"/>
         </w:rPr>
-        <w:t>`scan` 과 `scan_listener` 가 나뉘어 있다는 것도 눈여겨보자. SCAN 은 IP 자원이고 SCAN 리스너는 그 IP 에서 듣는 프로세스다. 둘은 별개의 자원이며 한쪽만 죽을 수 있다.</w:t>
+        <w:t xml:space="preserve"> 과 </w:t>
+      </w:r>
+      <w:r>
+        <w:rPr>
+          <w:rFonts w:ascii="Consolas" w:hAnsi="Consolas" w:eastAsia="Consolas" w:cs="Consolas"/>
+          <w:sz w:val="20"/>
+        </w:rPr>
+        <w:t xml:space="preserve">scan_listener</w:t>
+      </w:r>
+      <w:r>
+        <w:rPr>
+          <w:rFonts w:ascii="맑은 고딕" w:hAnsi="맑은 고딕" w:eastAsia="맑은 고딕"/>
+          <w:sz w:val="21"/>
+        </w:rPr>
+        <w:t xml:space="preserve"> 가 나뉘어 있다는 것도 눈여겨보자. SCAN 은 IP 자원이고 SCAN 리스너는 그 IP 에서 듣는 프로세스다. 둘은 별개의 자원이며 한쪽만 죽을 수 있다.</w:t>
       </w:r>
     </w:p>
     <w:tbl>
@@ -1834,7 +2450,21 @@
           <w:rFonts w:ascii="맑은 고딕" w:hAnsi="맑은 고딕" w:eastAsia="맑은 고딕"/>
           <w:sz w:val="21"/>
         </w:rPr>
-        <w:t>SCAN 의 서브넷이 `ens33` 로 되어 있다. 5장에서 인터페이스를 다룰 때 본 그 이름이다. 네트워크 문제를 볼 때 이 줄을 확인한다.</w:t>
+        <w:t xml:space="preserve">SCAN 의 서브넷이 </w:t>
+      </w:r>
+      <w:r>
+        <w:rPr>
+          <w:rFonts w:ascii="Consolas" w:hAnsi="Consolas" w:eastAsia="Consolas" w:cs="Consolas"/>
+          <w:sz w:val="20"/>
+        </w:rPr>
+        <w:t xml:space="preserve">ens33</w:t>
+      </w:r>
+      <w:r>
+        <w:rPr>
+          <w:rFonts w:ascii="맑은 고딕" w:hAnsi="맑은 고딕" w:eastAsia="맑은 고딕"/>
+          <w:sz w:val="21"/>
+        </w:rPr>
+        <w:t xml:space="preserve"> 로 되어 있다. 5장에서 인터페이스를 다룰 때 본 그 이름이다. 네트워크 문제를 볼 때 이 줄을 확인한다.</w:t>
       </w:r>
     </w:p>
     <w:p>
@@ -1843,7 +2473,63 @@
           <w:rFonts w:ascii="맑은 고딕" w:hAnsi="맑은 고딕" w:eastAsia="맑은 고딕"/>
           <w:sz w:val="21"/>
         </w:rPr>
-        <w:t>리스너의 Owner 가 `grid` 다. 리스너는 Grid 홈에서 돌므로 `oracle` 이 아니라 `grid` 소유다. 그래서 리스너 로그를 볼 때 `grid` 로 붙어야 한다.</w:t>
+        <w:t xml:space="preserve">리스너의 Owner 가 </w:t>
+      </w:r>
+      <w:r>
+        <w:rPr>
+          <w:rFonts w:ascii="Consolas" w:hAnsi="Consolas" w:eastAsia="Consolas" w:cs="Consolas"/>
+          <w:sz w:val="20"/>
+        </w:rPr>
+        <w:t xml:space="preserve">grid</w:t>
+      </w:r>
+      <w:r>
+        <w:rPr>
+          <w:rFonts w:ascii="맑은 고딕" w:hAnsi="맑은 고딕" w:eastAsia="맑은 고딕"/>
+          <w:sz w:val="21"/>
+        </w:rPr>
+        <w:t xml:space="preserve"> 다. 리스너는 Grid 홈에서 돌므로 </w:t>
+      </w:r>
+      <w:r>
+        <w:rPr>
+          <w:rFonts w:ascii="Consolas" w:hAnsi="Consolas" w:eastAsia="Consolas" w:cs="Consolas"/>
+          <w:sz w:val="20"/>
+        </w:rPr>
+        <w:t xml:space="preserve">oracle</w:t>
+      </w:r>
+      <w:r>
+        <w:rPr>
+          <w:rFonts w:ascii="맑은 고딕" w:hAnsi="맑은 고딕" w:eastAsia="맑은 고딕"/>
+          <w:sz w:val="21"/>
+        </w:rPr>
+        <w:t xml:space="preserve"> 이 아니라 </w:t>
+      </w:r>
+      <w:r>
+        <w:rPr>
+          <w:rFonts w:ascii="Consolas" w:hAnsi="Consolas" w:eastAsia="Consolas" w:cs="Consolas"/>
+          <w:sz w:val="20"/>
+        </w:rPr>
+        <w:t xml:space="preserve">grid</w:t>
+      </w:r>
+      <w:r>
+        <w:rPr>
+          <w:rFonts w:ascii="맑은 고딕" w:hAnsi="맑은 고딕" w:eastAsia="맑은 고딕"/>
+          <w:sz w:val="21"/>
+        </w:rPr>
+        <w:t xml:space="preserve"> 소유다. 그래서 리스너 로그를 볼 때 </w:t>
+      </w:r>
+      <w:r>
+        <w:rPr>
+          <w:rFonts w:ascii="Consolas" w:hAnsi="Consolas" w:eastAsia="Consolas" w:cs="Consolas"/>
+          <w:sz w:val="20"/>
+        </w:rPr>
+        <w:t xml:space="preserve">grid</w:t>
+      </w:r>
+      <w:r>
+        <w:rPr>
+          <w:rFonts w:ascii="맑은 고딕" w:hAnsi="맑은 고딕" w:eastAsia="맑은 고딕"/>
+          <w:sz w:val="21"/>
+        </w:rPr>
+        <w:t xml:space="preserve"> 로 붙어야 한다.</w:t>
       </w:r>
     </w:p>
     <w:tbl>
@@ -1889,22 +2575,31 @@
             </w:pPr>
             <w:r>
               <w:rPr>
+                <w:rFonts w:ascii="Consolas" w:hAnsi="Consolas" w:eastAsia="Consolas" w:cs="Consolas"/>
+                <w:sz w:val="19"/>
+              </w:rPr>
+              <w:t xml:space="preserve">srvctl status database -d racdb -v</w:t>
+            </w:r>
+            <w:r>
+              <w:rPr>
                 <w:rFonts w:ascii="맑은 고딕" w:hAnsi="맑은 고딕" w:eastAsia="맑은 고딕"/>
                 <w:sz w:val="20"/>
               </w:rPr>
-              <w:t>`srvctl status database -d racdb -v` 로 지금 상태를 보고, `srvctl config database -d racdb` 로 원래 정의를 본다.</w:t>
-            </w:r>
-          </w:p>
-          <w:p>
-            <w:pPr>
-              <w:spacing w:after="20"/>
-            </w:pPr>
+              <w:t xml:space="preserve"> 로 지금 상태를 보고, </w:t>
+            </w:r>
+            <w:r>
+              <w:rPr>
+                <w:rFonts w:ascii="Consolas" w:hAnsi="Consolas" w:eastAsia="Consolas" w:cs="Consolas"/>
+                <w:sz w:val="19"/>
+              </w:rPr>
+              <w:t xml:space="preserve">srvctl config database -d racdb</w:t>
+            </w:r>
             <w:r>
               <w:rPr>
                 <w:rFonts w:ascii="맑은 고딕" w:hAnsi="맑은 고딕" w:eastAsia="맑은 고딕"/>
                 <w:sz w:val="20"/>
               </w:rPr>
-              <w:t>둘을 비교하면 "정의는 두 노드인데 한 노드만 떠 있다" 같은 판단이 바로 선다. 하나만 보면 그 판단이 서지 않는다.</w:t>
+              <w:t xml:space="preserve"> 로 원래 정의를 본다.</w:t>
             </w:r>
           </w:p>
           <w:p>
@@ -1916,7 +2611,33 @@
                 <w:rFonts w:ascii="맑은 고딕" w:hAnsi="맑은 고딕" w:eastAsia="맑은 고딕"/>
                 <w:sz w:val="20"/>
               </w:rPr>
-              <w:t>여기에 `crsctl stat res ora.racdb.db -t` 를 더하면 TARGET 까지 보인다. 12장에서 본 대로 TARGET 이 OFFLINE 이면 CRS 는 올릴 생각이 없다는 뜻이므로, 아무리 기다려도 안 올라온다.</w:t>
+              <w:t>둘을 비교하면 "정의는 두 노드인데 한 노드만 떠 있다" 같은 판단이 바로 선다. 하나만 보면 그 판단이 서지 않는다.</w:t>
+            </w:r>
+          </w:p>
+          <w:p>
+            <w:pPr>
+              <w:spacing w:after="20"/>
+            </w:pPr>
+            <w:r>
+              <w:rPr>
+                <w:rFonts w:ascii="맑은 고딕" w:hAnsi="맑은 고딕" w:eastAsia="맑은 고딕"/>
+                <w:sz w:val="20"/>
+              </w:rPr>
+              <w:t xml:space="preserve">여기에 </w:t>
+            </w:r>
+            <w:r>
+              <w:rPr>
+                <w:rFonts w:ascii="Consolas" w:hAnsi="Consolas" w:eastAsia="Consolas" w:cs="Consolas"/>
+                <w:sz w:val="19"/>
+              </w:rPr>
+              <w:t xml:space="preserve">crsctl stat res ora.racdb.db -t</w:t>
+            </w:r>
+            <w:r>
+              <w:rPr>
+                <w:rFonts w:ascii="맑은 고딕" w:hAnsi="맑은 고딕" w:eastAsia="맑은 고딕"/>
+                <w:sz w:val="20"/>
+              </w:rPr>
+              <w:t xml:space="preserve"> 를 더하면 TARGET 까지 보인다. 12장에서 본 대로 TARGET 이 OFFLINE 이면 CRS 는 올릴 생각이 없다는 뜻이므로, 아무리 기다려도 안 올라온다.</w:t>
             </w:r>
           </w:p>
         </w:tc>
@@ -2070,10 +2791,17 @@
     <w:p>
       <w:r>
         <w:rPr>
+          <w:rFonts w:ascii="Consolas" w:hAnsi="Consolas" w:eastAsia="Consolas" w:cs="Consolas"/>
+          <w:sz w:val="20"/>
+        </w:rPr>
+        <w:t xml:space="preserve">-help</w:t>
+      </w:r>
+      <w:r>
+        <w:rPr>
           <w:rFonts w:ascii="맑은 고딕" w:hAnsi="맑은 고딕" w:eastAsia="맑은 고딕"/>
           <w:sz w:val="21"/>
         </w:rPr>
-        <w:t>`-help` 를 습관으로 삼는 것이 좋다. 문서를 찾는 것보다 빠르고 그 환경의 실제 버전을 반영한다.</w:t>
+        <w:t xml:space="preserve"> 를 습관으로 삼는 것이 좋다. 문서를 찾는 것보다 빠르고 그 환경의 실제 버전을 반영한다.</w:t>
       </w:r>
     </w:p>
     <w:p>
@@ -2088,19 +2816,47 @@
     <w:p>
       <w:r>
         <w:rPr>
+          <w:rFonts w:ascii="Consolas" w:hAnsi="Consolas" w:eastAsia="Consolas" w:cs="Consolas"/>
+          <w:sz w:val="20"/>
+        </w:rPr>
+        <w:t xml:space="preserve">-startconcurrency</w:t>
+      </w:r>
+      <w:r>
+        <w:rPr>
           <w:rFonts w:ascii="맑은 고딕" w:hAnsi="맑은 고딕" w:eastAsia="맑은 고딕"/>
           <w:sz w:val="21"/>
         </w:rPr>
-        <w:t>`-startconcurrency` 는 몇 개의 인스턴스를 동시에 올릴지 정한다. 이 랩처럼 호스트 CPU 가 넉넉하지 않으면 `-startconcurrency 1` 로 순차 기동하는 것이 안전하다. 동시에 올리다 부하가 급등해 노드가 축출된 적이 있다.</w:t>
+        <w:t xml:space="preserve"> 는 몇 개의 인스턴스를 동시에 올릴지 정한다. 이 랩처럼 호스트 CPU 가 넉넉하지 않으면 </w:t>
+      </w:r>
+      <w:r>
+        <w:rPr>
+          <w:rFonts w:ascii="Consolas" w:hAnsi="Consolas" w:eastAsia="Consolas" w:cs="Consolas"/>
+          <w:sz w:val="20"/>
+        </w:rPr>
+        <w:t xml:space="preserve">-startconcurrency 1</w:t>
+      </w:r>
+      <w:r>
+        <w:rPr>
+          <w:rFonts w:ascii="맑은 고딕" w:hAnsi="맑은 고딕" w:eastAsia="맑은 고딕"/>
+          <w:sz w:val="21"/>
+        </w:rPr>
+        <w:t xml:space="preserve"> 로 순차 기동하는 것이 안전하다. 동시에 올리다 부하가 급등해 노드가 축출된 적이 있다.</w:t>
       </w:r>
     </w:p>
     <w:p>
       <w:r>
         <w:rPr>
+          <w:rFonts w:ascii="Consolas" w:hAnsi="Consolas" w:eastAsia="Consolas" w:cs="Consolas"/>
+          <w:sz w:val="20"/>
+        </w:rPr>
+        <w:t xml:space="preserve">-eval</w:t>
+      </w:r>
+      <w:r>
+        <w:rPr>
           <w:rFonts w:ascii="맑은 고딕" w:hAnsi="맑은 고딕" w:eastAsia="맑은 고딕"/>
           <w:sz w:val="21"/>
         </w:rPr>
-        <w:t>`-eval` 은 실행하지 않고 영향만 계산한다. 서비스가 여럿 걸린 데이터베이스를 내릴 때 무엇이 함께 내려가는지 미리 볼 수 있다.</w:t>
+        <w:t xml:space="preserve"> 은 실행하지 않고 영향만 계산한다. 서비스가 여럿 걸린 데이터베이스를 내릴 때 무엇이 함께 내려가는지 미리 볼 수 있다.</w:t>
       </w:r>
     </w:p>
     <w:p>
@@ -2795,7 +3551,21 @@
           <w:rFonts w:ascii="맑은 고딕" w:hAnsi="맑은 고딕" w:eastAsia="맑은 고딕"/>
           <w:sz w:val="21"/>
         </w:rPr>
-        <w:t>위 출력에서 `ora.chad` 가 rac1 에서는 ONLINE 인데 rac2 에서는 OFFLINE 이다. TARGET 은 양쪽 다 ONLINE 이다.</w:t>
+        <w:t xml:space="preserve">위 출력에서 </w:t>
+      </w:r>
+      <w:r>
+        <w:rPr>
+          <w:rFonts w:ascii="Consolas" w:hAnsi="Consolas" w:eastAsia="Consolas" w:cs="Consolas"/>
+          <w:sz w:val="20"/>
+        </w:rPr>
+        <w:t xml:space="preserve">ora.chad</w:t>
+      </w:r>
+      <w:r>
+        <w:rPr>
+          <w:rFonts w:ascii="맑은 고딕" w:hAnsi="맑은 고딕" w:eastAsia="맑은 고딕"/>
+          <w:sz w:val="21"/>
+        </w:rPr>
+        <w:t xml:space="preserve"> 가 rac1 에서는 ONLINE 인데 rac2 에서는 OFFLINE 이다. TARGET 은 양쪽 다 ONLINE 이다.</w:t>
       </w:r>
     </w:p>
     <w:p>
@@ -3059,10 +3829,45 @@
     <w:p>
       <w:r>
         <w:rPr>
+          <w:rFonts w:ascii="Consolas" w:hAnsi="Consolas" w:eastAsia="Consolas" w:cs="Consolas"/>
+          <w:sz w:val="20"/>
+        </w:rPr>
+        <w:t xml:space="preserve">srvctl status cha</w:t>
+      </w:r>
+      <w:r>
+        <w:rPr>
           <w:rFonts w:ascii="맑은 고딕" w:hAnsi="맑은 고딕" w:eastAsia="맑은 고딕"/>
           <w:sz w:val="21"/>
         </w:rPr>
-        <w:t>`srvctl status cha` 가 "enabled 이지만 running 이 아니다" 라고 말해 준다. `crsctl` 로는 OFFLINE 이라는 사실까지만 알 수 있었는데 `srvctl` 쪽이 한 겹 더 설명해 준다.</w:t>
+        <w:t xml:space="preserve"> 가 "enabled 이지만 running 이 아니다" 라고 말해 준다. </w:t>
+      </w:r>
+      <w:r>
+        <w:rPr>
+          <w:rFonts w:ascii="Consolas" w:hAnsi="Consolas" w:eastAsia="Consolas" w:cs="Consolas"/>
+          <w:sz w:val="20"/>
+        </w:rPr>
+        <w:t xml:space="preserve">crsctl</w:t>
+      </w:r>
+      <w:r>
+        <w:rPr>
+          <w:rFonts w:ascii="맑은 고딕" w:hAnsi="맑은 고딕" w:eastAsia="맑은 고딕"/>
+          <w:sz w:val="21"/>
+        </w:rPr>
+        <w:t xml:space="preserve"> 로는 OFFLINE 이라는 사실까지만 알 수 있었는데 </w:t>
+      </w:r>
+      <w:r>
+        <w:rPr>
+          <w:rFonts w:ascii="Consolas" w:hAnsi="Consolas" w:eastAsia="Consolas" w:cs="Consolas"/>
+          <w:sz w:val="20"/>
+        </w:rPr>
+        <w:t xml:space="preserve">srvctl</w:t>
+      </w:r>
+      <w:r>
+        <w:rPr>
+          <w:rFonts w:ascii="맑은 고딕" w:hAnsi="맑은 고딕" w:eastAsia="맑은 고딕"/>
+          <w:sz w:val="21"/>
+        </w:rPr>
+        <w:t xml:space="preserve"> 쪽이 한 겹 더 설명해 준다.</w:t>
       </w:r>
     </w:p>
     <w:tbl>
@@ -3096,10 +3901,17 @@
             </w:pPr>
             <w:r>
               <w:rPr>
+                <w:rFonts w:ascii="Consolas" w:hAnsi="Consolas" w:eastAsia="Consolas" w:cs="Consolas"/>
+                <w:sz w:val="19"/>
+              </w:rPr>
+              <w:t xml:space="preserve">crsctl stat res -t</w:t>
+            </w:r>
+            <w:r>
+              <w:rPr>
                 <w:rFonts w:ascii="맑은 고딕" w:hAnsi="맑은 고딕" w:eastAsia="맑은 고딕"/>
                 <w:sz w:val="20"/>
               </w:rPr>
-              <w:t>`crsctl stat res -t` 에는 정상적으로 OFFLINE 인 자원이 여럿 있다.</w:t>
+              <w:t xml:space="preserve"> 에는 정상적으로 OFFLINE 인 자원이 여럿 있다.</w:t>
             </w:r>
           </w:p>
           <w:p>
@@ -3111,31 +3923,94 @@
                 <w:rFonts w:ascii="맑은 고딕" w:hAnsi="맑은 고딕" w:eastAsia="맑은 고딕"/>
                 <w:sz w:val="20"/>
               </w:rPr>
-              <w:t>Flex ASM 의 세 슬롯 중 하나는 노드가 둘이라 늘 비어 있다. `ora.asmgroup` 아래의 2 번 슬롯이 그것이다. TARGET 이 OFFLINE 인 것도 있고 ONLINE 인 채 비어 있는 것도 있다.</w:t>
-            </w:r>
-          </w:p>
-          <w:p>
-            <w:pPr>
-              <w:spacing w:after="20"/>
-            </w:pPr>
+              <w:t xml:space="preserve">Flex ASM 의 세 슬롯 중 하나는 노드가 둘이라 늘 비어 있다. </w:t>
+            </w:r>
+            <w:r>
+              <w:rPr>
+                <w:rFonts w:ascii="Consolas" w:hAnsi="Consolas" w:eastAsia="Consolas" w:cs="Consolas"/>
+                <w:sz w:val="19"/>
+              </w:rPr>
+              <w:t xml:space="preserve">ora.asmgroup</w:t>
+            </w:r>
             <w:r>
               <w:rPr>
                 <w:rFonts w:ascii="맑은 고딕" w:hAnsi="맑은 고딕" w:eastAsia="맑은 고딕"/>
                 <w:sz w:val="20"/>
               </w:rPr>
-              <w:t>`-init` 목록의 `ora.diskmon` 은 AUTO_START 가 `never` 다. Exadata 전용이라 일반 환경에서는 아예 올리지 않는다.</w:t>
+              <w:t xml:space="preserve"> 아래의 2 번 슬롯이 그것이다. TARGET 이 OFFLINE 인 것도 있고 ONLINE 인 채 비어 있는 것도 있다.</w:t>
             </w:r>
           </w:p>
           <w:p>
             <w:pPr>
               <w:spacing w:after="20"/>
             </w:pPr>
+            <w:r>
+              <w:rPr>
+                <w:rFonts w:ascii="Consolas" w:hAnsi="Consolas" w:eastAsia="Consolas" w:cs="Consolas"/>
+                <w:sz w:val="19"/>
+              </w:rPr>
+              <w:t xml:space="preserve">-init</w:t>
+            </w:r>
             <w:r>
               <w:rPr>
                 <w:rFonts w:ascii="맑은 고딕" w:hAnsi="맑은 고딕" w:eastAsia="맑은 고딕"/>
                 <w:sz w:val="20"/>
               </w:rPr>
-              <w:t>그래서 OFFLINE 을 보면 먼저 TARGET 과 AUTO_START 를 확인한다. TARGET 도 OFFLINE 이거나 AUTO_START 가 `never` 면 그것은 의도된 상태다.</w:t>
+              <w:t xml:space="preserve"> 목록의 </w:t>
+            </w:r>
+            <w:r>
+              <w:rPr>
+                <w:rFonts w:ascii="Consolas" w:hAnsi="Consolas" w:eastAsia="Consolas" w:cs="Consolas"/>
+                <w:sz w:val="19"/>
+              </w:rPr>
+              <w:t xml:space="preserve">ora.diskmon</w:t>
+            </w:r>
+            <w:r>
+              <w:rPr>
+                <w:rFonts w:ascii="맑은 고딕" w:hAnsi="맑은 고딕" w:eastAsia="맑은 고딕"/>
+                <w:sz w:val="20"/>
+              </w:rPr>
+              <w:t xml:space="preserve"> 은 AUTO_START 가 </w:t>
+            </w:r>
+            <w:r>
+              <w:rPr>
+                <w:rFonts w:ascii="Consolas" w:hAnsi="Consolas" w:eastAsia="Consolas" w:cs="Consolas"/>
+                <w:sz w:val="19"/>
+              </w:rPr>
+              <w:t xml:space="preserve">never</w:t>
+            </w:r>
+            <w:r>
+              <w:rPr>
+                <w:rFonts w:ascii="맑은 고딕" w:hAnsi="맑은 고딕" w:eastAsia="맑은 고딕"/>
+                <w:sz w:val="20"/>
+              </w:rPr>
+              <w:t xml:space="preserve"> 다. Exadata 전용이라 일반 환경에서는 아예 올리지 않는다.</w:t>
+            </w:r>
+          </w:p>
+          <w:p>
+            <w:pPr>
+              <w:spacing w:after="20"/>
+            </w:pPr>
+            <w:r>
+              <w:rPr>
+                <w:rFonts w:ascii="맑은 고딕" w:hAnsi="맑은 고딕" w:eastAsia="맑은 고딕"/>
+                <w:sz w:val="20"/>
+              </w:rPr>
+              <w:t xml:space="preserve">그래서 OFFLINE 을 보면 먼저 TARGET 과 AUTO_START 를 확인한다. TARGET 도 OFFLINE 이거나 AUTO_START 가 </w:t>
+            </w:r>
+            <w:r>
+              <w:rPr>
+                <w:rFonts w:ascii="Consolas" w:hAnsi="Consolas" w:eastAsia="Consolas" w:cs="Consolas"/>
+                <w:sz w:val="19"/>
+              </w:rPr>
+              <w:t xml:space="preserve">never</w:t>
+            </w:r>
+            <w:r>
+              <w:rPr>
+                <w:rFonts w:ascii="맑은 고딕" w:hAnsi="맑은 고딕" w:eastAsia="맑은 고딕"/>
+                <w:sz w:val="20"/>
+              </w:rPr>
+              <w:t xml:space="preserve"> 면 그것은 의도된 상태다.</w:t>
             </w:r>
           </w:p>
         </w:tc>
@@ -3487,7 +4362,49 @@
           <w:rFonts w:ascii="맑은 고딕" w:hAnsi="맑은 고딕" w:eastAsia="맑은 고딕"/>
           <w:sz w:val="21"/>
         </w:rPr>
-        <w:t>이름이 완전히 다르다. 앞의 목록에는 없던 `ora.cssd`, `ora.crsd`, `ora.gipcd` 같은 것이 나온다.</w:t>
+        <w:t xml:space="preserve">이름이 완전히 다르다. 앞의 목록에는 없던 </w:t>
+      </w:r>
+      <w:r>
+        <w:rPr>
+          <w:rFonts w:ascii="Consolas" w:hAnsi="Consolas" w:eastAsia="Consolas" w:cs="Consolas"/>
+          <w:sz w:val="20"/>
+        </w:rPr>
+        <w:t xml:space="preserve">ora.cssd</w:t>
+      </w:r>
+      <w:r>
+        <w:rPr>
+          <w:rFonts w:ascii="맑은 고딕" w:hAnsi="맑은 고딕" w:eastAsia="맑은 고딕"/>
+          <w:sz w:val="21"/>
+        </w:rPr>
+        <w:t xml:space="preserve">, </w:t>
+      </w:r>
+      <w:r>
+        <w:rPr>
+          <w:rFonts w:ascii="Consolas" w:hAnsi="Consolas" w:eastAsia="Consolas" w:cs="Consolas"/>
+          <w:sz w:val="20"/>
+        </w:rPr>
+        <w:t xml:space="preserve">ora.crsd</w:t>
+      </w:r>
+      <w:r>
+        <w:rPr>
+          <w:rFonts w:ascii="맑은 고딕" w:hAnsi="맑은 고딕" w:eastAsia="맑은 고딕"/>
+          <w:sz w:val="21"/>
+        </w:rPr>
+        <w:t xml:space="preserve">, </w:t>
+      </w:r>
+      <w:r>
+        <w:rPr>
+          <w:rFonts w:ascii="Consolas" w:hAnsi="Consolas" w:eastAsia="Consolas" w:cs="Consolas"/>
+          <w:sz w:val="20"/>
+        </w:rPr>
+        <w:t xml:space="preserve">ora.gipcd</w:t>
+      </w:r>
+      <w:r>
+        <w:rPr>
+          <w:rFonts w:ascii="맑은 고딕" w:hAnsi="맑은 고딕" w:eastAsia="맑은 고딕"/>
+          <w:sz w:val="21"/>
+        </w:rPr>
+        <w:t xml:space="preserve"> 같은 것이 나온다.</w:t>
       </w:r>
     </w:p>
     <w:p>
@@ -3514,7 +4431,35 @@
           <w:rFonts w:ascii="맑은 고딕" w:hAnsi="맑은 고딕" w:eastAsia="맑은 고딕"/>
           <w:sz w:val="21"/>
         </w:rPr>
-        <w:t>계층으로 정리하면 이렇다. OHAS 가 먼저 뜨고, 그 아래에서 CSSD 가 클러스터 멤버십을 잡고, 그 위에 CRSD 가 뜨고, CRSD 가 일반 자원을 관리한다. `-init` 없는 목록은 CRSD 가 관리하는 것이고 `-init` 목록은 OHAS 가 관리하는 것이다.</w:t>
+        <w:t xml:space="preserve">계층으로 정리하면 이렇다. OHAS 가 먼저 뜨고, 그 아래에서 CSSD 가 클러스터 멤버십을 잡고, 그 위에 CRSD 가 뜨고, CRSD 가 일반 자원을 관리한다. </w:t>
+      </w:r>
+      <w:r>
+        <w:rPr>
+          <w:rFonts w:ascii="Consolas" w:hAnsi="Consolas" w:eastAsia="Consolas" w:cs="Consolas"/>
+          <w:sz w:val="20"/>
+        </w:rPr>
+        <w:t xml:space="preserve">-init</w:t>
+      </w:r>
+      <w:r>
+        <w:rPr>
+          <w:rFonts w:ascii="맑은 고딕" w:hAnsi="맑은 고딕" w:eastAsia="맑은 고딕"/>
+          <w:sz w:val="21"/>
+        </w:rPr>
+        <w:t xml:space="preserve"> 없는 목록은 CRSD 가 관리하는 것이고 </w:t>
+      </w:r>
+      <w:r>
+        <w:rPr>
+          <w:rFonts w:ascii="Consolas" w:hAnsi="Consolas" w:eastAsia="Consolas" w:cs="Consolas"/>
+          <w:sz w:val="20"/>
+        </w:rPr>
+        <w:t xml:space="preserve">-init</w:t>
+      </w:r>
+      <w:r>
+        <w:rPr>
+          <w:rFonts w:ascii="맑은 고딕" w:hAnsi="맑은 고딕" w:eastAsia="맑은 고딕"/>
+          <w:sz w:val="21"/>
+        </w:rPr>
+        <w:t xml:space="preserve"> 목록은 OHAS 가 관리하는 것이다.</w:t>
       </w:r>
     </w:p>
     <w:tbl>
@@ -3594,7 +4539,21 @@
           <w:rFonts w:ascii="맑은 고딕" w:hAnsi="맑은 고딕" w:eastAsia="맑은 고딕"/>
           <w:sz w:val="21"/>
         </w:rPr>
-        <w:t>17 개와 13 개다. 두 목록은 별개의 세계이지만 한 이름이 양쪽에 나온다. `ora.asm` 이다.</w:t>
+        <w:t xml:space="preserve">17 개와 13 개다. 두 목록은 별개의 세계이지만 한 이름이 양쪽에 나온다. </w:t>
+      </w:r>
+      <w:r>
+        <w:rPr>
+          <w:rFonts w:ascii="Consolas" w:hAnsi="Consolas" w:eastAsia="Consolas" w:cs="Consolas"/>
+          <w:sz w:val="20"/>
+        </w:rPr>
+        <w:t xml:space="preserve">ora.asm</w:t>
+      </w:r>
+      <w:r>
+        <w:rPr>
+          <w:rFonts w:ascii="맑은 고딕" w:hAnsi="맑은 고딕" w:eastAsia="맑은 고딕"/>
+          <w:sz w:val="21"/>
+        </w:rPr>
+        <w:t xml:space="preserve"> 이다.</w:t>
       </w:r>
     </w:p>
     <w:p>
@@ -3608,19 +4567,75 @@
     <w:p>
       <w:r>
         <w:rPr>
+          <w:rFonts w:ascii="Consolas" w:hAnsi="Consolas" w:eastAsia="Consolas" w:cs="Consolas"/>
+          <w:sz w:val="20"/>
+        </w:rPr>
+        <w:t xml:space="preserve">-init</w:t>
+      </w:r>
+      <w:r>
+        <w:rPr>
           <w:rFonts w:ascii="맑은 고딕" w:hAnsi="맑은 고딕" w:eastAsia="맑은 고딕"/>
           <w:sz w:val="21"/>
         </w:rPr>
-        <w:t>`-init` 의 `ora.asm` 은 이 노드의 ASM 인스턴스를 OHAS 가 띄우는 자원이다. Clusterware 자체가 OCR 과 투표 디스크를 읽어야 하는데 그것이 ASM 에 있으므로 ASM 은 CRSD 보다 먼저 떠야 한다.</w:t>
+        <w:t xml:space="preserve"> 의 </w:t>
+      </w:r>
+      <w:r>
+        <w:rPr>
+          <w:rFonts w:ascii="Consolas" w:hAnsi="Consolas" w:eastAsia="Consolas" w:cs="Consolas"/>
+          <w:sz w:val="20"/>
+        </w:rPr>
+        <w:t xml:space="preserve">ora.asm</w:t>
+      </w:r>
+      <w:r>
+        <w:rPr>
+          <w:rFonts w:ascii="맑은 고딕" w:hAnsi="맑은 고딕" w:eastAsia="맑은 고딕"/>
+          <w:sz w:val="21"/>
+        </w:rPr>
+        <w:t xml:space="preserve"> 은 이 노드의 ASM 인스턴스를 OHAS 가 띄우는 자원이다. Clusterware 자체가 OCR 과 투표 디스크를 읽어야 하는데 그것이 ASM 에 있으므로 ASM 은 CRSD 보다 먼저 떠야 한다.</w:t>
       </w:r>
     </w:p>
     <w:p>
       <w:r>
         <w:rPr>
+          <w:rFonts w:ascii="Consolas" w:hAnsi="Consolas" w:eastAsia="Consolas" w:cs="Consolas"/>
+          <w:sz w:val="20"/>
+        </w:rPr>
+        <w:t xml:space="preserve">-init</w:t>
+      </w:r>
+      <w:r>
+        <w:rPr>
           <w:rFonts w:ascii="맑은 고딕" w:hAnsi="맑은 고딕" w:eastAsia="맑은 고딕"/>
           <w:sz w:val="21"/>
         </w:rPr>
-        <w:t>`-init` 없는 목록의 `ora.asm` 은 `ora.asmgroup` 아래에 있고 슬롯이 셋이다. 이쪽은 Flex ASM 관점에서 클러스터 전체의 ASM 인스턴스를 관리하는 자원이다.</w:t>
+        <w:t xml:space="preserve"> 없는 목록의 </w:t>
+      </w:r>
+      <w:r>
+        <w:rPr>
+          <w:rFonts w:ascii="Consolas" w:hAnsi="Consolas" w:eastAsia="Consolas" w:cs="Consolas"/>
+          <w:sz w:val="20"/>
+        </w:rPr>
+        <w:t xml:space="preserve">ora.asm</w:t>
+      </w:r>
+      <w:r>
+        <w:rPr>
+          <w:rFonts w:ascii="맑은 고딕" w:hAnsi="맑은 고딕" w:eastAsia="맑은 고딕"/>
+          <w:sz w:val="21"/>
+        </w:rPr>
+        <w:t xml:space="preserve"> 은 </w:t>
+      </w:r>
+      <w:r>
+        <w:rPr>
+          <w:rFonts w:ascii="Consolas" w:hAnsi="Consolas" w:eastAsia="Consolas" w:cs="Consolas"/>
+          <w:sz w:val="20"/>
+        </w:rPr>
+        <w:t xml:space="preserve">ora.asmgroup</w:t>
+      </w:r>
+      <w:r>
+        <w:rPr>
+          <w:rFonts w:ascii="맑은 고딕" w:hAnsi="맑은 고딕" w:eastAsia="맑은 고딕"/>
+          <w:sz w:val="21"/>
+        </w:rPr>
+        <w:t xml:space="preserve"> 아래에 있고 슬롯이 셋이다. 이쪽은 Flex ASM 관점에서 클러스터 전체의 ASM 인스턴스를 관리하는 자원이다.</w:t>
       </w:r>
     </w:p>
     <w:tbl>
@@ -3669,31 +4684,143 @@
                 <w:rFonts w:ascii="맑은 고딕" w:hAnsi="맑은 고딕" w:eastAsia="맑은 고딕"/>
                 <w:sz w:val="20"/>
               </w:rPr>
-              <w:t>첫째, `crsctl stat res -t -init` 을 그 노드에서 실행한다. `ora.cssd` 가 ONLINE 이 아니면 클러스터에 못 붙은 것이다. 5장에서 다룬 HAIP 와 네트워크 하트비트를 본다.</w:t>
-            </w:r>
-          </w:p>
-          <w:p>
-            <w:pPr>
-              <w:spacing w:after="20"/>
-            </w:pPr>
+              <w:t xml:space="preserve">첫째, </w:t>
+            </w:r>
+            <w:r>
+              <w:rPr>
+                <w:rFonts w:ascii="Consolas" w:hAnsi="Consolas" w:eastAsia="Consolas" w:cs="Consolas"/>
+                <w:sz w:val="19"/>
+              </w:rPr>
+              <w:t xml:space="preserve">crsctl stat res -t -init</w:t>
+            </w:r>
             <w:r>
               <w:rPr>
                 <w:rFonts w:ascii="맑은 고딕" w:hAnsi="맑은 고딕" w:eastAsia="맑은 고딕"/>
                 <w:sz w:val="20"/>
               </w:rPr>
-              <w:t>둘째, `ora.crsd` 가 ONLINE 인지 본다. CSSD 는 떴는데 CRSD 가 안 떴다면 OCR 을 못 읽는 경우가 많다. `ora.asm` 과 `ora.storage` 를 함께 확인한다.</w:t>
-            </w:r>
-          </w:p>
-          <w:p>
-            <w:pPr>
-              <w:spacing w:after="20"/>
-            </w:pPr>
+              <w:t xml:space="preserve"> 을 그 노드에서 실행한다. </w:t>
+            </w:r>
+            <w:r>
+              <w:rPr>
+                <w:rFonts w:ascii="Consolas" w:hAnsi="Consolas" w:eastAsia="Consolas" w:cs="Consolas"/>
+                <w:sz w:val="19"/>
+              </w:rPr>
+              <w:t xml:space="preserve">ora.cssd</w:t>
+            </w:r>
             <w:r>
               <w:rPr>
                 <w:rFonts w:ascii="맑은 고딕" w:hAnsi="맑은 고딕" w:eastAsia="맑은 고딕"/>
                 <w:sz w:val="20"/>
               </w:rPr>
-              <w:t>셋째, 거기까지 정상이면 `crsctl stat res -t` 로 올라와 일반 자원을 본다. 여기서부터는 `ora.DATA.dg` → `ora.racdb.db` 같은 의존 순서를 따라간다.</w:t>
+              <w:t xml:space="preserve"> 가 ONLINE 이 아니면 클러스터에 못 붙은 것이다. 5장에서 다룬 HAIP 와 네트워크 하트비트를 본다.</w:t>
+            </w:r>
+          </w:p>
+          <w:p>
+            <w:pPr>
+              <w:spacing w:after="20"/>
+            </w:pPr>
+            <w:r>
+              <w:rPr>
+                <w:rFonts w:ascii="맑은 고딕" w:hAnsi="맑은 고딕" w:eastAsia="맑은 고딕"/>
+                <w:sz w:val="20"/>
+              </w:rPr>
+              <w:t xml:space="preserve">둘째, </w:t>
+            </w:r>
+            <w:r>
+              <w:rPr>
+                <w:rFonts w:ascii="Consolas" w:hAnsi="Consolas" w:eastAsia="Consolas" w:cs="Consolas"/>
+                <w:sz w:val="19"/>
+              </w:rPr>
+              <w:t xml:space="preserve">ora.crsd</w:t>
+            </w:r>
+            <w:r>
+              <w:rPr>
+                <w:rFonts w:ascii="맑은 고딕" w:hAnsi="맑은 고딕" w:eastAsia="맑은 고딕"/>
+                <w:sz w:val="20"/>
+              </w:rPr>
+              <w:t xml:space="preserve"> 가 ONLINE 인지 본다. CSSD 는 떴는데 CRSD 가 안 떴다면 OCR 을 못 읽는 경우가 많다. </w:t>
+            </w:r>
+            <w:r>
+              <w:rPr>
+                <w:rFonts w:ascii="Consolas" w:hAnsi="Consolas" w:eastAsia="Consolas" w:cs="Consolas"/>
+                <w:sz w:val="19"/>
+              </w:rPr>
+              <w:t xml:space="preserve">ora.asm</w:t>
+            </w:r>
+            <w:r>
+              <w:rPr>
+                <w:rFonts w:ascii="맑은 고딕" w:hAnsi="맑은 고딕" w:eastAsia="맑은 고딕"/>
+                <w:sz w:val="20"/>
+              </w:rPr>
+              <w:t xml:space="preserve"> 과 </w:t>
+            </w:r>
+            <w:r>
+              <w:rPr>
+                <w:rFonts w:ascii="Consolas" w:hAnsi="Consolas" w:eastAsia="Consolas" w:cs="Consolas"/>
+                <w:sz w:val="19"/>
+              </w:rPr>
+              <w:t xml:space="preserve">ora.storage</w:t>
+            </w:r>
+            <w:r>
+              <w:rPr>
+                <w:rFonts w:ascii="맑은 고딕" w:hAnsi="맑은 고딕" w:eastAsia="맑은 고딕"/>
+                <w:sz w:val="20"/>
+              </w:rPr>
+              <w:t xml:space="preserve"> 를 함께 확인한다.</w:t>
+            </w:r>
+          </w:p>
+          <w:p>
+            <w:pPr>
+              <w:spacing w:after="20"/>
+            </w:pPr>
+            <w:r>
+              <w:rPr>
+                <w:rFonts w:ascii="맑은 고딕" w:hAnsi="맑은 고딕" w:eastAsia="맑은 고딕"/>
+                <w:sz w:val="20"/>
+              </w:rPr>
+              <w:t xml:space="preserve">셋째, 거기까지 정상이면 </w:t>
+            </w:r>
+            <w:r>
+              <w:rPr>
+                <w:rFonts w:ascii="Consolas" w:hAnsi="Consolas" w:eastAsia="Consolas" w:cs="Consolas"/>
+                <w:sz w:val="19"/>
+              </w:rPr>
+              <w:t xml:space="preserve">crsctl stat res -t</w:t>
+            </w:r>
+            <w:r>
+              <w:rPr>
+                <w:rFonts w:ascii="맑은 고딕" w:hAnsi="맑은 고딕" w:eastAsia="맑은 고딕"/>
+                <w:sz w:val="20"/>
+              </w:rPr>
+              <w:t xml:space="preserve"> 로 올라와 일반 자원을 본다. 여기서부터는 </w:t>
+            </w:r>
+            <w:r>
+              <w:rPr>
+                <w:rFonts w:ascii="Consolas" w:hAnsi="Consolas" w:eastAsia="Consolas" w:cs="Consolas"/>
+                <w:sz w:val="19"/>
+              </w:rPr>
+              <w:t xml:space="preserve">ora.DATA.dg</w:t>
+            </w:r>
+            <w:r>
+              <w:rPr>
+                <w:rFonts w:ascii="맑은 고딕" w:hAnsi="맑은 고딕" w:eastAsia="맑은 고딕"/>
+                <w:sz w:val="20"/>
+              </w:rPr>
+              <w:t xml:space="preserve"> → </w:t>
+            </w:r>
+            <w:r>
+              <w:rPr>
+                <w:rFonts w:ascii="Consolas" w:hAnsi="Consolas" w:eastAsia="Consolas" w:cs="Consolas"/>
+                <w:sz w:val="19"/>
+              </w:rPr>
+              <w:t xml:space="preserve">ora.racdb.db</w:t>
+            </w:r>
+            <w:r>
+              <w:rPr>
+                <w:rFonts w:ascii="맑은 고딕" w:hAnsi="맑은 고딕" w:eastAsia="맑은 고딕"/>
+                <w:sz w:val="20"/>
+              </w:rPr>
+              <w:t xml:space="preserve"> 같은 의존 순서를 따라간다.</w:t>
             </w:r>
           </w:p>
           <w:p>
@@ -3731,10 +4858,17 @@
     <w:p>
       <w:r>
         <w:rPr>
+          <w:rFonts w:ascii="Consolas" w:hAnsi="Consolas" w:eastAsia="Consolas" w:cs="Consolas"/>
+          <w:sz w:val="20"/>
+        </w:rPr>
+        <w:t xml:space="preserve">-p</w:t>
+      </w:r>
+      <w:r>
+        <w:rPr>
           <w:rFonts w:ascii="맑은 고딕" w:hAnsi="맑은 고딕" w:eastAsia="맑은 고딕"/>
           <w:sz w:val="21"/>
         </w:rPr>
-        <w:t>`-p` 를 붙이면 자원의 전체 정의가 나온다. 자원이 어떻게 동작할지는 모두 여기에 적혀 있다.</w:t>
+        <w:t xml:space="preserve"> 를 붙이면 자원의 전체 정의가 나온다. 자원이 어떻게 동작할지는 모두 여기에 적혀 있다.</w:t>
       </w:r>
     </w:p>
     <w:tbl>
@@ -3892,25 +5026,67 @@
           <w:rFonts w:ascii="맑은 고딕" w:hAnsi="맑은 고딕" w:eastAsia="맑은 고딕"/>
           <w:sz w:val="21"/>
         </w:rPr>
-        <w:t>12장에서 `RESTART_ATTEMPTS` 와 `UPTIME_THRESHOLD` 를 봤다. 여기서는 나머지도 함께 정리한다.</w:t>
+        <w:t xml:space="preserve">12장에서 </w:t>
+      </w:r>
+      <w:r>
+        <w:rPr>
+          <w:rFonts w:ascii="Consolas" w:hAnsi="Consolas" w:eastAsia="Consolas" w:cs="Consolas"/>
+          <w:sz w:val="20"/>
+        </w:rPr>
+        <w:t xml:space="preserve">RESTART_ATTEMPTS</w:t>
+      </w:r>
+      <w:r>
+        <w:rPr>
+          <w:rFonts w:ascii="맑은 고딕" w:hAnsi="맑은 고딕" w:eastAsia="맑은 고딕"/>
+          <w:sz w:val="21"/>
+        </w:rPr>
+        <w:t xml:space="preserve"> 와 </w:t>
+      </w:r>
+      <w:r>
+        <w:rPr>
+          <w:rFonts w:ascii="Consolas" w:hAnsi="Consolas" w:eastAsia="Consolas" w:cs="Consolas"/>
+          <w:sz w:val="20"/>
+        </w:rPr>
+        <w:t xml:space="preserve">UPTIME_THRESHOLD</w:t>
+      </w:r>
+      <w:r>
+        <w:rPr>
+          <w:rFonts w:ascii="맑은 고딕" w:hAnsi="맑은 고딕" w:eastAsia="맑은 고딕"/>
+          <w:sz w:val="21"/>
+        </w:rPr>
+        <w:t xml:space="preserve"> 를 봤다. 여기서는 나머지도 함께 정리한다.</w:t>
       </w:r>
     </w:p>
     <w:p>
       <w:r>
         <w:rPr>
+          <w:rFonts w:ascii="Consolas" w:hAnsi="Consolas" w:eastAsia="Consolas" w:cs="Consolas"/>
+          <w:sz w:val="20"/>
+        </w:rPr>
+        <w:t xml:space="preserve">CARDINALITY=2</w:t>
+      </w:r>
+      <w:r>
+        <w:rPr>
           <w:rFonts w:ascii="맑은 고딕" w:hAnsi="맑은 고딕" w:eastAsia="맑은 고딕"/>
           <w:sz w:val="21"/>
         </w:rPr>
-        <w:t>`CARDINALITY=2` 가 슬롯이 둘인 이유다. 노드를 하나 더 붙이면 이 값을 3 으로 올려야 세 번째 인스턴스가 자원으로 관리된다.</w:t>
+        <w:t xml:space="preserve"> 가 슬롯이 둘인 이유다. 노드를 하나 더 붙이면 이 값을 3 으로 올려야 세 번째 인스턴스가 자원으로 관리된다.</w:t>
       </w:r>
     </w:p>
     <w:p>
       <w:r>
         <w:rPr>
+          <w:rFonts w:ascii="Consolas" w:hAnsi="Consolas" w:eastAsia="Consolas" w:cs="Consolas"/>
+          <w:sz w:val="20"/>
+        </w:rPr>
+        <w:t xml:space="preserve">CHECK_INTERVAL=900</w:t>
+      </w:r>
+      <w:r>
+        <w:rPr>
           <w:rFonts w:ascii="맑은 고딕" w:hAnsi="맑은 고딕" w:eastAsia="맑은 고딕"/>
           <w:sz w:val="21"/>
         </w:rPr>
-        <w:t>`CHECK_INTERVAL=900` 은 15 분마다 상태를 점검한다는 뜻이다. 데이터베이스는 무거우므로 자주 점검하지 않는다.</w:t>
+        <w:t xml:space="preserve"> 은 15 분마다 상태를 점검한다는 뜻이다. 데이터베이스는 무거우므로 자주 점검하지 않는다.</w:t>
       </w:r>
     </w:p>
     <w:p>
@@ -4338,37 +5514,121 @@
     <w:p>
       <w:r>
         <w:rPr>
+          <w:rFonts w:ascii="Consolas" w:hAnsi="Consolas" w:eastAsia="Consolas" w:cs="Consolas"/>
+          <w:sz w:val="20"/>
+        </w:rPr>
+        <w:t xml:space="preserve">restore</w:t>
+      </w:r>
+      <w:r>
+        <w:rPr>
           <w:rFonts w:ascii="맑은 고딕" w:hAnsi="맑은 고딕" w:eastAsia="맑은 고딕"/>
           <w:sz w:val="21"/>
         </w:rPr>
-        <w:t>`restore` 가 대부분이다. 관리자가 의도적으로 내려 둔 자원을 재부팅했다고 멋대로 올리지 않겠다는 뜻이다. 12장에서 `srvctl stop` 후 재부팅해도 인스턴스가 안 올라온다고 한 근거가 이 값이다.</w:t>
+        <w:t xml:space="preserve"> 가 대부분이다. 관리자가 의도적으로 내려 둔 자원을 재부팅했다고 멋대로 올리지 않겠다는 뜻이다. 12장에서 </w:t>
+      </w:r>
+      <w:r>
+        <w:rPr>
+          <w:rFonts w:ascii="Consolas" w:hAnsi="Consolas" w:eastAsia="Consolas" w:cs="Consolas"/>
+          <w:sz w:val="20"/>
+        </w:rPr>
+        <w:t xml:space="preserve">srvctl stop</w:t>
+      </w:r>
+      <w:r>
+        <w:rPr>
+          <w:rFonts w:ascii="맑은 고딕" w:hAnsi="맑은 고딕" w:eastAsia="맑은 고딕"/>
+          <w:sz w:val="21"/>
+        </w:rPr>
+        <w:t xml:space="preserve"> 후 재부팅해도 인스턴스가 안 올라온다고 한 근거가 이 값이다.</w:t>
       </w:r>
     </w:p>
     <w:p>
       <w:r>
         <w:rPr>
+          <w:rFonts w:ascii="Consolas" w:hAnsi="Consolas" w:eastAsia="Consolas" w:cs="Consolas"/>
+          <w:sz w:val="20"/>
+        </w:rPr>
+        <w:t xml:space="preserve">ora.ons</w:t>
+      </w:r>
+      <w:r>
+        <w:rPr>
           <w:rFonts w:ascii="맑은 고딕" w:hAnsi="맑은 고딕" w:eastAsia="맑은 고딕"/>
           <w:sz w:val="21"/>
         </w:rPr>
-        <w:t>`ora.ons` 와 `ora.asm` 이 `always` 다. 둘 다 다른 자원의 토대라 항상 필요하다.</w:t>
+        <w:t xml:space="preserve"> 와 </w:t>
+      </w:r>
+      <w:r>
+        <w:rPr>
+          <w:rFonts w:ascii="Consolas" w:hAnsi="Consolas" w:eastAsia="Consolas" w:cs="Consolas"/>
+          <w:sz w:val="20"/>
+        </w:rPr>
+        <w:t xml:space="preserve">ora.asm</w:t>
+      </w:r>
+      <w:r>
+        <w:rPr>
+          <w:rFonts w:ascii="맑은 고딕" w:hAnsi="맑은 고딕" w:eastAsia="맑은 고딕"/>
+          <w:sz w:val="21"/>
+        </w:rPr>
+        <w:t xml:space="preserve"> 이 </w:t>
+      </w:r>
+      <w:r>
+        <w:rPr>
+          <w:rFonts w:ascii="Consolas" w:hAnsi="Consolas" w:eastAsia="Consolas" w:cs="Consolas"/>
+          <w:sz w:val="20"/>
+        </w:rPr>
+        <w:t xml:space="preserve">always</w:t>
+      </w:r>
+      <w:r>
+        <w:rPr>
+          <w:rFonts w:ascii="맑은 고딕" w:hAnsi="맑은 고딕" w:eastAsia="맑은 고딕"/>
+          <w:sz w:val="21"/>
+        </w:rPr>
+        <w:t xml:space="preserve"> 다. 둘 다 다른 자원의 토대라 항상 필요하다.</w:t>
       </w:r>
     </w:p>
     <w:p>
       <w:r>
         <w:rPr>
+          <w:rFonts w:ascii="Consolas" w:hAnsi="Consolas" w:eastAsia="Consolas" w:cs="Consolas"/>
+          <w:sz w:val="20"/>
+        </w:rPr>
+        <w:t xml:space="preserve">ora.rac1.vip</w:t>
+      </w:r>
+      <w:r>
+        <w:rPr>
           <w:rFonts w:ascii="맑은 고딕" w:hAnsi="맑은 고딕" w:eastAsia="맑은 고딕"/>
           <w:sz w:val="21"/>
         </w:rPr>
-        <w:t>`ora.rac1.vip` 의 `RESTART_ATTEMPTS` 가 0 이다. 재시작하지 않는다는 뜻인데, VIP 는 재시작하는 대신 다른 노드로 옮겨 가기 때문이다. 그것이 VIP 의 존재 이유다.</w:t>
+        <w:t xml:space="preserve"> 의 </w:t>
+      </w:r>
+      <w:r>
+        <w:rPr>
+          <w:rFonts w:ascii="Consolas" w:hAnsi="Consolas" w:eastAsia="Consolas" w:cs="Consolas"/>
+          <w:sz w:val="20"/>
+        </w:rPr>
+        <w:t xml:space="preserve">RESTART_ATTEMPTS</w:t>
+      </w:r>
+      <w:r>
+        <w:rPr>
+          <w:rFonts w:ascii="맑은 고딕" w:hAnsi="맑은 고딕" w:eastAsia="맑은 고딕"/>
+          <w:sz w:val="21"/>
+        </w:rPr>
+        <w:t xml:space="preserve"> 가 0 이다. 재시작하지 않는다는 뜻인데, VIP 는 재시작하는 대신 다른 노드로 옮겨 가기 때문이다. 그것이 VIP 의 존재 이유다.</w:t>
       </w:r>
     </w:p>
     <w:p>
       <w:r>
         <w:rPr>
+          <w:rFonts w:ascii="Consolas" w:hAnsi="Consolas" w:eastAsia="Consolas" w:cs="Consolas"/>
+          <w:sz w:val="20"/>
+        </w:rPr>
+        <w:t xml:space="preserve">CHECK_INTERVAL</w:t>
+      </w:r>
+      <w:r>
+        <w:rPr>
           <w:rFonts w:ascii="맑은 고딕" w:hAnsi="맑은 고딕" w:eastAsia="맑은 고딕"/>
           <w:sz w:val="21"/>
         </w:rPr>
-        <w:t>`CHECK_INTERVAL` 이 1 인 자원이 셋 있다. VIP·네트워크·ASM 이다. 1 초마다 확인한다는 뜻이며 그만큼 즉각적인 감지가 필요한 자원이다. 데이터베이스의 900 과 대비된다.</w:t>
+        <w:t xml:space="preserve"> 이 1 인 자원이 셋 있다. VIP·네트워크·ASM 이다. 1 초마다 확인한다는 뜻이며 그만큼 즉각적인 감지가 필요한 자원이다. 데이터베이스의 900 과 대비된다.</w:t>
       </w:r>
     </w:p>
     <w:tbl>
@@ -4562,37 +5822,121 @@
     <w:p>
       <w:r>
         <w:rPr>
+          <w:rFonts w:ascii="Consolas" w:hAnsi="Consolas" w:eastAsia="Consolas" w:cs="Consolas"/>
+          <w:sz w:val="20"/>
+        </w:rPr>
+        <w:t xml:space="preserve">-init</w:t>
+      </w:r>
+      <w:r>
+        <w:rPr>
           <w:rFonts w:ascii="맑은 고딕" w:hAnsi="맑은 고딕" w:eastAsia="맑은 고딕"/>
           <w:sz w:val="21"/>
         </w:rPr>
-        <w:t>`-init` 목록은 거의 다 `always` 다. 스택 자체를 이루는 자원들이므로 당연하다.</w:t>
+        <w:t xml:space="preserve"> 목록은 거의 다 </w:t>
+      </w:r>
+      <w:r>
+        <w:rPr>
+          <w:rFonts w:ascii="Consolas" w:hAnsi="Consolas" w:eastAsia="Consolas" w:cs="Consolas"/>
+          <w:sz w:val="20"/>
+        </w:rPr>
+        <w:t xml:space="preserve">always</w:t>
+      </w:r>
+      <w:r>
+        <w:rPr>
+          <w:rFonts w:ascii="맑은 고딕" w:hAnsi="맑은 고딕" w:eastAsia="맑은 고딕"/>
+          <w:sz w:val="21"/>
+        </w:rPr>
+        <w:t xml:space="preserve"> 다. 스택 자체를 이루는 자원들이므로 당연하다.</w:t>
       </w:r>
     </w:p>
     <w:p>
       <w:r>
         <w:rPr>
+          <w:rFonts w:ascii="Consolas" w:hAnsi="Consolas" w:eastAsia="Consolas" w:cs="Consolas"/>
+          <w:sz w:val="20"/>
+        </w:rPr>
+        <w:t xml:space="preserve">ora.cssd</w:t>
+      </w:r>
+      <w:r>
+        <w:rPr>
           <w:rFonts w:ascii="맑은 고딕" w:hAnsi="맑은 고딕" w:eastAsia="맑은 고딕"/>
           <w:sz w:val="21"/>
         </w:rPr>
-        <w:t>`ora.cssd` 는 3 이다. 다른 데몬보다 적다. CSSD 는 세 번 되살려서 안 되면 노드를 재부팅하는 것이 맞다고 보기 때문이다. 5장에서 다룬 노드 축출의 근거가 여기에 있다.</w:t>
+        <w:t xml:space="preserve"> 는 3 이다. 다른 데몬보다 적다. CSSD 는 세 번 되살려서 안 되면 노드를 재부팅하는 것이 맞다고 보기 때문이다. 5장에서 다룬 노드 축출의 근거가 여기에 있다.</w:t>
       </w:r>
     </w:p>
     <w:p>
       <w:r>
         <w:rPr>
+          <w:rFonts w:ascii="Consolas" w:hAnsi="Consolas" w:eastAsia="Consolas" w:cs="Consolas"/>
+          <w:sz w:val="20"/>
+        </w:rPr>
+        <w:t xml:space="preserve">ora.diskmon</w:t>
+      </w:r>
+      <w:r>
+        <w:rPr>
           <w:rFonts w:ascii="맑은 고딕" w:hAnsi="맑은 고딕" w:eastAsia="맑은 고딕"/>
           <w:sz w:val="21"/>
         </w:rPr>
-        <w:t>`ora.diskmon` 만 `never` 다. 앞에서 본 대로 Exadata 전용이다.</w:t>
+        <w:t xml:space="preserve"> 만 </w:t>
+      </w:r>
+      <w:r>
+        <w:rPr>
+          <w:rFonts w:ascii="Consolas" w:hAnsi="Consolas" w:eastAsia="Consolas" w:cs="Consolas"/>
+          <w:sz w:val="20"/>
+        </w:rPr>
+        <w:t xml:space="preserve">never</w:t>
+      </w:r>
+      <w:r>
+        <w:rPr>
+          <w:rFonts w:ascii="맑은 고딕" w:hAnsi="맑은 고딕" w:eastAsia="맑은 고딕"/>
+          <w:sz w:val="21"/>
+        </w:rPr>
+        <w:t xml:space="preserve"> 다. 앞에서 본 대로 Exadata 전용이다.</w:t>
       </w:r>
     </w:p>
     <w:p>
       <w:r>
         <w:rPr>
+          <w:rFonts w:ascii="Consolas" w:hAnsi="Consolas" w:eastAsia="Consolas" w:cs="Consolas"/>
+          <w:sz w:val="20"/>
+        </w:rPr>
+        <w:t xml:space="preserve">ora.cluster_interconnect.haip</w:t>
+      </w:r>
+      <w:r>
+        <w:rPr>
           <w:rFonts w:ascii="맑은 고딕" w:hAnsi="맑은 고딕" w:eastAsia="맑은 고딕"/>
           <w:sz w:val="21"/>
         </w:rPr>
-        <w:t>`ora.cluster_interconnect.haip` 도 `always` 다. 5장에서 rac1 이 클러스터에 못 붙었을 때 이 자원이 OFFLINE 이었다. `always` 인데도 OFFLINE 이었다는 것은 되살리기를 다섯 번 시도하고 포기했다는 뜻이다.</w:t>
+        <w:t xml:space="preserve"> 도 </w:t>
+      </w:r>
+      <w:r>
+        <w:rPr>
+          <w:rFonts w:ascii="Consolas" w:hAnsi="Consolas" w:eastAsia="Consolas" w:cs="Consolas"/>
+          <w:sz w:val="20"/>
+        </w:rPr>
+        <w:t xml:space="preserve">always</w:t>
+      </w:r>
+      <w:r>
+        <w:rPr>
+          <w:rFonts w:ascii="맑은 고딕" w:hAnsi="맑은 고딕" w:eastAsia="맑은 고딕"/>
+          <w:sz w:val="21"/>
+        </w:rPr>
+        <w:t xml:space="preserve"> 다. 5장에서 rac1 이 클러스터에 못 붙었을 때 이 자원이 OFFLINE 이었다. </w:t>
+      </w:r>
+      <w:r>
+        <w:rPr>
+          <w:rFonts w:ascii="Consolas" w:hAnsi="Consolas" w:eastAsia="Consolas" w:cs="Consolas"/>
+          <w:sz w:val="20"/>
+        </w:rPr>
+        <w:t xml:space="preserve">always</w:t>
+      </w:r>
+      <w:r>
+        <w:rPr>
+          <w:rFonts w:ascii="맑은 고딕" w:hAnsi="맑은 고딕" w:eastAsia="맑은 고딕"/>
+          <w:sz w:val="21"/>
+        </w:rPr>
+        <w:t xml:space="preserve"> 인데도 OFFLINE 이었다는 것은 되살리기를 다섯 번 시도하고 포기했다는 뜻이다.</w:t>
       </w:r>
     </w:p>
     <w:p>
@@ -4751,37 +6095,65 @@
     <w:p>
       <w:r>
         <w:rPr>
+          <w:rFonts w:ascii="Consolas" w:hAnsi="Consolas" w:eastAsia="Consolas" w:cs="Consolas"/>
+          <w:sz w:val="20"/>
+        </w:rPr>
+        <w:t xml:space="preserve">hard</w:t>
+      </w:r>
+      <w:r>
+        <w:rPr>
           <w:rFonts w:ascii="맑은 고딕" w:hAnsi="맑은 고딕" w:eastAsia="맑은 고딕"/>
           <w:sz w:val="21"/>
         </w:rPr>
-        <w:t>`hard` 는 그것이 없으면 이 자원을 올릴 수 없다는 뜻이다. +DATA 와 +FRA 가 마운트되어 있어야 데이터베이스가 뜬다. 8장에서 디스크그룹을 내리려다 CRS-2640 을 만난 것이 이 의존 때문이다.</w:t>
+        <w:t xml:space="preserve"> 는 그것이 없으면 이 자원을 올릴 수 없다는 뜻이다. +DATA 와 +FRA 가 마운트되어 있어야 데이터베이스가 뜬다. 8장에서 디스크그룹을 내리려다 CRS-2640 을 만난 것이 이 의존 때문이다.</w:t>
       </w:r>
     </w:p>
     <w:p>
       <w:r>
         <w:rPr>
+          <w:rFonts w:ascii="Consolas" w:hAnsi="Consolas" w:eastAsia="Consolas" w:cs="Consolas"/>
+          <w:sz w:val="20"/>
+        </w:rPr>
+        <w:t xml:space="preserve">weak</w:t>
+      </w:r>
+      <w:r>
+        <w:rPr>
           <w:rFonts w:ascii="맑은 고딕" w:hAnsi="맑은 고딕" w:eastAsia="맑은 고딕"/>
           <w:sz w:val="21"/>
         </w:rPr>
-        <w:t>`weak` 는 있으면 좋고 없어도 뜬다는 뜻이다. 리스너가 없어도 데이터베이스는 뜬다. 다만 접속을 못 받을 뿐이다.</w:t>
+        <w:t xml:space="preserve"> 는 있으면 좋고 없어도 뜬다는 뜻이다. 리스너가 없어도 데이터베이스는 뜬다. 다만 접속을 못 받을 뿐이다.</w:t>
       </w:r>
     </w:p>
     <w:p>
       <w:r>
         <w:rPr>
+          <w:rFonts w:ascii="Consolas" w:hAnsi="Consolas" w:eastAsia="Consolas" w:cs="Consolas"/>
+          <w:sz w:val="20"/>
+        </w:rPr>
+        <w:t xml:space="preserve">pullup</w:t>
+      </w:r>
+      <w:r>
+        <w:rPr>
           <w:rFonts w:ascii="맑은 고딕" w:hAnsi="맑은 고딕" w:eastAsia="맑은 고딕"/>
           <w:sz w:val="21"/>
         </w:rPr>
-        <w:t>`pullup` 은 그것이 올라오면 나도 따라 올라간다는 뜻이다. 디스크그룹이 마운트되는 순간 데이터베이스가 자동으로 뜨는 근거다.</w:t>
+        <w:t xml:space="preserve"> 은 그것이 올라오면 나도 따라 올라간다는 뜻이다. 디스크그룹이 마운트되는 순간 데이터베이스가 자동으로 뜨는 근거다.</w:t>
       </w:r>
     </w:p>
     <w:p>
       <w:r>
         <w:rPr>
+          <w:rFonts w:ascii="Consolas" w:hAnsi="Consolas" w:eastAsia="Consolas" w:cs="Consolas"/>
+          <w:sz w:val="20"/>
+        </w:rPr>
+        <w:t xml:space="preserve">STOP_DEPENDENCIES</w:t>
+      </w:r>
+      <w:r>
+        <w:rPr>
           <w:rFonts w:ascii="맑은 고딕" w:hAnsi="맑은 고딕" w:eastAsia="맑은 고딕"/>
           <w:sz w:val="21"/>
         </w:rPr>
-        <w:t>`STOP_DEPENDENCIES` 는 반대 방향이다. ASM 이 내려가면 데이터베이스도 내려간다.</w:t>
+        <w:t xml:space="preserve"> 는 반대 방향이다. ASM 이 내려가면 데이터베이스도 내려간다.</w:t>
       </w:r>
     </w:p>
     <w:tbl>
@@ -4818,31 +6190,35 @@
                 <w:rFonts w:ascii="맑은 고딕" w:hAnsi="맑은 고딕" w:eastAsia="맑은 고딕"/>
                 <w:sz w:val="20"/>
               </w:rPr>
-              <w:t>위 출력의 `pullup` 절에 `global:ora.CH9DG.dg` 가 있다. 9장 실습에서 만들었다가 지운 디스크그룹이다.</w:t>
-            </w:r>
-          </w:p>
-          <w:p>
-            <w:pPr>
-              <w:spacing w:after="20"/>
-            </w:pPr>
+              <w:t xml:space="preserve">위 출력의 </w:t>
+            </w:r>
+            <w:r>
+              <w:rPr>
+                <w:rFonts w:ascii="Consolas" w:hAnsi="Consolas" w:eastAsia="Consolas" w:cs="Consolas"/>
+                <w:sz w:val="19"/>
+              </w:rPr>
+              <w:t xml:space="preserve">pullup</w:t>
+            </w:r>
             <w:r>
               <w:rPr>
                 <w:rFonts w:ascii="맑은 고딕" w:hAnsi="맑은 고딕" w:eastAsia="맑은 고딕"/>
                 <w:sz w:val="20"/>
               </w:rPr>
-              <w:t>그 자원은 이미 없다.</w:t>
-            </w:r>
-          </w:p>
-          <w:p>
-            <w:pPr>
-              <w:spacing w:after="20"/>
-            </w:pPr>
+              <w:t xml:space="preserve"> 절에 </w:t>
+            </w:r>
+            <w:r>
+              <w:rPr>
+                <w:rFonts w:ascii="Consolas" w:hAnsi="Consolas" w:eastAsia="Consolas" w:cs="Consolas"/>
+                <w:sz w:val="19"/>
+              </w:rPr>
+              <w:t xml:space="preserve">global:ora.CH9DG.dg</w:t>
+            </w:r>
             <w:r>
               <w:rPr>
                 <w:rFonts w:ascii="맑은 고딕" w:hAnsi="맑은 고딕" w:eastAsia="맑은 고딕"/>
                 <w:sz w:val="20"/>
               </w:rPr>
-              <w:t>`[grid@rac1 ~]$ crsctl stat res ora.CH9DG.dg` → `CRS-2613: Could not find resource 'ora.CH9DG.dg'.`</w:t>
+              <w:t xml:space="preserve"> 가 있다. 9장 실습에서 만들었다가 지운 디스크그룹이다.</w:t>
             </w:r>
           </w:p>
           <w:p>
@@ -4854,31 +6230,52 @@
                 <w:rFonts w:ascii="맑은 고딕" w:hAnsi="맑은 고딕" w:eastAsia="맑은 고딕"/>
                 <w:sz w:val="20"/>
               </w:rPr>
-              <w:t>`asmcmd lsdg` 로도 CRS·DATA·FRA 셋만 나온다. 그런데 데이터베이스 자원의 정의에는 이름이 남아 있다.</w:t>
+              <w:t>그 자원은 이미 없다.</w:t>
             </w:r>
           </w:p>
           <w:p>
             <w:pPr>
               <w:spacing w:after="20"/>
             </w:pPr>
+            <w:r>
+              <w:rPr>
+                <w:rFonts w:ascii="Consolas" w:hAnsi="Consolas" w:eastAsia="Consolas" w:cs="Consolas"/>
+                <w:sz w:val="19"/>
+              </w:rPr>
+              <w:t xml:space="preserve">[grid@rac1 ~]$ crsctl stat res ora.CH9DG.dg</w:t>
+            </w:r>
             <w:r>
               <w:rPr>
                 <w:rFonts w:ascii="맑은 고딕" w:hAnsi="맑은 고딕" w:eastAsia="맑은 고딕"/>
                 <w:sz w:val="20"/>
               </w:rPr>
-              <w:t>데이터베이스는 정상 동작한다. `pullup` 은 "그 자원이 올라오면 따라 올라간다" 는 조건이고 없는 자원은 영영 올라오지 않으므로 아무 일도 일어나지 않는다.</w:t>
+              <w:t xml:space="preserve"> → </w:t>
+            </w:r>
+            <w:r>
+              <w:rPr>
+                <w:rFonts w:ascii="Consolas" w:hAnsi="Consolas" w:eastAsia="Consolas" w:cs="Consolas"/>
+                <w:sz w:val="19"/>
+              </w:rPr>
+              <w:t xml:space="preserve">CRS-2613: Could not find resource 'ora.CH9DG.dg'.</w:t>
             </w:r>
           </w:p>
           <w:p>
             <w:pPr>
               <w:spacing w:after="20"/>
             </w:pPr>
+            <w:r>
+              <w:rPr>
+                <w:rFonts w:ascii="Consolas" w:hAnsi="Consolas" w:eastAsia="Consolas" w:cs="Consolas"/>
+                <w:sz w:val="19"/>
+              </w:rPr>
+              <w:t xml:space="preserve">asmcmd lsdg</w:t>
+            </w:r>
             <w:r>
               <w:rPr>
                 <w:rFonts w:ascii="맑은 고딕" w:hAnsi="맑은 고딕" w:eastAsia="맑은 고딕"/>
                 <w:sz w:val="20"/>
               </w:rPr>
-              <w:t>그래도 정의에 없는 이름이 남아 있는 것은 좋지 않다. 나중에 이 출력을 읽는 사람이 CH9DG 라는 디스크그룹을 찾아 헤매게 된다.</w:t>
+              <w:t xml:space="preserve"> 로도 CRS·DATA·FRA 셋만 나온다. 그런데 데이터베이스 자원의 정의에는 이름이 남아 있다.</w:t>
             </w:r>
           </w:p>
           <w:p>
@@ -4890,7 +6287,73 @@
                 <w:rFonts w:ascii="맑은 고딕" w:hAnsi="맑은 고딕" w:eastAsia="맑은 고딕"/>
                 <w:sz w:val="20"/>
               </w:rPr>
-              <w:t>정리하려면 `srvctl config database -d racdb` 의 Disk Groups 항목을 확인한 뒤 `srvctl modify database` 로 디스크그룹 목록을 다시 지정한다. 실습 환경이므로 이 장에서는 관찰만 하고 그대로 둔다.</w:t>
+              <w:t xml:space="preserve">데이터베이스는 정상 동작한다. </w:t>
+            </w:r>
+            <w:r>
+              <w:rPr>
+                <w:rFonts w:ascii="Consolas" w:hAnsi="Consolas" w:eastAsia="Consolas" w:cs="Consolas"/>
+                <w:sz w:val="19"/>
+              </w:rPr>
+              <w:t xml:space="preserve">pullup</w:t>
+            </w:r>
+            <w:r>
+              <w:rPr>
+                <w:rFonts w:ascii="맑은 고딕" w:hAnsi="맑은 고딕" w:eastAsia="맑은 고딕"/>
+                <w:sz w:val="20"/>
+              </w:rPr>
+              <w:t xml:space="preserve"> 은 "그 자원이 올라오면 따라 올라간다" 는 조건이고 없는 자원은 영영 올라오지 않으므로 아무 일도 일어나지 않는다.</w:t>
+            </w:r>
+          </w:p>
+          <w:p>
+            <w:pPr>
+              <w:spacing w:after="20"/>
+            </w:pPr>
+            <w:r>
+              <w:rPr>
+                <w:rFonts w:ascii="맑은 고딕" w:hAnsi="맑은 고딕" w:eastAsia="맑은 고딕"/>
+                <w:sz w:val="20"/>
+              </w:rPr>
+              <w:t>그래도 정의에 없는 이름이 남아 있는 것은 좋지 않다. 나중에 이 출력을 읽는 사람이 CH9DG 라는 디스크그룹을 찾아 헤매게 된다.</w:t>
+            </w:r>
+          </w:p>
+          <w:p>
+            <w:pPr>
+              <w:spacing w:after="20"/>
+            </w:pPr>
+            <w:r>
+              <w:rPr>
+                <w:rFonts w:ascii="맑은 고딕" w:hAnsi="맑은 고딕" w:eastAsia="맑은 고딕"/>
+                <w:sz w:val="20"/>
+              </w:rPr>
+              <w:t xml:space="preserve">정리하려면 </w:t>
+            </w:r>
+            <w:r>
+              <w:rPr>
+                <w:rFonts w:ascii="Consolas" w:hAnsi="Consolas" w:eastAsia="Consolas" w:cs="Consolas"/>
+                <w:sz w:val="19"/>
+              </w:rPr>
+              <w:t xml:space="preserve">srvctl config database -d racdb</w:t>
+            </w:r>
+            <w:r>
+              <w:rPr>
+                <w:rFonts w:ascii="맑은 고딕" w:hAnsi="맑은 고딕" w:eastAsia="맑은 고딕"/>
+                <w:sz w:val="20"/>
+              </w:rPr>
+              <w:t xml:space="preserve"> 의 Disk Groups 항목을 확인한 뒤 </w:t>
+            </w:r>
+            <w:r>
+              <w:rPr>
+                <w:rFonts w:ascii="Consolas" w:hAnsi="Consolas" w:eastAsia="Consolas" w:cs="Consolas"/>
+                <w:sz w:val="19"/>
+              </w:rPr>
+              <w:t xml:space="preserve">srvctl modify database</w:t>
+            </w:r>
+            <w:r>
+              <w:rPr>
+                <w:rFonts w:ascii="맑은 고딕" w:hAnsi="맑은 고딕" w:eastAsia="맑은 고딕"/>
+                <w:sz w:val="20"/>
+              </w:rPr>
+              <w:t xml:space="preserve"> 로 디스크그룹 목록을 다시 지정한다. 실습 환경이므로 이 장에서는 관찰만 하고 그대로 둔다.</w:t>
             </w:r>
           </w:p>
         </w:tc>
@@ -4919,7 +6382,21 @@
           <w:rFonts w:ascii="맑은 고딕" w:hAnsi="맑은 고딕" w:eastAsia="맑은 고딕"/>
           <w:sz w:val="21"/>
         </w:rPr>
-        <w:t>지금까지 다룬 자원은 모두 이름이 `ora.` 로 시작했다. 오라클이 만든 자원이다.</w:t>
+        <w:t xml:space="preserve">지금까지 다룬 자원은 모두 이름이 </w:t>
+      </w:r>
+      <w:r>
+        <w:rPr>
+          <w:rFonts w:ascii="Consolas" w:hAnsi="Consolas" w:eastAsia="Consolas" w:cs="Consolas"/>
+          <w:sz w:val="20"/>
+        </w:rPr>
+        <w:t xml:space="preserve">ora.</w:t>
+      </w:r>
+      <w:r>
+        <w:rPr>
+          <w:rFonts w:ascii="맑은 고딕" w:hAnsi="맑은 고딕" w:eastAsia="맑은 고딕"/>
+          <w:sz w:val="21"/>
+        </w:rPr>
+        <w:t xml:space="preserve"> 로 시작했다. 오라클이 만든 자원이다.</w:t>
       </w:r>
     </w:p>
     <w:p>
@@ -5395,7 +6872,35 @@
           <w:rFonts w:ascii="맑은 고딕" w:hAnsi="맑은 고딕" w:eastAsia="맑은 고딕"/>
           <w:sz w:val="21"/>
         </w:rPr>
-        <w:t>스크립트는 양 노드의 같은 경로에 있어야 한다. 자원이 어느 노드에서 뜰지 모르기 때문이다. 이 실습에서는 `/u01/app/grid/ch14/ch14app.sh` 에 `grid:oinstall` 소유로 두고 755 권한을 준다.</w:t>
+        <w:t xml:space="preserve">스크립트는 양 노드의 같은 경로에 있어야 한다. 자원이 어느 노드에서 뜰지 모르기 때문이다. 이 실습에서는 </w:t>
+      </w:r>
+      <w:r>
+        <w:rPr>
+          <w:rFonts w:ascii="Consolas" w:hAnsi="Consolas" w:eastAsia="Consolas" w:cs="Consolas"/>
+          <w:sz w:val="20"/>
+        </w:rPr>
+        <w:t xml:space="preserve">/u01/app/grid/ch14/ch14app.sh</w:t>
+      </w:r>
+      <w:r>
+        <w:rPr>
+          <w:rFonts w:ascii="맑은 고딕" w:hAnsi="맑은 고딕" w:eastAsia="맑은 고딕"/>
+          <w:sz w:val="21"/>
+        </w:rPr>
+        <w:t xml:space="preserve"> 에 </w:t>
+      </w:r>
+      <w:r>
+        <w:rPr>
+          <w:rFonts w:ascii="Consolas" w:hAnsi="Consolas" w:eastAsia="Consolas" w:cs="Consolas"/>
+          <w:sz w:val="20"/>
+        </w:rPr>
+        <w:t xml:space="preserve">grid:oinstall</w:t>
+      </w:r>
+      <w:r>
+        <w:rPr>
+          <w:rFonts w:ascii="맑은 고딕" w:hAnsi="맑은 고딕" w:eastAsia="맑은 고딕"/>
+          <w:sz w:val="21"/>
+        </w:rPr>
+        <w:t xml:space="preserve"> 소유로 두고 755 권한을 준다.</w:t>
       </w:r>
     </w:p>
     <w:p>
@@ -5563,37 +7068,121 @@
     <w:p>
       <w:r>
         <w:rPr>
+          <w:rFonts w:ascii="Consolas" w:hAnsi="Consolas" w:eastAsia="Consolas" w:cs="Consolas"/>
+          <w:sz w:val="20"/>
+        </w:rPr>
+        <w:t xml:space="preserve">-type cluster_resource</w:t>
+      </w:r>
+      <w:r>
+        <w:rPr>
           <w:rFonts w:ascii="맑은 고딕" w:hAnsi="맑은 고딕" w:eastAsia="맑은 고딕"/>
           <w:sz w:val="21"/>
         </w:rPr>
-        <w:t>`-type cluster_resource` 는 클러스터 전체에서 정해진 개수만 도는 자원이라는 뜻이다. 노드마다 하나씩 필요하다면 `local_resource` 를 쓴다.</w:t>
+        <w:t xml:space="preserve"> 는 클러스터 전체에서 정해진 개수만 도는 자원이라는 뜻이다. 노드마다 하나씩 필요하다면 </w:t>
+      </w:r>
+      <w:r>
+        <w:rPr>
+          <w:rFonts w:ascii="Consolas" w:hAnsi="Consolas" w:eastAsia="Consolas" w:cs="Consolas"/>
+          <w:sz w:val="20"/>
+        </w:rPr>
+        <w:t xml:space="preserve">local_resource</w:t>
+      </w:r>
+      <w:r>
+        <w:rPr>
+          <w:rFonts w:ascii="맑은 고딕" w:hAnsi="맑은 고딕" w:eastAsia="맑은 고딕"/>
+          <w:sz w:val="21"/>
+        </w:rPr>
+        <w:t xml:space="preserve"> 를 쓴다.</w:t>
       </w:r>
     </w:p>
     <w:p>
       <w:r>
         <w:rPr>
+          <w:rFonts w:ascii="Consolas" w:hAnsi="Consolas" w:eastAsia="Consolas" w:cs="Consolas"/>
+          <w:sz w:val="20"/>
+        </w:rPr>
+        <w:t xml:space="preserve">PLACEMENT=restricted</w:t>
+      </w:r>
+      <w:r>
+        <w:rPr>
           <w:rFonts w:ascii="맑은 고딕" w:hAnsi="맑은 고딕" w:eastAsia="맑은 고딕"/>
           <w:sz w:val="21"/>
         </w:rPr>
-        <w:t>`PLACEMENT=restricted` 와 `HOSTING_MEMBERS=rac1 rac2` 는 지정한 노드에서만 돈다는 뜻이다. `balanced` 로 두면 CRS 가 부하를 보고 정한다.</w:t>
+        <w:t xml:space="preserve"> 와 </w:t>
+      </w:r>
+      <w:r>
+        <w:rPr>
+          <w:rFonts w:ascii="Consolas" w:hAnsi="Consolas" w:eastAsia="Consolas" w:cs="Consolas"/>
+          <w:sz w:val="20"/>
+        </w:rPr>
+        <w:t xml:space="preserve">HOSTING_MEMBERS=rac1 rac2</w:t>
+      </w:r>
+      <w:r>
+        <w:rPr>
+          <w:rFonts w:ascii="맑은 고딕" w:hAnsi="맑은 고딕" w:eastAsia="맑은 고딕"/>
+          <w:sz w:val="21"/>
+        </w:rPr>
+        <w:t xml:space="preserve"> 는 지정한 노드에서만 돈다는 뜻이다. </w:t>
+      </w:r>
+      <w:r>
+        <w:rPr>
+          <w:rFonts w:ascii="Consolas" w:hAnsi="Consolas" w:eastAsia="Consolas" w:cs="Consolas"/>
+          <w:sz w:val="20"/>
+        </w:rPr>
+        <w:t xml:space="preserve">balanced</w:t>
+      </w:r>
+      <w:r>
+        <w:rPr>
+          <w:rFonts w:ascii="맑은 고딕" w:hAnsi="맑은 고딕" w:eastAsia="맑은 고딕"/>
+          <w:sz w:val="21"/>
+        </w:rPr>
+        <w:t xml:space="preserve"> 로 두면 CRS 가 부하를 보고 정한다.</w:t>
       </w:r>
     </w:p>
     <w:p>
       <w:r>
         <w:rPr>
+          <w:rFonts w:ascii="Consolas" w:hAnsi="Consolas" w:eastAsia="Consolas" w:cs="Consolas"/>
+          <w:sz w:val="20"/>
+        </w:rPr>
+        <w:t xml:space="preserve">CHECK_INTERVAL=30</w:t>
+      </w:r>
+      <w:r>
+        <w:rPr>
           <w:rFonts w:ascii="맑은 고딕" w:hAnsi="맑은 고딕" w:eastAsia="맑은 고딕"/>
           <w:sz w:val="21"/>
         </w:rPr>
-        <w:t>`CHECK_INTERVAL=30` 은 30 초마다 `check` 를 호출한다는 뜻이다. 이 값이 곧 장애 감지 지연의 상한이다.</w:t>
+        <w:t xml:space="preserve"> 은 30 초마다 </w:t>
+      </w:r>
+      <w:r>
+        <w:rPr>
+          <w:rFonts w:ascii="Consolas" w:hAnsi="Consolas" w:eastAsia="Consolas" w:cs="Consolas"/>
+          <w:sz w:val="20"/>
+        </w:rPr>
+        <w:t xml:space="preserve">check</w:t>
+      </w:r>
+      <w:r>
+        <w:rPr>
+          <w:rFonts w:ascii="맑은 고딕" w:hAnsi="맑은 고딕" w:eastAsia="맑은 고딕"/>
+          <w:sz w:val="21"/>
+        </w:rPr>
+        <w:t xml:space="preserve"> 를 호출한다는 뜻이다. 이 값이 곧 장애 감지 지연의 상한이다.</w:t>
       </w:r>
     </w:p>
     <w:p>
       <w:r>
         <w:rPr>
+          <w:rFonts w:ascii="Consolas" w:hAnsi="Consolas" w:eastAsia="Consolas" w:cs="Consolas"/>
+          <w:sz w:val="20"/>
+        </w:rPr>
+        <w:t xml:space="preserve">START_DEPENDENCIES=hard(ora.net1.network)</w:t>
+      </w:r>
+      <w:r>
+        <w:rPr>
           <w:rFonts w:ascii="맑은 고딕" w:hAnsi="맑은 고딕" w:eastAsia="맑은 고딕"/>
           <w:sz w:val="21"/>
         </w:rPr>
-        <w:t>`START_DEPENDENCIES=hard(ora.net1.network)` 는 네트워크가 살아 있어야 이 자원을 올린다는 뜻이다. 실제 배치 데몬이라면 데이터베이스 자원에 의존을 걸 것이다.</w:t>
+        <w:t xml:space="preserve"> 는 네트워크가 살아 있어야 이 자원을 올린다는 뜻이다. 실제 배치 데몬이라면 데이터베이스 자원에 의존을 걸 것이다.</w:t>
       </w:r>
     </w:p>
     <w:tbl>
@@ -5903,7 +7492,49 @@
           <w:rFonts w:ascii="맑은 고딕" w:hAnsi="맑은 고딕" w:eastAsia="맑은 고딕"/>
           <w:sz w:val="21"/>
         </w:rPr>
-        <w:t>지정하지 않은 속성에는 기본값이 들어갔다. `AUTO_START=restore`, `CARDINALITY=1`, `ENABLED=1` 이다.</w:t>
+        <w:t xml:space="preserve">지정하지 않은 속성에는 기본값이 들어갔다. </w:t>
+      </w:r>
+      <w:r>
+        <w:rPr>
+          <w:rFonts w:ascii="Consolas" w:hAnsi="Consolas" w:eastAsia="Consolas" w:cs="Consolas"/>
+          <w:sz w:val="20"/>
+        </w:rPr>
+        <w:t xml:space="preserve">AUTO_START=restore</w:t>
+      </w:r>
+      <w:r>
+        <w:rPr>
+          <w:rFonts w:ascii="맑은 고딕" w:hAnsi="맑은 고딕" w:eastAsia="맑은 고딕"/>
+          <w:sz w:val="21"/>
+        </w:rPr>
+        <w:t xml:space="preserve">, </w:t>
+      </w:r>
+      <w:r>
+        <w:rPr>
+          <w:rFonts w:ascii="Consolas" w:hAnsi="Consolas" w:eastAsia="Consolas" w:cs="Consolas"/>
+          <w:sz w:val="20"/>
+        </w:rPr>
+        <w:t xml:space="preserve">CARDINALITY=1</w:t>
+      </w:r>
+      <w:r>
+        <w:rPr>
+          <w:rFonts w:ascii="맑은 고딕" w:hAnsi="맑은 고딕" w:eastAsia="맑은 고딕"/>
+          <w:sz w:val="21"/>
+        </w:rPr>
+        <w:t xml:space="preserve">, </w:t>
+      </w:r>
+      <w:r>
+        <w:rPr>
+          <w:rFonts w:ascii="Consolas" w:hAnsi="Consolas" w:eastAsia="Consolas" w:cs="Consolas"/>
+          <w:sz w:val="20"/>
+        </w:rPr>
+        <w:t xml:space="preserve">ENABLED=1</w:t>
+      </w:r>
+      <w:r>
+        <w:rPr>
+          <w:rFonts w:ascii="맑은 고딕" w:hAnsi="맑은 고딕" w:eastAsia="맑은 고딕"/>
+          <w:sz w:val="21"/>
+        </w:rPr>
+        <w:t xml:space="preserve"> 이다.</w:t>
       </w:r>
     </w:p>
     <w:p>
@@ -6078,7 +7709,21 @@
           <w:rFonts w:ascii="맑은 고딕" w:hAnsi="맑은 고딕" w:eastAsia="맑은 고딕"/>
           <w:sz w:val="21"/>
         </w:rPr>
-        <w:t>rac2 에는 상태 파일이 없다. `CARDINALITY=1` 이므로 한 노드에서만 돈다.</w:t>
+        <w:t xml:space="preserve">rac2 에는 상태 파일이 없다. </w:t>
+      </w:r>
+      <w:r>
+        <w:rPr>
+          <w:rFonts w:ascii="Consolas" w:hAnsi="Consolas" w:eastAsia="Consolas" w:cs="Consolas"/>
+          <w:sz w:val="20"/>
+        </w:rPr>
+        <w:t xml:space="preserve">CARDINALITY=1</w:t>
+      </w:r>
+      <w:r>
+        <w:rPr>
+          <w:rFonts w:ascii="맑은 고딕" w:hAnsi="맑은 고딕" w:eastAsia="맑은 고딕"/>
+          <w:sz w:val="21"/>
+        </w:rPr>
+        <w:t xml:space="preserve"> 이므로 한 노드에서만 돈다.</w:t>
       </w:r>
     </w:p>
     <w:p>
@@ -6087,7 +7732,21 @@
           <w:rFonts w:ascii="맑은 고딕" w:hAnsi="맑은 고딕" w:eastAsia="맑은 고딕"/>
           <w:sz w:val="21"/>
         </w:rPr>
-        <w:t>이제 장애를 만들어 본다. 상태 파일을 지우면 `check` 가 1 을 반환하게 된다.</w:t>
+        <w:t xml:space="preserve">이제 장애를 만들어 본다. 상태 파일을 지우면 </w:t>
+      </w:r>
+      <w:r>
+        <w:rPr>
+          <w:rFonts w:ascii="Consolas" w:hAnsi="Consolas" w:eastAsia="Consolas" w:cs="Consolas"/>
+          <w:sz w:val="20"/>
+        </w:rPr>
+        <w:t xml:space="preserve">check</w:t>
+      </w:r>
+      <w:r>
+        <w:rPr>
+          <w:rFonts w:ascii="맑은 고딕" w:hAnsi="맑은 고딕" w:eastAsia="맑은 고딕"/>
+          <w:sz w:val="21"/>
+        </w:rPr>
+        <w:t xml:space="preserve"> 가 1 을 반환하게 된다.</w:t>
       </w:r>
     </w:p>
     <w:tbl>
@@ -6277,10 +7936,17 @@
     <w:p>
       <w:r>
         <w:rPr>
+          <w:rFonts w:ascii="Consolas" w:hAnsi="Consolas" w:eastAsia="Consolas" w:cs="Consolas"/>
+          <w:sz w:val="20"/>
+        </w:rPr>
+        <w:t xml:space="preserve">crsctl stat res -t</w:t>
+      </w:r>
+      <w:r>
+        <w:rPr>
           <w:rFonts w:ascii="맑은 고딕" w:hAnsi="맑은 고딕" w:eastAsia="맑은 고딕"/>
           <w:sz w:val="21"/>
         </w:rPr>
-        <w:t>`crsctl stat res -t` 로는 아무 일도 없었던 것처럼 보인다. 액션 스크립트 로그를 봐야 무슨 일이 있었는지 알 수 있다.</w:t>
+        <w:t xml:space="preserve"> 로는 아무 일도 없었던 것처럼 보인다. 액션 스크립트 로그를 봐야 무슨 일이 있었는지 알 수 있다.</w:t>
       </w:r>
     </w:p>
     <w:tbl>
@@ -6421,7 +8087,35 @@
           <w:rFonts w:ascii="맑은 고딕" w:hAnsi="맑은 고딕" w:eastAsia="맑은 고딕"/>
           <w:sz w:val="21"/>
         </w:rPr>
-        <w:t>12:02:56 에 기동했고 그 직후 한 번, 이후 30 초마다 `check` 가 호출되었다. `CHECK_INTERVAL=30` 대로다.</w:t>
+        <w:t xml:space="preserve">12:02:56 에 기동했고 그 직후 한 번, 이후 30 초마다 </w:t>
+      </w:r>
+      <w:r>
+        <w:rPr>
+          <w:rFonts w:ascii="Consolas" w:hAnsi="Consolas" w:eastAsia="Consolas" w:cs="Consolas"/>
+          <w:sz w:val="20"/>
+        </w:rPr>
+        <w:t xml:space="preserve">check</w:t>
+      </w:r>
+      <w:r>
+        <w:rPr>
+          <w:rFonts w:ascii="맑은 고딕" w:hAnsi="맑은 고딕" w:eastAsia="맑은 고딕"/>
+          <w:sz w:val="21"/>
+        </w:rPr>
+        <w:t xml:space="preserve"> 가 호출되었다. </w:t>
+      </w:r>
+      <w:r>
+        <w:rPr>
+          <w:rFonts w:ascii="Consolas" w:hAnsi="Consolas" w:eastAsia="Consolas" w:cs="Consolas"/>
+          <w:sz w:val="20"/>
+        </w:rPr>
+        <w:t xml:space="preserve">CHECK_INTERVAL=30</w:t>
+      </w:r>
+      <w:r>
+        <w:rPr>
+          <w:rFonts w:ascii="맑은 고딕" w:hAnsi="맑은 고딕" w:eastAsia="맑은 고딕"/>
+          <w:sz w:val="21"/>
+        </w:rPr>
+        <w:t xml:space="preserve"> 대로다.</w:t>
       </w:r>
     </w:p>
     <w:p>
@@ -6430,7 +8124,35 @@
           <w:rFonts w:ascii="맑은 고딕" w:hAnsi="맑은 고딕" w:eastAsia="맑은 고딕"/>
           <w:sz w:val="21"/>
         </w:rPr>
-        <w:t>12:03:16 에 상태 파일을 지웠다. 그런데 CRS 는 그때 알지 못했다. 다음 `check` 인 12:03:26 에야 알았다. 감지까지 10 초가 걸렸고 이 지연의 상한이 `CHECK_INTERVAL` 인 30 초다.</w:t>
+        <w:t xml:space="preserve">12:03:16 에 상태 파일을 지웠다. 그런데 CRS 는 그때 알지 못했다. 다음 </w:t>
+      </w:r>
+      <w:r>
+        <w:rPr>
+          <w:rFonts w:ascii="Consolas" w:hAnsi="Consolas" w:eastAsia="Consolas" w:cs="Consolas"/>
+          <w:sz w:val="20"/>
+        </w:rPr>
+        <w:t xml:space="preserve">check</w:t>
+      </w:r>
+      <w:r>
+        <w:rPr>
+          <w:rFonts w:ascii="맑은 고딕" w:hAnsi="맑은 고딕" w:eastAsia="맑은 고딕"/>
+          <w:sz w:val="21"/>
+        </w:rPr>
+        <w:t xml:space="preserve"> 인 12:03:26 에야 알았다. 감지까지 10 초가 걸렸고 이 지연의 상한이 </w:t>
+      </w:r>
+      <w:r>
+        <w:rPr>
+          <w:rFonts w:ascii="Consolas" w:hAnsi="Consolas" w:eastAsia="Consolas" w:cs="Consolas"/>
+          <w:sz w:val="20"/>
+        </w:rPr>
+        <w:t xml:space="preserve">CHECK_INTERVAL</w:t>
+      </w:r>
+      <w:r>
+        <w:rPr>
+          <w:rFonts w:ascii="맑은 고딕" w:hAnsi="맑은 고딕" w:eastAsia="맑은 고딕"/>
+          <w:sz w:val="21"/>
+        </w:rPr>
+        <w:t xml:space="preserve"> 인 30 초다.</w:t>
       </w:r>
     </w:p>
     <w:p>
@@ -6439,7 +8161,21 @@
           <w:rFonts w:ascii="맑은 고딕" w:hAnsi="맑은 고딕" w:eastAsia="맑은 고딕"/>
           <w:sz w:val="21"/>
         </w:rPr>
-        <w:t>감지한 그 다음 초인 12:03:27 에 `start` 를 호출해 되살렸다. 복구 자체는 1 초였다.</w:t>
+        <w:t xml:space="preserve">감지한 그 다음 초인 12:03:27 에 </w:t>
+      </w:r>
+      <w:r>
+        <w:rPr>
+          <w:rFonts w:ascii="Consolas" w:hAnsi="Consolas" w:eastAsia="Consolas" w:cs="Consolas"/>
+          <w:sz w:val="20"/>
+        </w:rPr>
+        <w:t xml:space="preserve">start</w:t>
+      </w:r>
+      <w:r>
+        <w:rPr>
+          <w:rFonts w:ascii="맑은 고딕" w:hAnsi="맑은 고딕" w:eastAsia="맑은 고딕"/>
+          <w:sz w:val="21"/>
+        </w:rPr>
+        <w:t xml:space="preserve"> 를 호출해 되살렸다. 복구 자체는 1 초였다.</w:t>
       </w:r>
     </w:p>
     <w:p>
@@ -6485,19 +8221,21 @@
                 <w:rFonts w:ascii="맑은 고딕" w:hAnsi="맑은 고딕" w:eastAsia="맑은 고딕"/>
                 <w:sz w:val="20"/>
               </w:rPr>
-              <w:t>복구가 1 초 만에 끝났기 때문에 `crsctl stat res -t` 는 한 번도 OFFLINE 을 보여 주지 않았다. 20 초 간격으로 네 번 관찰했는데 계속 ONLINE 이었다.</w:t>
-            </w:r>
-          </w:p>
-          <w:p>
-            <w:pPr>
-              <w:spacing w:after="20"/>
-            </w:pPr>
+              <w:t xml:space="preserve">복구가 1 초 만에 끝났기 때문에 </w:t>
+            </w:r>
+            <w:r>
+              <w:rPr>
+                <w:rFonts w:ascii="Consolas" w:hAnsi="Consolas" w:eastAsia="Consolas" w:cs="Consolas"/>
+                <w:sz w:val="19"/>
+              </w:rPr>
+              <w:t xml:space="preserve">crsctl stat res -t</w:t>
+            </w:r>
             <w:r>
               <w:rPr>
                 <w:rFonts w:ascii="맑은 고딕" w:hAnsi="맑은 고딕" w:eastAsia="맑은 고딕"/>
                 <w:sz w:val="20"/>
               </w:rPr>
-              <w:t>그래서 "장애가 있었는가" 를 상태 명령만으로 판단하면 놓친다. 자동 복구는 조용히 일어난다.</w:t>
+              <w:t xml:space="preserve"> 는 한 번도 OFFLINE 을 보여 주지 않았다. 20 초 간격으로 네 번 관찰했는데 계속 ONLINE 이었다.</w:t>
             </w:r>
           </w:p>
           <w:p>
@@ -6509,7 +8247,33 @@
                 <w:rFonts w:ascii="맑은 고딕" w:hAnsi="맑은 고딕" w:eastAsia="맑은 고딕"/>
                 <w:sz w:val="20"/>
               </w:rPr>
-              <w:t>이것이 액션 스크립트에 로그를 남겨야 하는 이유다. 오라클 자원이라면 같은 정보를 `$ORACLE_BASE/diag/crs/&lt;노드&gt;/crs/trace/` 아래의 에이전트 로그에서 찾는다.</w:t>
+              <w:t>그래서 "장애가 있었는가" 를 상태 명령만으로 판단하면 놓친다. 자동 복구는 조용히 일어난다.</w:t>
+            </w:r>
+          </w:p>
+          <w:p>
+            <w:pPr>
+              <w:spacing w:after="20"/>
+            </w:pPr>
+            <w:r>
+              <w:rPr>
+                <w:rFonts w:ascii="맑은 고딕" w:hAnsi="맑은 고딕" w:eastAsia="맑은 고딕"/>
+                <w:sz w:val="20"/>
+              </w:rPr>
+              <w:t xml:space="preserve">이것이 액션 스크립트에 로그를 남겨야 하는 이유다. 오라클 자원이라면 같은 정보를 </w:t>
+            </w:r>
+            <w:r>
+              <w:rPr>
+                <w:rFonts w:ascii="Consolas" w:hAnsi="Consolas" w:eastAsia="Consolas" w:cs="Consolas"/>
+                <w:sz w:val="19"/>
+              </w:rPr>
+              <w:t xml:space="preserve">$ORACLE_BASE/diag/crs/&lt;노드&gt;/crs/trace/</w:t>
+            </w:r>
+            <w:r>
+              <w:rPr>
+                <w:rFonts w:ascii="맑은 고딕" w:hAnsi="맑은 고딕" w:eastAsia="맑은 고딕"/>
+                <w:sz w:val="20"/>
+              </w:rPr>
+              <w:t xml:space="preserve"> 아래의 에이전트 로그에서 찾는다.</w:t>
             </w:r>
           </w:p>
           <w:p>
@@ -6687,7 +8451,35 @@
           <w:rFonts w:ascii="맑은 고딕" w:hAnsi="맑은 고딕" w:eastAsia="맑은 고딕"/>
           <w:sz w:val="21"/>
         </w:rPr>
-        <w:t>이동 후 상태 파일의 위치를 확인하면 rac1 에는 없고 rac2 에만 있다. `stop` 이 지웠고 `start` 가 다시 만들었다.</w:t>
+        <w:t xml:space="preserve">이동 후 상태 파일의 위치를 확인하면 rac1 에는 없고 rac2 에만 있다. </w:t>
+      </w:r>
+      <w:r>
+        <w:rPr>
+          <w:rFonts w:ascii="Consolas" w:hAnsi="Consolas" w:eastAsia="Consolas" w:cs="Consolas"/>
+          <w:sz w:val="20"/>
+        </w:rPr>
+        <w:t xml:space="preserve">stop</w:t>
+      </w:r>
+      <w:r>
+        <w:rPr>
+          <w:rFonts w:ascii="맑은 고딕" w:hAnsi="맑은 고딕" w:eastAsia="맑은 고딕"/>
+          <w:sz w:val="21"/>
+        </w:rPr>
+        <w:t xml:space="preserve"> 이 지웠고 </w:t>
+      </w:r>
+      <w:r>
+        <w:rPr>
+          <w:rFonts w:ascii="Consolas" w:hAnsi="Consolas" w:eastAsia="Consolas" w:cs="Consolas"/>
+          <w:sz w:val="20"/>
+        </w:rPr>
+        <w:t xml:space="preserve">start</w:t>
+      </w:r>
+      <w:r>
+        <w:rPr>
+          <w:rFonts w:ascii="맑은 고딕" w:hAnsi="맑은 고딕" w:eastAsia="맑은 고딕"/>
+          <w:sz w:val="21"/>
+        </w:rPr>
+        <w:t xml:space="preserve"> 가 다시 만들었다.</w:t>
       </w:r>
     </w:p>
     <w:p>
@@ -6713,7 +8505,21 @@
           <w:rFonts w:ascii="맑은 고딕" w:hAnsi="맑은 고딕" w:eastAsia="맑은 고딕"/>
           <w:sz w:val="21"/>
         </w:rPr>
-        <w:t>이번에는 다시 살아나지 못하도록 만든다. 스크립트가 `start` 에서 실패하도록 플래그를 두고 양 노드에 배포한다.</w:t>
+        <w:t xml:space="preserve">이번에는 다시 살아나지 못하도록 만든다. 스크립트가 </w:t>
+      </w:r>
+      <w:r>
+        <w:rPr>
+          <w:rFonts w:ascii="Consolas" w:hAnsi="Consolas" w:eastAsia="Consolas" w:cs="Consolas"/>
+          <w:sz w:val="20"/>
+        </w:rPr>
+        <w:t xml:space="preserve">start</w:t>
+      </w:r>
+      <w:r>
+        <w:rPr>
+          <w:rFonts w:ascii="맑은 고딕" w:hAnsi="맑은 고딕" w:eastAsia="맑은 고딕"/>
+          <w:sz w:val="21"/>
+        </w:rPr>
+        <w:t xml:space="preserve"> 에서 실패하도록 플래그를 두고 양 노드에 배포한다.</w:t>
       </w:r>
     </w:p>
     <w:tbl>
@@ -7147,7 +8953,21 @@
           <w:rFonts w:ascii="맑은 고딕" w:hAnsi="맑은 고딕" w:eastAsia="맑은 고딕"/>
           <w:sz w:val="21"/>
         </w:rPr>
-        <w:t>12:10:49 rac2 의 `check` 가 실패했다. 감지다.</w:t>
+        <w:t xml:space="preserve">12:10:49 rac2 의 </w:t>
+      </w:r>
+      <w:r>
+        <w:rPr>
+          <w:rFonts w:ascii="Consolas" w:hAnsi="Consolas" w:eastAsia="Consolas" w:cs="Consolas"/>
+          <w:sz w:val="20"/>
+        </w:rPr>
+        <w:t xml:space="preserve">check</w:t>
+      </w:r>
+      <w:r>
+        <w:rPr>
+          <w:rFonts w:ascii="맑은 고딕" w:hAnsi="맑은 고딕" w:eastAsia="맑은 고딕"/>
+          <w:sz w:val="21"/>
+        </w:rPr>
+        <w:t xml:space="preserve"> 가 실패했다. 감지다.</w:t>
       </w:r>
     </w:p>
     <w:p>
@@ -7156,7 +8976,63 @@
           <w:rFonts w:ascii="맑은 고딕" w:hAnsi="맑은 고딕" w:eastAsia="맑은 고딕"/>
           <w:sz w:val="21"/>
         </w:rPr>
-        <w:t>같은 초에 rac2 에서 `start` → `check` → `clean` → `check` 를 차례로 호출했다. 되살리기를 시도했고 실패했으며 잔재를 치우려 했다.</w:t>
+        <w:t xml:space="preserve">같은 초에 rac2 에서 </w:t>
+      </w:r>
+      <w:r>
+        <w:rPr>
+          <w:rFonts w:ascii="Consolas" w:hAnsi="Consolas" w:eastAsia="Consolas" w:cs="Consolas"/>
+          <w:sz w:val="20"/>
+        </w:rPr>
+        <w:t xml:space="preserve">start</w:t>
+      </w:r>
+      <w:r>
+        <w:rPr>
+          <w:rFonts w:ascii="맑은 고딕" w:hAnsi="맑은 고딕" w:eastAsia="맑은 고딕"/>
+          <w:sz w:val="21"/>
+        </w:rPr>
+        <w:t xml:space="preserve"> → </w:t>
+      </w:r>
+      <w:r>
+        <w:rPr>
+          <w:rFonts w:ascii="Consolas" w:hAnsi="Consolas" w:eastAsia="Consolas" w:cs="Consolas"/>
+          <w:sz w:val="20"/>
+        </w:rPr>
+        <w:t xml:space="preserve">check</w:t>
+      </w:r>
+      <w:r>
+        <w:rPr>
+          <w:rFonts w:ascii="맑은 고딕" w:hAnsi="맑은 고딕" w:eastAsia="맑은 고딕"/>
+          <w:sz w:val="21"/>
+        </w:rPr>
+        <w:t xml:space="preserve"> → </w:t>
+      </w:r>
+      <w:r>
+        <w:rPr>
+          <w:rFonts w:ascii="Consolas" w:hAnsi="Consolas" w:eastAsia="Consolas" w:cs="Consolas"/>
+          <w:sz w:val="20"/>
+        </w:rPr>
+        <w:t xml:space="preserve">clean</w:t>
+      </w:r>
+      <w:r>
+        <w:rPr>
+          <w:rFonts w:ascii="맑은 고딕" w:hAnsi="맑은 고딕" w:eastAsia="맑은 고딕"/>
+          <w:sz w:val="21"/>
+        </w:rPr>
+        <w:t xml:space="preserve"> → </w:t>
+      </w:r>
+      <w:r>
+        <w:rPr>
+          <w:rFonts w:ascii="Consolas" w:hAnsi="Consolas" w:eastAsia="Consolas" w:cs="Consolas"/>
+          <w:sz w:val="20"/>
+        </w:rPr>
+        <w:t xml:space="preserve">check</w:t>
+      </w:r>
+      <w:r>
+        <w:rPr>
+          <w:rFonts w:ascii="맑은 고딕" w:hAnsi="맑은 고딕" w:eastAsia="맑은 고딕"/>
+          <w:sz w:val="21"/>
+        </w:rPr>
+        <w:t xml:space="preserve"> 를 차례로 호출했다. 되살리기를 시도했고 실패했으며 잔재를 치우려 했다.</w:t>
       </w:r>
     </w:p>
     <w:p>
@@ -7211,31 +9087,115 @@
                 <w:rFonts w:ascii="맑은 고딕" w:hAnsi="맑은 고딕" w:eastAsia="맑은 고딕"/>
                 <w:sz w:val="20"/>
               </w:rPr>
-              <w:t>이 자원의 `RESTART_ATTEMPTS` 는 2 였다. 그런데 로그에는 각 노드에서 `start` 를 한 번씩만 호출한 흔적이 있다.</w:t>
-            </w:r>
-          </w:p>
-          <w:p>
-            <w:pPr>
-              <w:spacing w:after="20"/>
-            </w:pPr>
+              <w:t xml:space="preserve">이 자원의 </w:t>
+            </w:r>
+            <w:r>
+              <w:rPr>
+                <w:rFonts w:ascii="Consolas" w:hAnsi="Consolas" w:eastAsia="Consolas" w:cs="Consolas"/>
+                <w:sz w:val="19"/>
+              </w:rPr>
+              <w:t xml:space="preserve">RESTART_ATTEMPTS</w:t>
+            </w:r>
             <w:r>
               <w:rPr>
                 <w:rFonts w:ascii="맑은 고딕" w:hAnsi="맑은 고딕" w:eastAsia="맑은 고딕"/>
                 <w:sz w:val="20"/>
               </w:rPr>
-              <w:t>조건을 바꿔 두 번 더 확인했다. `clean` 이 성공하도록 스크립트를 고쳐도 같았고, `HOSTING_MEMBERS` 를 rac1 하나로 줄여 옮겨 갈 노드를 없애도 같았다. 세 번의 실측 모두 `start` 호출은 한 번이었다.</w:t>
-            </w:r>
-          </w:p>
-          <w:p>
-            <w:pPr>
-              <w:spacing w:after="20"/>
-            </w:pPr>
+              <w:t xml:space="preserve"> 는 2 였다. 그런데 로그에는 각 노드에서 </w:t>
+            </w:r>
+            <w:r>
+              <w:rPr>
+                <w:rFonts w:ascii="Consolas" w:hAnsi="Consolas" w:eastAsia="Consolas" w:cs="Consolas"/>
+                <w:sz w:val="19"/>
+              </w:rPr>
+              <w:t xml:space="preserve">start</w:t>
+            </w:r>
             <w:r>
               <w:rPr>
                 <w:rFonts w:ascii="맑은 고딕" w:hAnsi="맑은 고딕" w:eastAsia="맑은 고딕"/>
                 <w:sz w:val="20"/>
               </w:rPr>
-              <w:t>그러므로 `RESTART_ATTEMPTS=2` 를 보고 "두 번은 시도할 것" 이라고 단정하면 안 된다. 이 값은 상한이며 실제 호출 횟수는 실패 유형과 자원 유형에 따라 달라진다.</w:t>
+              <w:t xml:space="preserve"> 를 한 번씩만 호출한 흔적이 있다.</w:t>
+            </w:r>
+          </w:p>
+          <w:p>
+            <w:pPr>
+              <w:spacing w:after="20"/>
+            </w:pPr>
+            <w:r>
+              <w:rPr>
+                <w:rFonts w:ascii="맑은 고딕" w:hAnsi="맑은 고딕" w:eastAsia="맑은 고딕"/>
+                <w:sz w:val="20"/>
+              </w:rPr>
+              <w:t xml:space="preserve">조건을 바꿔 두 번 더 확인했다. </w:t>
+            </w:r>
+            <w:r>
+              <w:rPr>
+                <w:rFonts w:ascii="Consolas" w:hAnsi="Consolas" w:eastAsia="Consolas" w:cs="Consolas"/>
+                <w:sz w:val="19"/>
+              </w:rPr>
+              <w:t xml:space="preserve">clean</w:t>
+            </w:r>
+            <w:r>
+              <w:rPr>
+                <w:rFonts w:ascii="맑은 고딕" w:hAnsi="맑은 고딕" w:eastAsia="맑은 고딕"/>
+                <w:sz w:val="20"/>
+              </w:rPr>
+              <w:t xml:space="preserve"> 이 성공하도록 스크립트를 고쳐도 같았고, </w:t>
+            </w:r>
+            <w:r>
+              <w:rPr>
+                <w:rFonts w:ascii="Consolas" w:hAnsi="Consolas" w:eastAsia="Consolas" w:cs="Consolas"/>
+                <w:sz w:val="19"/>
+              </w:rPr>
+              <w:t xml:space="preserve">HOSTING_MEMBERS</w:t>
+            </w:r>
+            <w:r>
+              <w:rPr>
+                <w:rFonts w:ascii="맑은 고딕" w:hAnsi="맑은 고딕" w:eastAsia="맑은 고딕"/>
+                <w:sz w:val="20"/>
+              </w:rPr>
+              <w:t xml:space="preserve"> 를 rac1 하나로 줄여 옮겨 갈 노드를 없애도 같았다. 세 번의 실측 모두 </w:t>
+            </w:r>
+            <w:r>
+              <w:rPr>
+                <w:rFonts w:ascii="Consolas" w:hAnsi="Consolas" w:eastAsia="Consolas" w:cs="Consolas"/>
+                <w:sz w:val="19"/>
+              </w:rPr>
+              <w:t xml:space="preserve">start</w:t>
+            </w:r>
+            <w:r>
+              <w:rPr>
+                <w:rFonts w:ascii="맑은 고딕" w:hAnsi="맑은 고딕" w:eastAsia="맑은 고딕"/>
+                <w:sz w:val="20"/>
+              </w:rPr>
+              <w:t xml:space="preserve"> 호출은 한 번이었다.</w:t>
+            </w:r>
+          </w:p>
+          <w:p>
+            <w:pPr>
+              <w:spacing w:after="20"/>
+            </w:pPr>
+            <w:r>
+              <w:rPr>
+                <w:rFonts w:ascii="맑은 고딕" w:hAnsi="맑은 고딕" w:eastAsia="맑은 고딕"/>
+                <w:sz w:val="20"/>
+              </w:rPr>
+              <w:t xml:space="preserve">그러므로 </w:t>
+            </w:r>
+            <w:r>
+              <w:rPr>
+                <w:rFonts w:ascii="Consolas" w:hAnsi="Consolas" w:eastAsia="Consolas" w:cs="Consolas"/>
+                <w:sz w:val="19"/>
+              </w:rPr>
+              <w:t xml:space="preserve">RESTART_ATTEMPTS=2</w:t>
+            </w:r>
+            <w:r>
+              <w:rPr>
+                <w:rFonts w:ascii="맑은 고딕" w:hAnsi="맑은 고딕" w:eastAsia="맑은 고딕"/>
+                <w:sz w:val="20"/>
+              </w:rPr>
+              <w:t xml:space="preserve"> 를 보고 "두 번은 시도할 것" 이라고 단정하면 안 된다. 이 값은 상한이며 실제 호출 횟수는 실패 유형과 자원 유형에 따라 달라진다.</w:t>
             </w:r>
           </w:p>
           <w:p>
@@ -7348,7 +9308,21 @@
           <w:rFonts w:ascii="맑은 고딕" w:hAnsi="맑은 고딕" w:eastAsia="맑은 고딕"/>
           <w:sz w:val="21"/>
         </w:rPr>
-        <w:t>지운 뒤 `crsctl stat res` 로 확인하면 CRS-2613 이 나온다. 이 오류가 나오는 것이 정상적인 삭제 확인이다.</w:t>
+        <w:t xml:space="preserve">지운 뒤 </w:t>
+      </w:r>
+      <w:r>
+        <w:rPr>
+          <w:rFonts w:ascii="Consolas" w:hAnsi="Consolas" w:eastAsia="Consolas" w:cs="Consolas"/>
+          <w:sz w:val="20"/>
+        </w:rPr>
+        <w:t xml:space="preserve">crsctl stat res</w:t>
+      </w:r>
+      <w:r>
+        <w:rPr>
+          <w:rFonts w:ascii="맑은 고딕" w:hAnsi="맑은 고딕" w:eastAsia="맑은 고딕"/>
+          <w:sz w:val="21"/>
+        </w:rPr>
+        <w:t xml:space="preserve"> 로 확인하면 CRS-2613 이 나온다. 이 오류가 나오는 것이 정상적인 삭제 확인이다.</w:t>
       </w:r>
     </w:p>
     <w:p>
@@ -7357,7 +9331,35 @@
           <w:rFonts w:ascii="맑은 고딕" w:hAnsi="맑은 고딕" w:eastAsia="맑은 고딕"/>
           <w:sz w:val="21"/>
         </w:rPr>
-        <w:t>마지막으로 `crsctl stat res -t` 로 기준선을 확인한다. 일반 자원 17 개가 그대로여야 하고 `ch14.app` 은 목록에 없어야 한다.</w:t>
+        <w:t xml:space="preserve">마지막으로 </w:t>
+      </w:r>
+      <w:r>
+        <w:rPr>
+          <w:rFonts w:ascii="Consolas" w:hAnsi="Consolas" w:eastAsia="Consolas" w:cs="Consolas"/>
+          <w:sz w:val="20"/>
+        </w:rPr>
+        <w:t xml:space="preserve">crsctl stat res -t</w:t>
+      </w:r>
+      <w:r>
+        <w:rPr>
+          <w:rFonts w:ascii="맑은 고딕" w:hAnsi="맑은 고딕" w:eastAsia="맑은 고딕"/>
+          <w:sz w:val="21"/>
+        </w:rPr>
+        <w:t xml:space="preserve"> 로 기준선을 확인한다. 일반 자원 17 개가 그대로여야 하고 </w:t>
+      </w:r>
+      <w:r>
+        <w:rPr>
+          <w:rFonts w:ascii="Consolas" w:hAnsi="Consolas" w:eastAsia="Consolas" w:cs="Consolas"/>
+          <w:sz w:val="20"/>
+        </w:rPr>
+        <w:t xml:space="preserve">ch14.app</w:t>
+      </w:r>
+      <w:r>
+        <w:rPr>
+          <w:rFonts w:ascii="맑은 고딕" w:hAnsi="맑은 고딕" w:eastAsia="맑은 고딕"/>
+          <w:sz w:val="21"/>
+        </w:rPr>
+        <w:t xml:space="preserve"> 은 목록에 없어야 한다.</w:t>
       </w:r>
     </w:p>
     <w:tbl>
@@ -7391,34 +9393,125 @@
             </w:pPr>
             <w:r>
               <w:rPr>
+                <w:rFonts w:ascii="Consolas" w:hAnsi="Consolas" w:eastAsia="Consolas" w:cs="Consolas"/>
+                <w:sz w:val="19"/>
+              </w:rPr>
+              <w:t xml:space="preserve">ch14.app</w:t>
+            </w:r>
+            <w:r>
+              <w:rPr>
                 <w:rFonts w:ascii="맑은 고딕" w:hAnsi="맑은 고딕" w:eastAsia="맑은 고딕"/>
                 <w:sz w:val="20"/>
               </w:rPr>
-              <w:t>`ch14.app` 이 등록되어 있는 동안에도 `srvctl` 로는 이 자원을 볼 수 없다. `srvctl` 의 대상 목록에 사용자 자원이 없기 때문이다.</w:t>
-            </w:r>
-          </w:p>
-          <w:p>
-            <w:pPr>
-              <w:spacing w:after="20"/>
-            </w:pPr>
+              <w:t xml:space="preserve"> 이 등록되어 있는 동안에도 </w:t>
+            </w:r>
+            <w:r>
+              <w:rPr>
+                <w:rFonts w:ascii="Consolas" w:hAnsi="Consolas" w:eastAsia="Consolas" w:cs="Consolas"/>
+                <w:sz w:val="19"/>
+              </w:rPr>
+              <w:t xml:space="preserve">srvctl</w:t>
+            </w:r>
             <w:r>
               <w:rPr>
                 <w:rFonts w:ascii="맑은 고딕" w:hAnsi="맑은 고딕" w:eastAsia="맑은 고딕"/>
                 <w:sz w:val="20"/>
               </w:rPr>
-              <w:t>이것이 두 도구의 역할 분담을 가장 명확하게 보여 주는 지점이다. `srvctl` 은 오라클이 정의한 자원 종류만 알고, `crsctl` 은 자원 모델 자체를 다룬다.</w:t>
-            </w:r>
-          </w:p>
-          <w:p>
-            <w:pPr>
-              <w:spacing w:after="20"/>
-            </w:pPr>
+              <w:t xml:space="preserve"> 로는 이 자원을 볼 수 없다. </w:t>
+            </w:r>
+            <w:r>
+              <w:rPr>
+                <w:rFonts w:ascii="Consolas" w:hAnsi="Consolas" w:eastAsia="Consolas" w:cs="Consolas"/>
+                <w:sz w:val="19"/>
+              </w:rPr>
+              <w:t xml:space="preserve">srvctl</w:t>
+            </w:r>
             <w:r>
               <w:rPr>
                 <w:rFonts w:ascii="맑은 고딕" w:hAnsi="맑은 고딕" w:eastAsia="맑은 고딕"/>
                 <w:sz w:val="20"/>
               </w:rPr>
-              <w:t>그래서 사용자 자원을 운영에 들이면 감시 스크립트에 `crsctl` 계열 명령을 추가해야 한다. `srvctl` 만 도는 기존 점검으로는 그 자원이 죽어도 알 수 없다.</w:t>
+              <w:t xml:space="preserve"> 의 대상 목록에 사용자 자원이 없기 때문이다.</w:t>
+            </w:r>
+          </w:p>
+          <w:p>
+            <w:pPr>
+              <w:spacing w:after="20"/>
+            </w:pPr>
+            <w:r>
+              <w:rPr>
+                <w:rFonts w:ascii="맑은 고딕" w:hAnsi="맑은 고딕" w:eastAsia="맑은 고딕"/>
+                <w:sz w:val="20"/>
+              </w:rPr>
+              <w:t xml:space="preserve">이것이 두 도구의 역할 분담을 가장 명확하게 보여 주는 지점이다. </w:t>
+            </w:r>
+            <w:r>
+              <w:rPr>
+                <w:rFonts w:ascii="Consolas" w:hAnsi="Consolas" w:eastAsia="Consolas" w:cs="Consolas"/>
+                <w:sz w:val="19"/>
+              </w:rPr>
+              <w:t xml:space="preserve">srvctl</w:t>
+            </w:r>
+            <w:r>
+              <w:rPr>
+                <w:rFonts w:ascii="맑은 고딕" w:hAnsi="맑은 고딕" w:eastAsia="맑은 고딕"/>
+                <w:sz w:val="20"/>
+              </w:rPr>
+              <w:t xml:space="preserve"> 은 오라클이 정의한 자원 종류만 알고, </w:t>
+            </w:r>
+            <w:r>
+              <w:rPr>
+                <w:rFonts w:ascii="Consolas" w:hAnsi="Consolas" w:eastAsia="Consolas" w:cs="Consolas"/>
+                <w:sz w:val="19"/>
+              </w:rPr>
+              <w:t xml:space="preserve">crsctl</w:t>
+            </w:r>
+            <w:r>
+              <w:rPr>
+                <w:rFonts w:ascii="맑은 고딕" w:hAnsi="맑은 고딕" w:eastAsia="맑은 고딕"/>
+                <w:sz w:val="20"/>
+              </w:rPr>
+              <w:t xml:space="preserve"> 은 자원 모델 자체를 다룬다.</w:t>
+            </w:r>
+          </w:p>
+          <w:p>
+            <w:pPr>
+              <w:spacing w:after="20"/>
+            </w:pPr>
+            <w:r>
+              <w:rPr>
+                <w:rFonts w:ascii="맑은 고딕" w:hAnsi="맑은 고딕" w:eastAsia="맑은 고딕"/>
+                <w:sz w:val="20"/>
+              </w:rPr>
+              <w:t xml:space="preserve">그래서 사용자 자원을 운영에 들이면 감시 스크립트에 </w:t>
+            </w:r>
+            <w:r>
+              <w:rPr>
+                <w:rFonts w:ascii="Consolas" w:hAnsi="Consolas" w:eastAsia="Consolas" w:cs="Consolas"/>
+                <w:sz w:val="19"/>
+              </w:rPr>
+              <w:t xml:space="preserve">crsctl</w:t>
+            </w:r>
+            <w:r>
+              <w:rPr>
+                <w:rFonts w:ascii="맑은 고딕" w:hAnsi="맑은 고딕" w:eastAsia="맑은 고딕"/>
+                <w:sz w:val="20"/>
+              </w:rPr>
+              <w:t xml:space="preserve"> 계열 명령을 추가해야 한다. </w:t>
+            </w:r>
+            <w:r>
+              <w:rPr>
+                <w:rFonts w:ascii="Consolas" w:hAnsi="Consolas" w:eastAsia="Consolas" w:cs="Consolas"/>
+                <w:sz w:val="19"/>
+              </w:rPr>
+              <w:t xml:space="preserve">srvctl</w:t>
+            </w:r>
+            <w:r>
+              <w:rPr>
+                <w:rFonts w:ascii="맑은 고딕" w:hAnsi="맑은 고딕" w:eastAsia="맑은 고딕"/>
+                <w:sz w:val="20"/>
+              </w:rPr>
+              <w:t xml:space="preserve"> 만 도는 기존 점검으로는 그 자원이 죽어도 알 수 없다.</w:t>
             </w:r>
           </w:p>
         </w:tc>
@@ -7841,7 +9934,35 @@
           <w:rFonts w:ascii="맑은 고딕" w:hAnsi="맑은 고딕" w:eastAsia="맑은 고딕"/>
           <w:sz w:val="21"/>
         </w:rPr>
-        <w:t>13장에서 만난 조합도 같은 구조였다. `ORA-02097` 이 위에 나오고 `ORA-30013` 이 아래에 나왔다. 위는 "파라미터를 못 바꾼다" 는 일반적인 말이고 아래가 진짜 이유였다.</w:t>
+        <w:t xml:space="preserve">13장에서 만난 조합도 같은 구조였다. </w:t>
+      </w:r>
+      <w:r>
+        <w:rPr>
+          <w:rFonts w:ascii="Consolas" w:hAnsi="Consolas" w:eastAsia="Consolas" w:cs="Consolas"/>
+          <w:sz w:val="20"/>
+        </w:rPr>
+        <w:t xml:space="preserve">ORA-02097</w:t>
+      </w:r>
+      <w:r>
+        <w:rPr>
+          <w:rFonts w:ascii="맑은 고딕" w:hAnsi="맑은 고딕" w:eastAsia="맑은 고딕"/>
+          <w:sz w:val="21"/>
+        </w:rPr>
+        <w:t xml:space="preserve"> 이 위에 나오고 </w:t>
+      </w:r>
+      <w:r>
+        <w:rPr>
+          <w:rFonts w:ascii="Consolas" w:hAnsi="Consolas" w:eastAsia="Consolas" w:cs="Consolas"/>
+          <w:sz w:val="20"/>
+        </w:rPr>
+        <w:t xml:space="preserve">ORA-30013</w:t>
+      </w:r>
+      <w:r>
+        <w:rPr>
+          <w:rFonts w:ascii="맑은 고딕" w:hAnsi="맑은 고딕" w:eastAsia="맑은 고딕"/>
+          <w:sz w:val="21"/>
+        </w:rPr>
+        <w:t xml:space="preserve"> 이 아래에 나왔다. 위는 "파라미터를 못 바꾼다" 는 일반적인 말이고 아래가 진짜 이유였다.</w:t>
       </w:r>
     </w:p>
     <w:p>
@@ -7887,19 +10008,21 @@
                 <w:rFonts w:ascii="맑은 고딕" w:hAnsi="맑은 고딕" w:eastAsia="맑은 고딕"/>
                 <w:sz w:val="20"/>
               </w:rPr>
-              <w:t>알림 시스템이 첫 줄만 잘라 보내는 경우가 흔하다. `PRCD-1120` 만 받으면 데이터베이스 이름이 틀렸다는 것까지는 알아도 그다음이 막힌다.</w:t>
-            </w:r>
-          </w:p>
-          <w:p>
-            <w:pPr>
-              <w:spacing w:after="20"/>
-            </w:pPr>
+              <w:t xml:space="preserve">알림 시스템이 첫 줄만 잘라 보내는 경우가 흔하다. </w:t>
+            </w:r>
+            <w:r>
+              <w:rPr>
+                <w:rFonts w:ascii="Consolas" w:hAnsi="Consolas" w:eastAsia="Consolas" w:cs="Consolas"/>
+                <w:sz w:val="19"/>
+              </w:rPr>
+              <w:t xml:space="preserve">PRCD-1120</w:t>
+            </w:r>
             <w:r>
               <w:rPr>
                 <w:rFonts w:ascii="맑은 고딕" w:hAnsi="맑은 고딕" w:eastAsia="맑은 고딕"/>
                 <w:sz w:val="20"/>
               </w:rPr>
-              <w:t>이럴 때는 같은 명령을 직접 실행해 전체 메시지를 본다. 조회 명령이라면 상태를 바꾸지 않으므로 안전하다.</w:t>
+              <w:t xml:space="preserve"> 만 받으면 데이터베이스 이름이 틀렸다는 것까지는 알아도 그다음이 막힌다.</w:t>
             </w:r>
           </w:p>
           <w:p>
@@ -7911,7 +10034,7 @@
                 <w:rFonts w:ascii="맑은 고딕" w:hAnsi="맑은 고딕" w:eastAsia="맑은 고딕"/>
                 <w:sz w:val="20"/>
               </w:rPr>
-              <w:t>알림 설정을 고칠 기회가 있다면 마지막 줄까지 보내도록 바꾼다. 두 줄이면 대부분 충분하다.</w:t>
+              <w:t>이럴 때는 같은 명령을 직접 실행해 전체 메시지를 본다. 조회 명령이라면 상태를 바꾸지 않으므로 안전하다.</w:t>
             </w:r>
           </w:p>
           <w:p>
@@ -7923,7 +10046,33 @@
                 <w:rFonts w:ascii="맑은 고딕" w:hAnsi="맑은 고딕" w:eastAsia="맑은 고딕"/>
                 <w:sz w:val="20"/>
               </w:rPr>
-              <w:t>그리고 종료 코드를 함께 기록하게 한다. `PRCC-1015 : racdb was already running` 처럼 오류처럼 보이지만 정상인 경우를 구분하려면 메시지만으로는 부족하다.</w:t>
+              <w:t>알림 설정을 고칠 기회가 있다면 마지막 줄까지 보내도록 바꾼다. 두 줄이면 대부분 충분하다.</w:t>
+            </w:r>
+          </w:p>
+          <w:p>
+            <w:pPr>
+              <w:spacing w:after="20"/>
+            </w:pPr>
+            <w:r>
+              <w:rPr>
+                <w:rFonts w:ascii="맑은 고딕" w:hAnsi="맑은 고딕" w:eastAsia="맑은 고딕"/>
+                <w:sz w:val="20"/>
+              </w:rPr>
+              <w:t xml:space="preserve">그리고 종료 코드를 함께 기록하게 한다. </w:t>
+            </w:r>
+            <w:r>
+              <w:rPr>
+                <w:rFonts w:ascii="Consolas" w:hAnsi="Consolas" w:eastAsia="Consolas" w:cs="Consolas"/>
+                <w:sz w:val="19"/>
+              </w:rPr>
+              <w:t xml:space="preserve">PRCC-1015 : racdb was already running</w:t>
+            </w:r>
+            <w:r>
+              <w:rPr>
+                <w:rFonts w:ascii="맑은 고딕" w:hAnsi="맑은 고딕" w:eastAsia="맑은 고딕"/>
+                <w:sz w:val="20"/>
+              </w:rPr>
+              <w:t xml:space="preserve"> 처럼 오류처럼 보이지만 정상인 경우를 구분하려면 메시지만으로는 부족하다.</w:t>
             </w:r>
           </w:p>
         </w:tc>
@@ -7941,10 +10090,59 @@
     <w:p>
       <w:r>
         <w:rPr>
+          <w:rFonts w:ascii="Consolas" w:hAnsi="Consolas" w:eastAsia="Consolas" w:cs="Consolas"/>
+          <w:sz w:val="20"/>
+        </w:rPr>
+        <w:t xml:space="preserve">srvctl</w:t>
+      </w:r>
+      <w:r>
+        <w:rPr>
           <w:rFonts w:ascii="맑은 고딕" w:hAnsi="맑은 고딕" w:eastAsia="맑은 고딕"/>
           <w:sz w:val="21"/>
         </w:rPr>
-        <w:t>`srvctl` 은 오라클 제품 자원을, `crsctl` 은 클러스터 자체와 그 밖의 자원을 다룬다. 실행 계정도 보통 `oracle` 과 `grid` 로 나뉜다.</w:t>
+        <w:t xml:space="preserve"> 은 오라클 제품 자원을, </w:t>
+      </w:r>
+      <w:r>
+        <w:rPr>
+          <w:rFonts w:ascii="Consolas" w:hAnsi="Consolas" w:eastAsia="Consolas" w:cs="Consolas"/>
+          <w:sz w:val="20"/>
+        </w:rPr>
+        <w:t xml:space="preserve">crsctl</w:t>
+      </w:r>
+      <w:r>
+        <w:rPr>
+          <w:rFonts w:ascii="맑은 고딕" w:hAnsi="맑은 고딕" w:eastAsia="맑은 고딕"/>
+          <w:sz w:val="21"/>
+        </w:rPr>
+        <w:t xml:space="preserve"> 은 클러스터 자체와 그 밖의 자원을 다룬다. 실행 계정도 보통 </w:t>
+      </w:r>
+      <w:r>
+        <w:rPr>
+          <w:rFonts w:ascii="Consolas" w:hAnsi="Consolas" w:eastAsia="Consolas" w:cs="Consolas"/>
+          <w:sz w:val="20"/>
+        </w:rPr>
+        <w:t xml:space="preserve">oracle</w:t>
+      </w:r>
+      <w:r>
+        <w:rPr>
+          <w:rFonts w:ascii="맑은 고딕" w:hAnsi="맑은 고딕" w:eastAsia="맑은 고딕"/>
+          <w:sz w:val="21"/>
+        </w:rPr>
+        <w:t xml:space="preserve"> 과 </w:t>
+      </w:r>
+      <w:r>
+        <w:rPr>
+          <w:rFonts w:ascii="Consolas" w:hAnsi="Consolas" w:eastAsia="Consolas" w:cs="Consolas"/>
+          <w:sz w:val="20"/>
+        </w:rPr>
+        <w:t xml:space="preserve">grid</w:t>
+      </w:r>
+      <w:r>
+        <w:rPr>
+          <w:rFonts w:ascii="맑은 고딕" w:hAnsi="맑은 고딕" w:eastAsia="맑은 고딕"/>
+          <w:sz w:val="21"/>
+        </w:rPr>
+        <w:t xml:space="preserve"> 로 나뉜다.</w:t>
       </w:r>
     </w:p>
     <w:p>
@@ -7953,34 +10151,97 @@
           <w:rFonts w:ascii="맑은 고딕" w:hAnsi="맑은 고딕" w:eastAsia="맑은 고딕"/>
           <w:sz w:val="21"/>
         </w:rPr>
-        <w:t>경계는 말뿐이 아니다. `crsctl stop resource ora.racdb.db` 는 CRS-4995 로 거부되며 "srvctl 을 쓰라" 고 알려 준다. 반면 조회는 허용된다. 자원 정의는 OCR 에 있고 `crsctl` 은 OCR 을 읽는 도구이기 때문이다.</w:t>
+        <w:t xml:space="preserve">경계는 말뿐이 아니다. </w:t>
+      </w:r>
+      <w:r>
+        <w:rPr>
+          <w:rFonts w:ascii="Consolas" w:hAnsi="Consolas" w:eastAsia="Consolas" w:cs="Consolas"/>
+          <w:sz w:val="20"/>
+        </w:rPr>
+        <w:t xml:space="preserve">crsctl stop resource ora.racdb.db</w:t>
+      </w:r>
+      <w:r>
+        <w:rPr>
+          <w:rFonts w:ascii="맑은 고딕" w:hAnsi="맑은 고딕" w:eastAsia="맑은 고딕"/>
+          <w:sz w:val="21"/>
+        </w:rPr>
+        <w:t xml:space="preserve"> 는 CRS-4995 로 거부되며 "srvctl 을 쓰라" 고 알려 준다. 반면 조회는 허용된다. 자원 정의는 OCR 에 있고 </w:t>
+      </w:r>
+      <w:r>
+        <w:rPr>
+          <w:rFonts w:ascii="Consolas" w:hAnsi="Consolas" w:eastAsia="Consolas" w:cs="Consolas"/>
+          <w:sz w:val="20"/>
+        </w:rPr>
+        <w:t xml:space="preserve">crsctl</w:t>
+      </w:r>
+      <w:r>
+        <w:rPr>
+          <w:rFonts w:ascii="맑은 고딕" w:hAnsi="맑은 고딕" w:eastAsia="맑은 고딕"/>
+          <w:sz w:val="21"/>
+        </w:rPr>
+        <w:t xml:space="preserve"> 은 OCR 을 읽는 도구이기 때문이다.</w:t>
       </w:r>
     </w:p>
     <w:p>
       <w:r>
         <w:rPr>
+          <w:rFonts w:ascii="Consolas" w:hAnsi="Consolas" w:eastAsia="Consolas" w:cs="Consolas"/>
+          <w:sz w:val="20"/>
+        </w:rPr>
+        <w:t xml:space="preserve">crsctl stat res -t</w:t>
+      </w:r>
+      <w:r>
+        <w:rPr>
           <w:rFonts w:ascii="맑은 고딕" w:hAnsi="맑은 고딕" w:eastAsia="맑은 고딕"/>
           <w:sz w:val="21"/>
         </w:rPr>
-        <w:t>`crsctl stat res -t` 는 Local Resources 와 Cluster Resources 로 나뉜다. 앞은 노드마다 하나씩, 뒤는 정해진 개수만 도는 자원이다. 왼쪽 번호는 인스턴스 번호가 아니라 슬롯 번호다.</w:t>
+        <w:t xml:space="preserve"> 는 Local Resources 와 Cluster Resources 로 나뉜다. 앞은 노드마다 하나씩, 뒤는 정해진 개수만 도는 자원이다. 왼쪽 번호는 인스턴스 번호가 아니라 슬롯 번호다.</w:t>
       </w:r>
     </w:p>
     <w:p>
       <w:r>
         <w:rPr>
+          <w:rFonts w:ascii="Consolas" w:hAnsi="Consolas" w:eastAsia="Consolas" w:cs="Consolas"/>
+          <w:sz w:val="20"/>
+        </w:rPr>
+        <w:t xml:space="preserve">-init</w:t>
+      </w:r>
+      <w:r>
+        <w:rPr>
           <w:rFonts w:ascii="맑은 고딕" w:hAnsi="맑은 고딕" w:eastAsia="맑은 고딕"/>
           <w:sz w:val="21"/>
         </w:rPr>
-        <w:t>`-init` 을 붙이면 OHAS 가 관리하는 다른 목록이 나온다. 실행한 노드의 것만 보이며 CSSD·CRSD 같은 스택 자체의 자원이 들어 있다. 이 랩에서 일반 자원 17 개, `-init` 자원 13 개였다.</w:t>
+        <w:t xml:space="preserve"> 을 붙이면 OHAS 가 관리하는 다른 목록이 나온다. 실행한 노드의 것만 보이며 CSSD·CRSD 같은 스택 자체의 자원이 들어 있다. 이 랩에서 일반 자원 17 개, </w:t>
+      </w:r>
+      <w:r>
+        <w:rPr>
+          <w:rFonts w:ascii="Consolas" w:hAnsi="Consolas" w:eastAsia="Consolas" w:cs="Consolas"/>
+          <w:sz w:val="20"/>
+        </w:rPr>
+        <w:t xml:space="preserve">-init</w:t>
+      </w:r>
+      <w:r>
+        <w:rPr>
+          <w:rFonts w:ascii="맑은 고딕" w:hAnsi="맑은 고딕" w:eastAsia="맑은 고딕"/>
+          <w:sz w:val="21"/>
+        </w:rPr>
+        <w:t xml:space="preserve"> 자원 13 개였다.</w:t>
       </w:r>
     </w:p>
     <w:p>
       <w:r>
         <w:rPr>
+          <w:rFonts w:ascii="Consolas" w:hAnsi="Consolas" w:eastAsia="Consolas" w:cs="Consolas"/>
+          <w:sz w:val="20"/>
+        </w:rPr>
+        <w:t xml:space="preserve">ora.asm</w:t>
+      </w:r>
+      <w:r>
+        <w:rPr>
           <w:rFonts w:ascii="맑은 고딕" w:hAnsi="맑은 고딕" w:eastAsia="맑은 고딕"/>
           <w:sz w:val="21"/>
         </w:rPr>
-        <w:t>`ora.asm` 만 두 목록에 모두 나온다. Clusterware 가 OCR 을 읽으려면 ASM 이 CRSD 보다 먼저 떠야 하기 때문이며, 같은 프로세스를 두 계층이 각각의 목적으로 보고 있는 것이다.</w:t>
+        <w:t xml:space="preserve"> 만 두 목록에 모두 나온다. Clusterware 가 OCR 을 읽으려면 ASM 이 CRSD 보다 먼저 떠야 하기 때문이며, 같은 프로세스를 두 계층이 각각의 목적으로 보고 있는 것이다.</w:t>
       </w:r>
     </w:p>
     <w:p>
@@ -7989,7 +10250,35 @@
           <w:rFonts w:ascii="맑은 고딕" w:hAnsi="맑은 고딕" w:eastAsia="맑은 고딕"/>
           <w:sz w:val="21"/>
         </w:rPr>
-        <w:t>OFFLINE 을 모두 장애로 보면 안 된다. TARGET 도 OFFLINE 이거나 AUTO_START 가 `never` 면 의도된 상태다. `ora.diskmon` 이 그 예이고 Flex ASM 의 빈 슬롯도 그렇다.</w:t>
+        <w:t xml:space="preserve">OFFLINE 을 모두 장애로 보면 안 된다. TARGET 도 OFFLINE 이거나 AUTO_START 가 </w:t>
+      </w:r>
+      <w:r>
+        <w:rPr>
+          <w:rFonts w:ascii="Consolas" w:hAnsi="Consolas" w:eastAsia="Consolas" w:cs="Consolas"/>
+          <w:sz w:val="20"/>
+        </w:rPr>
+        <w:t xml:space="preserve">never</w:t>
+      </w:r>
+      <w:r>
+        <w:rPr>
+          <w:rFonts w:ascii="맑은 고딕" w:hAnsi="맑은 고딕" w:eastAsia="맑은 고딕"/>
+          <w:sz w:val="21"/>
+        </w:rPr>
+        <w:t xml:space="preserve"> 면 의도된 상태다. </w:t>
+      </w:r>
+      <w:r>
+        <w:rPr>
+          <w:rFonts w:ascii="Consolas" w:hAnsi="Consolas" w:eastAsia="Consolas" w:cs="Consolas"/>
+          <w:sz w:val="20"/>
+        </w:rPr>
+        <w:t xml:space="preserve">ora.diskmon</w:t>
+      </w:r>
+      <w:r>
+        <w:rPr>
+          <w:rFonts w:ascii="맑은 고딕" w:hAnsi="맑은 고딕" w:eastAsia="맑은 고딕"/>
+          <w:sz w:val="21"/>
+        </w:rPr>
+        <w:t xml:space="preserve"> 이 그 예이고 Flex ASM 의 빈 슬롯도 그렇다.</w:t>
       </w:r>
     </w:p>
     <w:p>
@@ -7998,25 +10287,151 @@
           <w:rFonts w:ascii="맑은 고딕" w:hAnsi="맑은 고딕" w:eastAsia="맑은 고딕"/>
           <w:sz w:val="21"/>
         </w:rPr>
-        <w:t>AUTO_START 는 `always`·`restore`·`never` 셋이다. 대부분의 자원이 `restore` 이며 이것이 관리자가 내려 둔 자원을 재부팅 후에 멋대로 올리지 않는 근거다.</w:t>
+        <w:t xml:space="preserve">AUTO_START 는 </w:t>
+      </w:r>
+      <w:r>
+        <w:rPr>
+          <w:rFonts w:ascii="Consolas" w:hAnsi="Consolas" w:eastAsia="Consolas" w:cs="Consolas"/>
+          <w:sz w:val="20"/>
+        </w:rPr>
+        <w:t xml:space="preserve">always</w:t>
+      </w:r>
+      <w:r>
+        <w:rPr>
+          <w:rFonts w:ascii="맑은 고딕" w:hAnsi="맑은 고딕" w:eastAsia="맑은 고딕"/>
+          <w:sz w:val="21"/>
+        </w:rPr>
+        <w:t xml:space="preserve">·</w:t>
+      </w:r>
+      <w:r>
+        <w:rPr>
+          <w:rFonts w:ascii="Consolas" w:hAnsi="Consolas" w:eastAsia="Consolas" w:cs="Consolas"/>
+          <w:sz w:val="20"/>
+        </w:rPr>
+        <w:t xml:space="preserve">restore</w:t>
+      </w:r>
+      <w:r>
+        <w:rPr>
+          <w:rFonts w:ascii="맑은 고딕" w:hAnsi="맑은 고딕" w:eastAsia="맑은 고딕"/>
+          <w:sz w:val="21"/>
+        </w:rPr>
+        <w:t xml:space="preserve">·</w:t>
+      </w:r>
+      <w:r>
+        <w:rPr>
+          <w:rFonts w:ascii="Consolas" w:hAnsi="Consolas" w:eastAsia="Consolas" w:cs="Consolas"/>
+          <w:sz w:val="20"/>
+        </w:rPr>
+        <w:t xml:space="preserve">never</w:t>
+      </w:r>
+      <w:r>
+        <w:rPr>
+          <w:rFonts w:ascii="맑은 고딕" w:hAnsi="맑은 고딕" w:eastAsia="맑은 고딕"/>
+          <w:sz w:val="21"/>
+        </w:rPr>
+        <w:t xml:space="preserve"> 셋이다. 대부분의 자원이 </w:t>
+      </w:r>
+      <w:r>
+        <w:rPr>
+          <w:rFonts w:ascii="Consolas" w:hAnsi="Consolas" w:eastAsia="Consolas" w:cs="Consolas"/>
+          <w:sz w:val="20"/>
+        </w:rPr>
+        <w:t xml:space="preserve">restore</w:t>
+      </w:r>
+      <w:r>
+        <w:rPr>
+          <w:rFonts w:ascii="맑은 고딕" w:hAnsi="맑은 고딕" w:eastAsia="맑은 고딕"/>
+          <w:sz w:val="21"/>
+        </w:rPr>
+        <w:t xml:space="preserve"> 이며 이것이 관리자가 내려 둔 자원을 재부팅 후에 멋대로 올리지 않는 근거다.</w:t>
       </w:r>
     </w:p>
     <w:p>
       <w:r>
         <w:rPr>
+          <w:rFonts w:ascii="Consolas" w:hAnsi="Consolas" w:eastAsia="Consolas" w:cs="Consolas"/>
+          <w:sz w:val="20"/>
+        </w:rPr>
+        <w:t xml:space="preserve">RESTART_ATTEMPTS</w:t>
+      </w:r>
+      <w:r>
+        <w:rPr>
           <w:rFonts w:ascii="맑은 고딕" w:hAnsi="맑은 고딕" w:eastAsia="맑은 고딕"/>
           <w:sz w:val="21"/>
         </w:rPr>
-        <w:t>`RESTART_ATTEMPTS` 는 자원마다 다르다. VIP 는 0 인데 재시작 대신 다른 노드로 옮겨 가기 때문이고, CRSD 계열 데몬은 10 으로 끈질기게 되살린다. CSSD 는 3 이며 그 이상은 노드 재부팅이 맞다고 본다.</w:t>
+        <w:t xml:space="preserve"> 는 자원마다 다르다. VIP 는 0 인데 재시작 대신 다른 노드로 옮겨 가기 때문이고, CRSD 계열 데몬은 10 으로 끈질기게 되살린다. CSSD 는 3 이며 그 이상은 노드 재부팅이 맞다고 본다.</w:t>
       </w:r>
     </w:p>
     <w:p>
       <w:r>
         <w:rPr>
+          <w:rFonts w:ascii="Consolas" w:hAnsi="Consolas" w:eastAsia="Consolas" w:cs="Consolas"/>
+          <w:sz w:val="20"/>
+        </w:rPr>
+        <w:t xml:space="preserve">START_DEPENDENCIES</w:t>
+      </w:r>
+      <w:r>
+        <w:rPr>
           <w:rFonts w:ascii="맑은 고딕" w:hAnsi="맑은 고딕" w:eastAsia="맑은 고딕"/>
           <w:sz w:val="21"/>
         </w:rPr>
-        <w:t>`START_DEPENDENCIES` 의 `hard`·`weak`·`pullup` 은 각각 필수·선택·연쇄 기동을 뜻한다. 8장에서 디스크그룹을 내리려다 CRS-2640 을 만난 것이 `hard` 때문이다.</w:t>
+        <w:t xml:space="preserve"> 의 </w:t>
+      </w:r>
+      <w:r>
+        <w:rPr>
+          <w:rFonts w:ascii="Consolas" w:hAnsi="Consolas" w:eastAsia="Consolas" w:cs="Consolas"/>
+          <w:sz w:val="20"/>
+        </w:rPr>
+        <w:t xml:space="preserve">hard</w:t>
+      </w:r>
+      <w:r>
+        <w:rPr>
+          <w:rFonts w:ascii="맑은 고딕" w:hAnsi="맑은 고딕" w:eastAsia="맑은 고딕"/>
+          <w:sz w:val="21"/>
+        </w:rPr>
+        <w:t xml:space="preserve">·</w:t>
+      </w:r>
+      <w:r>
+        <w:rPr>
+          <w:rFonts w:ascii="Consolas" w:hAnsi="Consolas" w:eastAsia="Consolas" w:cs="Consolas"/>
+          <w:sz w:val="20"/>
+        </w:rPr>
+        <w:t xml:space="preserve">weak</w:t>
+      </w:r>
+      <w:r>
+        <w:rPr>
+          <w:rFonts w:ascii="맑은 고딕" w:hAnsi="맑은 고딕" w:eastAsia="맑은 고딕"/>
+          <w:sz w:val="21"/>
+        </w:rPr>
+        <w:t xml:space="preserve">·</w:t>
+      </w:r>
+      <w:r>
+        <w:rPr>
+          <w:rFonts w:ascii="Consolas" w:hAnsi="Consolas" w:eastAsia="Consolas" w:cs="Consolas"/>
+          <w:sz w:val="20"/>
+        </w:rPr>
+        <w:t xml:space="preserve">pullup</w:t>
+      </w:r>
+      <w:r>
+        <w:rPr>
+          <w:rFonts w:ascii="맑은 고딕" w:hAnsi="맑은 고딕" w:eastAsia="맑은 고딕"/>
+          <w:sz w:val="21"/>
+        </w:rPr>
+        <w:t xml:space="preserve"> 은 각각 필수·선택·연쇄 기동을 뜻한다. 8장에서 디스크그룹을 내리려다 CRS-2640 을 만난 것이 </w:t>
+      </w:r>
+      <w:r>
+        <w:rPr>
+          <w:rFonts w:ascii="Consolas" w:hAnsi="Consolas" w:eastAsia="Consolas" w:cs="Consolas"/>
+          <w:sz w:val="20"/>
+        </w:rPr>
+        <w:t xml:space="preserve">hard</w:t>
+      </w:r>
+      <w:r>
+        <w:rPr>
+          <w:rFonts w:ascii="맑은 고딕" w:hAnsi="맑은 고딕" w:eastAsia="맑은 고딕"/>
+          <w:sz w:val="21"/>
+        </w:rPr>
+        <w:t xml:space="preserve"> 때문이다.</w:t>
       </w:r>
     </w:p>
     <w:p>
@@ -8025,16 +10440,51 @@
           <w:rFonts w:ascii="맑은 고딕" w:hAnsi="맑은 고딕" w:eastAsia="맑은 고딕"/>
           <w:sz w:val="21"/>
         </w:rPr>
-        <w:t>장애를 만들면 CRS 가 자동으로 되살린다. 실측에서 감지에 10 초, 복구에 1 초가 걸렸다. 감지 지연의 상한은 `CHECK_INTERVAL` 이다.</w:t>
+        <w:t xml:space="preserve">장애를 만들면 CRS 가 자동으로 되살린다. 실측에서 감지에 10 초, 복구에 1 초가 걸렸다. 감지 지연의 상한은 </w:t>
+      </w:r>
+      <w:r>
+        <w:rPr>
+          <w:rFonts w:ascii="Consolas" w:hAnsi="Consolas" w:eastAsia="Consolas" w:cs="Consolas"/>
+          <w:sz w:val="20"/>
+        </w:rPr>
+        <w:t xml:space="preserve">CHECK_INTERVAL</w:t>
+      </w:r>
+      <w:r>
+        <w:rPr>
+          <w:rFonts w:ascii="맑은 고딕" w:hAnsi="맑은 고딕" w:eastAsia="맑은 고딕"/>
+          <w:sz w:val="21"/>
+        </w:rPr>
+        <w:t xml:space="preserve"> 이다.</w:t>
       </w:r>
     </w:p>
     <w:p>
       <w:r>
         <w:rPr>
+          <w:rFonts w:ascii="Consolas" w:hAnsi="Consolas" w:eastAsia="Consolas" w:cs="Consolas"/>
+          <w:sz w:val="20"/>
+        </w:rPr>
+        <w:t xml:space="preserve">RESTART_ATTEMPTS</w:t>
+      </w:r>
+      <w:r>
+        <w:rPr>
           <w:rFonts w:ascii="맑은 고딕" w:hAnsi="맑은 고딕" w:eastAsia="맑은 고딕"/>
           <w:sz w:val="21"/>
         </w:rPr>
-        <w:t>`RESTART_ATTEMPTS` 는 상한이지 보장이 아니다. 값이 2 인데 실측에서는 세 가지 조건 모두에서 `start` 를 한 번만 호출했다. 실제 시도 횟수는 로그로 확인한다.</w:t>
+        <w:t xml:space="preserve"> 는 상한이지 보장이 아니다. 값이 2 인데 실측에서는 세 가지 조건 모두에서 </w:t>
+      </w:r>
+      <w:r>
+        <w:rPr>
+          <w:rFonts w:ascii="Consolas" w:hAnsi="Consolas" w:eastAsia="Consolas" w:cs="Consolas"/>
+          <w:sz w:val="20"/>
+        </w:rPr>
+        <w:t xml:space="preserve">start</w:t>
+      </w:r>
+      <w:r>
+        <w:rPr>
+          <w:rFonts w:ascii="맑은 고딕" w:hAnsi="맑은 고딕" w:eastAsia="맑은 고딕"/>
+          <w:sz w:val="21"/>
+        </w:rPr>
+        <w:t xml:space="preserve"> 를 한 번만 호출했다. 실제 시도 횟수는 로그로 확인한다.</w:t>
       </w:r>
     </w:p>
     <w:p>
@@ -8052,7 +10502,35 @@
           <w:rFonts w:ascii="맑은 고딕" w:hAnsi="맑은 고딕" w:eastAsia="맑은 고딕"/>
           <w:sz w:val="21"/>
         </w:rPr>
-        <w:t>오류 접두어가 계층을 알려 준다. CRS 는 Clusterware 자원, PRKO 는 `srvctl` 명령행, PRCD·PRCR·PRCC 는 `srvctl` 내부의 서로 다른 층이다.</w:t>
+        <w:t xml:space="preserve">오류 접두어가 계층을 알려 준다. CRS 는 Clusterware 자원, PRKO 는 </w:t>
+      </w:r>
+      <w:r>
+        <w:rPr>
+          <w:rFonts w:ascii="Consolas" w:hAnsi="Consolas" w:eastAsia="Consolas" w:cs="Consolas"/>
+          <w:sz w:val="20"/>
+        </w:rPr>
+        <w:t xml:space="preserve">srvctl</w:t>
+      </w:r>
+      <w:r>
+        <w:rPr>
+          <w:rFonts w:ascii="맑은 고딕" w:hAnsi="맑은 고딕" w:eastAsia="맑은 고딕"/>
+          <w:sz w:val="21"/>
+        </w:rPr>
+        <w:t xml:space="preserve"> 명령행, PRCD·PRCR·PRCC 는 </w:t>
+      </w:r>
+      <w:r>
+        <w:rPr>
+          <w:rFonts w:ascii="Consolas" w:hAnsi="Consolas" w:eastAsia="Consolas" w:cs="Consolas"/>
+          <w:sz w:val="20"/>
+        </w:rPr>
+        <w:t xml:space="preserve">srvctl</w:t>
+      </w:r>
+      <w:r>
+        <w:rPr>
+          <w:rFonts w:ascii="맑은 고딕" w:hAnsi="맑은 고딕" w:eastAsia="맑은 고딕"/>
+          <w:sz w:val="21"/>
+        </w:rPr>
+        <w:t xml:space="preserve"> 내부의 서로 다른 층이다.</w:t>
       </w:r>
     </w:p>
     <w:p>
@@ -8106,31 +10584,35 @@
                 <w:rFonts w:ascii="맑은 고딕" w:hAnsi="맑은 고딕" w:eastAsia="맑은 고딕"/>
                 <w:sz w:val="20"/>
               </w:rPr>
-              <w:t>1. `srvctl` 과 `crsctl` 의 역할 분담을 한 문장으로 설명하고, 경계를 넘었을 때 나오는 오류 번호와 그 메시지의 내용을 쓰라.</w:t>
-            </w:r>
-          </w:p>
-          <w:p>
-            <w:pPr>
-              <w:spacing w:after="20"/>
-            </w:pPr>
+              <w:t xml:space="preserve">1. </w:t>
+            </w:r>
+            <w:r>
+              <w:rPr>
+                <w:rFonts w:ascii="Consolas" w:hAnsi="Consolas" w:eastAsia="Consolas" w:cs="Consolas"/>
+                <w:sz w:val="19"/>
+              </w:rPr>
+              <w:t xml:space="preserve">srvctl</w:t>
+            </w:r>
             <w:r>
               <w:rPr>
                 <w:rFonts w:ascii="맑은 고딕" w:hAnsi="맑은 고딕" w:eastAsia="맑은 고딕"/>
                 <w:sz w:val="20"/>
               </w:rPr>
-              <w:t>2. `crsctl` 로 데이터베이스 자원의 조회는 되는데 정지는 안 되는 이유는 무엇인가.</w:t>
-            </w:r>
-          </w:p>
-          <w:p>
-            <w:pPr>
-              <w:spacing w:after="20"/>
-            </w:pPr>
+              <w:t xml:space="preserve"> 과 </w:t>
+            </w:r>
+            <w:r>
+              <w:rPr>
+                <w:rFonts w:ascii="Consolas" w:hAnsi="Consolas" w:eastAsia="Consolas" w:cs="Consolas"/>
+                <w:sz w:val="19"/>
+              </w:rPr>
+              <w:t xml:space="preserve">crsctl</w:t>
+            </w:r>
             <w:r>
               <w:rPr>
                 <w:rFonts w:ascii="맑은 고딕" w:hAnsi="맑은 고딕" w:eastAsia="맑은 고딕"/>
                 <w:sz w:val="20"/>
               </w:rPr>
-              <w:t>3. `srvctl status` 와 `srvctl config` 의 차이는 무엇이며 왜 둘을 함께 봐야 하는가.</w:t>
+              <w:t xml:space="preserve"> 의 역할 분담을 한 문장으로 설명하고, 경계를 넘었을 때 나오는 오류 번호와 그 메시지의 내용을 쓰라.</w:t>
             </w:r>
           </w:p>
           <w:p>
@@ -8142,19 +10624,21 @@
                 <w:rFonts w:ascii="맑은 고딕" w:hAnsi="맑은 고딕" w:eastAsia="맑은 고딕"/>
                 <w:sz w:val="20"/>
               </w:rPr>
-              <w:t>4. `crsctl stat res -t` 의 Local Resources 와 Cluster Resources 는 어떻게 다른가. 왼쪽 번호는 무엇인가.</w:t>
-            </w:r>
-          </w:p>
-          <w:p>
-            <w:pPr>
-              <w:spacing w:after="20"/>
-            </w:pPr>
+              <w:t xml:space="preserve">2. </w:t>
+            </w:r>
+            <w:r>
+              <w:rPr>
+                <w:rFonts w:ascii="Consolas" w:hAnsi="Consolas" w:eastAsia="Consolas" w:cs="Consolas"/>
+                <w:sz w:val="19"/>
+              </w:rPr>
+              <w:t xml:space="preserve">crsctl</w:t>
+            </w:r>
             <w:r>
               <w:rPr>
                 <w:rFonts w:ascii="맑은 고딕" w:hAnsi="맑은 고딕" w:eastAsia="맑은 고딕"/>
                 <w:sz w:val="20"/>
               </w:rPr>
-              <w:t>5. `-init` 목록이 실행한 노드의 것만 보여 주는 이유는 무엇인가.</w:t>
+              <w:t xml:space="preserve"> 로 데이터베이스 자원의 조회는 되는데 정지는 안 되는 이유는 무엇인가.</w:t>
             </w:r>
           </w:p>
           <w:p>
@@ -8166,31 +10650,35 @@
                 <w:rFonts w:ascii="맑은 고딕" w:hAnsi="맑은 고딕" w:eastAsia="맑은 고딕"/>
                 <w:sz w:val="20"/>
               </w:rPr>
-              <w:t>6. `ora.asm` 이 두 목록에 모두 나오는 이유를 설명하라.</w:t>
-            </w:r>
-          </w:p>
-          <w:p>
-            <w:pPr>
-              <w:spacing w:after="20"/>
-            </w:pPr>
+              <w:t xml:space="preserve">3. </w:t>
+            </w:r>
+            <w:r>
+              <w:rPr>
+                <w:rFonts w:ascii="Consolas" w:hAnsi="Consolas" w:eastAsia="Consolas" w:cs="Consolas"/>
+                <w:sz w:val="19"/>
+              </w:rPr>
+              <w:t xml:space="preserve">srvctl status</w:t>
+            </w:r>
             <w:r>
               <w:rPr>
                 <w:rFonts w:ascii="맑은 고딕" w:hAnsi="맑은 고딕" w:eastAsia="맑은 고딕"/>
                 <w:sz w:val="20"/>
               </w:rPr>
-              <w:t>7. AUTO_START 의 세 값을 들고 각각에 해당하는 자원의 예를 하나씩 쓰라.</w:t>
-            </w:r>
-          </w:p>
-          <w:p>
-            <w:pPr>
-              <w:spacing w:after="20"/>
-            </w:pPr>
+              <w:t xml:space="preserve"> 와 </w:t>
+            </w:r>
+            <w:r>
+              <w:rPr>
+                <w:rFonts w:ascii="Consolas" w:hAnsi="Consolas" w:eastAsia="Consolas" w:cs="Consolas"/>
+                <w:sz w:val="19"/>
+              </w:rPr>
+              <w:t xml:space="preserve">srvctl config</w:t>
+            </w:r>
             <w:r>
               <w:rPr>
                 <w:rFonts w:ascii="맑은 고딕" w:hAnsi="맑은 고딕" w:eastAsia="맑은 고딕"/>
                 <w:sz w:val="20"/>
               </w:rPr>
-              <w:t>8. `ora.rac1.vip` 의 RESTART_ATTEMPTS 가 0 인 이유는 무엇인가.</w:t>
+              <w:t xml:space="preserve"> 의 차이는 무엇이며 왜 둘을 함께 봐야 하는가.</w:t>
             </w:r>
           </w:p>
           <w:p>
@@ -8202,19 +10690,21 @@
                 <w:rFonts w:ascii="맑은 고딕" w:hAnsi="맑은 고딕" w:eastAsia="맑은 고딕"/>
                 <w:sz w:val="20"/>
               </w:rPr>
-              <w:t>9. 액션 스크립트가 응답해야 하는 네 인자와 각각의 반환값 규칙을 쓰라.</w:t>
-            </w:r>
-          </w:p>
-          <w:p>
-            <w:pPr>
-              <w:spacing w:after="20"/>
-            </w:pPr>
+              <w:t xml:space="preserve">4. </w:t>
+            </w:r>
+            <w:r>
+              <w:rPr>
+                <w:rFonts w:ascii="Consolas" w:hAnsi="Consolas" w:eastAsia="Consolas" w:cs="Consolas"/>
+                <w:sz w:val="19"/>
+              </w:rPr>
+              <w:t xml:space="preserve">crsctl stat res -t</w:t>
+            </w:r>
             <w:r>
               <w:rPr>
                 <w:rFonts w:ascii="맑은 고딕" w:hAnsi="맑은 고딕" w:eastAsia="맑은 고딕"/>
                 <w:sz w:val="20"/>
               </w:rPr>
-              <w:t>10. 사용자 자원의 장애 감지 지연은 무엇으로 결정되며 실측값은 얼마였는가.</w:t>
+              <w:t xml:space="preserve"> 의 Local Resources 와 Cluster Resources 는 어떻게 다른가. 왼쪽 번호는 무엇인가.</w:t>
             </w:r>
           </w:p>
           <w:p>
@@ -8226,7 +10716,135 @@
                 <w:rFonts w:ascii="맑은 고딕" w:hAnsi="맑은 고딕" w:eastAsia="맑은 고딕"/>
                 <w:sz w:val="20"/>
               </w:rPr>
-              <w:t>11. `RESTART_ATTEMPTS` 값을 보고 재시도 횟수를 단정하면 안 되는 이유는 무엇인가.</w:t>
+              <w:t xml:space="preserve">5. </w:t>
+            </w:r>
+            <w:r>
+              <w:rPr>
+                <w:rFonts w:ascii="Consolas" w:hAnsi="Consolas" w:eastAsia="Consolas" w:cs="Consolas"/>
+                <w:sz w:val="19"/>
+              </w:rPr>
+              <w:t xml:space="preserve">-init</w:t>
+            </w:r>
+            <w:r>
+              <w:rPr>
+                <w:rFonts w:ascii="맑은 고딕" w:hAnsi="맑은 고딕" w:eastAsia="맑은 고딕"/>
+                <w:sz w:val="20"/>
+              </w:rPr>
+              <w:t xml:space="preserve"> 목록이 실행한 노드의 것만 보여 주는 이유는 무엇인가.</w:t>
+            </w:r>
+          </w:p>
+          <w:p>
+            <w:pPr>
+              <w:spacing w:after="20"/>
+            </w:pPr>
+            <w:r>
+              <w:rPr>
+                <w:rFonts w:ascii="맑은 고딕" w:hAnsi="맑은 고딕" w:eastAsia="맑은 고딕"/>
+                <w:sz w:val="20"/>
+              </w:rPr>
+              <w:t xml:space="preserve">6. </w:t>
+            </w:r>
+            <w:r>
+              <w:rPr>
+                <w:rFonts w:ascii="Consolas" w:hAnsi="Consolas" w:eastAsia="Consolas" w:cs="Consolas"/>
+                <w:sz w:val="19"/>
+              </w:rPr>
+              <w:t xml:space="preserve">ora.asm</w:t>
+            </w:r>
+            <w:r>
+              <w:rPr>
+                <w:rFonts w:ascii="맑은 고딕" w:hAnsi="맑은 고딕" w:eastAsia="맑은 고딕"/>
+                <w:sz w:val="20"/>
+              </w:rPr>
+              <w:t xml:space="preserve"> 이 두 목록에 모두 나오는 이유를 설명하라.</w:t>
+            </w:r>
+          </w:p>
+          <w:p>
+            <w:pPr>
+              <w:spacing w:after="20"/>
+            </w:pPr>
+            <w:r>
+              <w:rPr>
+                <w:rFonts w:ascii="맑은 고딕" w:hAnsi="맑은 고딕" w:eastAsia="맑은 고딕"/>
+                <w:sz w:val="20"/>
+              </w:rPr>
+              <w:t>7. AUTO_START 의 세 값을 들고 각각에 해당하는 자원의 예를 하나씩 쓰라.</w:t>
+            </w:r>
+          </w:p>
+          <w:p>
+            <w:pPr>
+              <w:spacing w:after="20"/>
+            </w:pPr>
+            <w:r>
+              <w:rPr>
+                <w:rFonts w:ascii="맑은 고딕" w:hAnsi="맑은 고딕" w:eastAsia="맑은 고딕"/>
+                <w:sz w:val="20"/>
+              </w:rPr>
+              <w:t xml:space="preserve">8. </w:t>
+            </w:r>
+            <w:r>
+              <w:rPr>
+                <w:rFonts w:ascii="Consolas" w:hAnsi="Consolas" w:eastAsia="Consolas" w:cs="Consolas"/>
+                <w:sz w:val="19"/>
+              </w:rPr>
+              <w:t xml:space="preserve">ora.rac1.vip</w:t>
+            </w:r>
+            <w:r>
+              <w:rPr>
+                <w:rFonts w:ascii="맑은 고딕" w:hAnsi="맑은 고딕" w:eastAsia="맑은 고딕"/>
+                <w:sz w:val="20"/>
+              </w:rPr>
+              <w:t xml:space="preserve"> 의 RESTART_ATTEMPTS 가 0 인 이유는 무엇인가.</w:t>
+            </w:r>
+          </w:p>
+          <w:p>
+            <w:pPr>
+              <w:spacing w:after="20"/>
+            </w:pPr>
+            <w:r>
+              <w:rPr>
+                <w:rFonts w:ascii="맑은 고딕" w:hAnsi="맑은 고딕" w:eastAsia="맑은 고딕"/>
+                <w:sz w:val="20"/>
+              </w:rPr>
+              <w:t>9. 액션 스크립트가 응답해야 하는 네 인자와 각각의 반환값 규칙을 쓰라.</w:t>
+            </w:r>
+          </w:p>
+          <w:p>
+            <w:pPr>
+              <w:spacing w:after="20"/>
+            </w:pPr>
+            <w:r>
+              <w:rPr>
+                <w:rFonts w:ascii="맑은 고딕" w:hAnsi="맑은 고딕" w:eastAsia="맑은 고딕"/>
+                <w:sz w:val="20"/>
+              </w:rPr>
+              <w:t>10. 사용자 자원의 장애 감지 지연은 무엇으로 결정되며 실측값은 얼마였는가.</w:t>
+            </w:r>
+          </w:p>
+          <w:p>
+            <w:pPr>
+              <w:spacing w:after="20"/>
+            </w:pPr>
+            <w:r>
+              <w:rPr>
+                <w:rFonts w:ascii="맑은 고딕" w:hAnsi="맑은 고딕" w:eastAsia="맑은 고딕"/>
+                <w:sz w:val="20"/>
+              </w:rPr>
+              <w:t xml:space="preserve">11. </w:t>
+            </w:r>
+            <w:r>
+              <w:rPr>
+                <w:rFonts w:ascii="Consolas" w:hAnsi="Consolas" w:eastAsia="Consolas" w:cs="Consolas"/>
+                <w:sz w:val="19"/>
+              </w:rPr>
+              <w:t xml:space="preserve">RESTART_ATTEMPTS</w:t>
+            </w:r>
+            <w:r>
+              <w:rPr>
+                <w:rFonts w:ascii="맑은 고딕" w:hAnsi="맑은 고딕" w:eastAsia="맑은 고딕"/>
+                <w:sz w:val="20"/>
+              </w:rPr>
+              <w:t xml:space="preserve"> 값을 보고 재시도 횟수를 단정하면 안 되는 이유는 무엇인가.</w:t>
             </w:r>
           </w:p>
           <w:p>
@@ -8657,7 +11275,21 @@
           <w:rFonts w:ascii="맑은 고딕" w:hAnsi="맑은 고딕" w:eastAsia="맑은 고딕"/>
           <w:sz w:val="21"/>
         </w:rPr>
-        <w:t>실습 04 는 오류만 확인하는 것이므로 데이터베이스에 영향이 없다. `crsctl` 이 거부하기 때문이다.</w:t>
+        <w:t xml:space="preserve">실습 04 는 오류만 확인하는 것이므로 데이터베이스에 영향이 없다. </w:t>
+      </w:r>
+      <w:r>
+        <w:rPr>
+          <w:rFonts w:ascii="Consolas" w:hAnsi="Consolas" w:eastAsia="Consolas" w:cs="Consolas"/>
+          <w:sz w:val="20"/>
+        </w:rPr>
+        <w:t xml:space="preserve">crsctl</w:t>
+      </w:r>
+      <w:r>
+        <w:rPr>
+          <w:rFonts w:ascii="맑은 고딕" w:hAnsi="맑은 고딕" w:eastAsia="맑은 고딕"/>
+          <w:sz w:val="21"/>
+        </w:rPr>
+        <w:t xml:space="preserve"> 이 거부하기 때문이다.</w:t>
       </w:r>
     </w:p>
     <w:p>
@@ -8666,7 +11298,21 @@
           <w:rFonts w:ascii="맑은 고딕" w:hAnsi="맑은 고딕" w:eastAsia="맑은 고딕"/>
           <w:sz w:val="21"/>
         </w:rPr>
-        <w:t>모든 실습이 끝나면 일반 자원 17 개, `-init` 자원 13 개인 기준선으로 돌아와야 한다.</w:t>
+        <w:t xml:space="preserve">모든 실습이 끝나면 일반 자원 17 개, </w:t>
+      </w:r>
+      <w:r>
+        <w:rPr>
+          <w:rFonts w:ascii="Consolas" w:hAnsi="Consolas" w:eastAsia="Consolas" w:cs="Consolas"/>
+          <w:sz w:val="20"/>
+        </w:rPr>
+        <w:t xml:space="preserve">-init</w:t>
+      </w:r>
+      <w:r>
+        <w:rPr>
+          <w:rFonts w:ascii="맑은 고딕" w:hAnsi="맑은 고딕" w:eastAsia="맑은 고딕"/>
+          <w:sz w:val="21"/>
+        </w:rPr>
+        <w:t xml:space="preserve"> 자원 13 개인 기준선으로 돌아와야 한다.</w:t>
       </w:r>
     </w:p>
     <w:sectPr>
